--- a/Report/Task 10_CoinRemoval_Report.docx
+++ b/Report/Task 10_CoinRemoval_Report.docx
@@ -1,1483 +1,7 @@
 
 <file path=word/document.xml><?xml version="1.0" encoding="utf-8"?>
-<w:document xmlns:wpc="http://schemas.microsoft.com/office/word/2010/wordprocessingCanvas" xmlns:cx="http://schemas.microsoft.com/office/drawing/2014/chartex" xmlns:cx1="http://schemas.microsoft.com/office/drawing/2015/9/8/chartex" xmlns:cx2="http://schemas.microsoft.com/office/drawing/2015/10/21/chartex" xmlns:cx3="http://schemas.microsoft.com/office/drawing/2016/5/9/chartex" xmlns:cx4="http://schemas.microsoft.com/office/drawing/2016/5/10/chartex" xmlns:cx5="http://schemas.microsoft.com/office/drawing/2016/5/11/chartex" xmlns:cx6="http://schemas.microsoft.com/office/drawing/2016/5/12/chartex" xmlns:cx7="http://schemas.microsoft.com/office/drawing/2016/5/13/chartex" xmlns:cx8="http://schemas.microsoft.com/office/drawing/2016/5/14/chartex" xmlns:mc="http://schemas.openxmlformats.org/markup-compatibility/2006" xmlns:aink="http://schemas.microsoft.com/office/drawing/2016/ink" xmlns:am3d="http://schemas.microsoft.com/office/drawing/2017/model3d" xmlns:o="urn:schemas-microsoft-com:office:office" xmlns:oel="http://schemas.microsoft.com/office/2019/extlst" xmlns:r="http://schemas.openxmlformats.org/officeDocument/2006/relationships" xmlns:m="http://schemas.openxmlformats.org/officeDocument/2006/math" xmlns:v="urn:schemas-microsoft-com:vml" xmlns:wp14="http://schemas.microsoft.com/office/word/2010/wordprocessingDrawing" xmlns:wp="http://schemas.openxmlformats.org/drawingml/2006/wordprocessingDrawing" xmlns:w10="urn:schemas-microsoft-com:office:word" xmlns:w="http://schemas.openxmlformats.org/wordprocessingml/2006/main" xmlns:w14="http://schemas.microsoft.com/office/word/2010/wordml" xmlns:w15="http://schemas.microsoft.com/office/word/2012/wordml" xmlns:w16cex="http://schemas.microsoft.com/office/word/2018/wordml/cex" xmlns:w16cid="http://schemas.microsoft.com/office/word/2016/wordml/cid" xmlns:w16="http://schemas.microsoft.com/office/word/2018/wordml" xmlns:w16du="http://schemas.microsoft.com/office/word/2023/wordml/word16du" xmlns:w16sdtdh="http://schemas.microsoft.com/office/word/2020/wordml/sdtdatahash" xmlns:w16sdtfl="http://schemas.microsoft.com/office/word/2024/wordml/sdtformatlock" xmlns:w16se="http://schemas.microsoft.com/office/word/2015/wordml/symex" xmlns:wpg="http://schemas.microsoft.com/office/word/2010/wordprocessingGroup" xmlns:wpi="http://schemas.microsoft.com/office/word/2010/wordprocessingInk" xmlns:wne="http://schemas.microsoft.com/office/word/2006/wordml" xmlns:wps="http://schemas.microsoft.com/office/word/2010/wordprocessingShape" mc:Ignorable="w14 w15 w16se w16cid w16 w16cex w16sdtdh w16sdtfl w16du wp14">
+<w:document xmlns:wpc="http://schemas.microsoft.com/office/word/2010/wordprocessingCanvas" xmlns:cx="http://schemas.microsoft.com/office/drawing/2014/chartex" xmlns:cx1="http://schemas.microsoft.com/office/drawing/2015/9/8/chartex" xmlns:cx2="http://schemas.microsoft.com/office/drawing/2015/10/21/chartex" xmlns:cx3="http://schemas.microsoft.com/office/drawing/2016/5/9/chartex" xmlns:cx4="http://schemas.microsoft.com/office/drawing/2016/5/10/chartex" xmlns:cx5="http://schemas.microsoft.com/office/drawing/2016/5/11/chartex" xmlns:cx6="http://schemas.microsoft.com/office/drawing/2016/5/12/chartex" xmlns:cx7="http://schemas.microsoft.com/office/drawing/2016/5/13/chartex" xmlns:cx8="http://schemas.microsoft.com/office/drawing/2016/5/14/chartex" xmlns:mc="http://schemas.openxmlformats.org/markup-compatibility/2006" xmlns:aink="http://schemas.microsoft.com/office/drawing/2016/ink" xmlns:am3d="http://schemas.microsoft.com/office/drawing/2017/model3d" xmlns:o="urn:schemas-microsoft-com:office:office" xmlns:oel="http://schemas.microsoft.com/office/2019/extlst" xmlns:r="http://schemas.openxmlformats.org/officeDocument/2006/relationships" xmlns:m="http://schemas.openxmlformats.org/officeDocument/2006/math" xmlns:v="urn:schemas-microsoft-com:vml" xmlns:wp14="http://schemas.microsoft.com/office/word/2010/wordprocessingDrawing" xmlns:wp="http://schemas.openxmlformats.org/drawingml/2006/wordprocessingDrawing" xmlns:w10="urn:schemas-microsoft-com:office:word" xmlns:w="http://schemas.openxmlformats.org/wordprocessingml/2006/main" xmlns:w14="http://schemas.microsoft.com/office/word/2010/wordml" xmlns:w15="http://schemas.microsoft.com/office/word/2012/wordml" xmlns:w16cex="http://schemas.microsoft.com/office/word/2018/wordml/cex" xmlns:w16cid="http://schemas.microsoft.com/office/word/2016/wordml/cid" xmlns:w16="http://schemas.microsoft.com/office/word/2018/wordml" xmlns:w16du="http://schemas.microsoft.com/office/word/2023/wordml/word16du" xmlns:w16sdtdh="http://schemas.microsoft.com/office/word/2020/wordml/sdtdatahash" xmlns:w16se="http://schemas.microsoft.com/office/word/2015/wordml/symex" xmlns:wpg="http://schemas.microsoft.com/office/word/2010/wordprocessingGroup" xmlns:wpi="http://schemas.microsoft.com/office/word/2010/wordprocessingInk" xmlns:wne="http://schemas.microsoft.com/office/word/2006/wordml" xmlns:wps="http://schemas.microsoft.com/office/word/2010/wordprocessingShape" mc:Ignorable="w14 w15 w16se w16cid w16 w16cex w16sdtdh wp14">
   <w:body>
-    <w:p>
-      <w:pPr>
-        <w:pStyle w:val="Title"/>
-        <w:jc w:val="center"/>
-      </w:pPr>
-    </w:p>
-    <w:p>
-      <w:pPr>
-        <w:pStyle w:val="Title"/>
-        <w:jc w:val="center"/>
-      </w:pPr>
-      <w:r>
-        <w:t>Design and Analysis of Algorithms</w:t>
-      </w:r>
-    </w:p>
-    <w:p>
-      <w:pPr>
-        <w:pStyle w:val="Title"/>
-        <w:jc w:val="center"/>
-      </w:pPr>
-      <w:r>
-        <w:t>Task 10: The Coin Removal Problem</w:t>
-      </w:r>
-    </w:p>
-    <w:p/>
-    <w:p/>
-    <w:p/>
-    <w:p/>
-    <w:p/>
-    <w:p/>
-    <w:p/>
-    <w:p/>
-    <w:p/>
-    <w:p/>
-    <w:p/>
-    <w:p/>
-    <w:p/>
-    <w:p/>
-    <w:p/>
-    <w:p/>
-    <w:p/>
-    <w:p/>
-    <w:p/>
-    <w:p/>
-    <w:p/>
-    <w:p/>
-    <w:p/>
-    <w:p/>
-    <w:p/>
-    <w:sdt>
-      <w:sdtPr>
-        <w:rPr>
-          <w:rFonts w:asciiTheme="majorBidi" w:eastAsia="Calibri" w:hAnsiTheme="majorBidi" w:cs="Calibri"/>
-          <w:color w:val="auto"/>
-          <w:sz w:val="24"/>
-          <w:szCs w:val="22"/>
-          <w14:ligatures w14:val="standardContextual"/>
-        </w:rPr>
-        <w:id w:val="1106932642"/>
-        <w:docPartObj>
-          <w:docPartGallery w:val="Table of Contents"/>
-          <w:docPartUnique/>
-        </w:docPartObj>
-      </w:sdtPr>
-      <w:sdtEndPr>
-        <w:rPr>
-          <w:b/>
-          <w:bCs/>
-          <w:noProof/>
-        </w:rPr>
-      </w:sdtEndPr>
-      <w:sdtContent>
-        <w:p>
-          <w:pPr>
-            <w:pStyle w:val="TOCHeading"/>
-          </w:pPr>
-          <w:r>
-            <w:t>Table of Contents</w:t>
-          </w:r>
-        </w:p>
-        <w:p>
-          <w:pPr>
-            <w:pStyle w:val="TOC1"/>
-            <w:tabs>
-              <w:tab w:val="right" w:leader="dot" w:pos="9350"/>
-            </w:tabs>
-            <w:rPr>
-              <w:rFonts w:asciiTheme="minorHAnsi" w:eastAsiaTheme="minorEastAsia" w:hAnsiTheme="minorHAnsi" w:cstheme="minorBidi"/>
-              <w:noProof/>
-              <w:kern w:val="2"/>
-              <w:szCs w:val="24"/>
-            </w:rPr>
-          </w:pPr>
-          <w:r>
-            <w:fldChar w:fldCharType="begin"/>
-          </w:r>
-          <w:r>
-            <w:instrText xml:space="preserve"> TOC \o "1-3" \h \z \u </w:instrText>
-          </w:r>
-          <w:r>
-            <w:fldChar w:fldCharType="separate"/>
-          </w:r>
-          <w:hyperlink w:anchor="_Toc228917508" w:history="1">
-            <w:r>
-              <w:rPr>
-                <w:rStyle w:val="Hyperlink"/>
-                <w:rFonts w:cs="Times New Roman"/>
-                <w:noProof/>
-              </w:rPr>
-              <w:t>1.</w:t>
-            </w:r>
-            <w:r>
-              <w:rPr>
-                <w:rFonts w:asciiTheme="minorHAnsi" w:eastAsiaTheme="minorEastAsia" w:hAnsiTheme="minorHAnsi" w:cstheme="minorBidi"/>
-                <w:noProof/>
-                <w:kern w:val="2"/>
-                <w:szCs w:val="24"/>
-              </w:rPr>
-              <w:tab/>
-            </w:r>
-            <w:r>
-              <w:rPr>
-                <w:rStyle w:val="Hyperlink"/>
-                <w:noProof/>
-              </w:rPr>
-              <w:t>Problem Description</w:t>
-            </w:r>
-            <w:r>
-              <w:rPr>
-                <w:noProof/>
-                <w:webHidden/>
-              </w:rPr>
-              <w:tab/>
-            </w:r>
-            <w:r>
-              <w:rPr>
-                <w:noProof/>
-                <w:webHidden/>
-              </w:rPr>
-              <w:fldChar w:fldCharType="begin"/>
-            </w:r>
-            <w:r>
-              <w:rPr>
-                <w:noProof/>
-                <w:webHidden/>
-              </w:rPr>
-              <w:instrText xml:space="preserve"> PAGEREF _Toc228917508 \h </w:instrText>
-            </w:r>
-            <w:r>
-              <w:rPr>
-                <w:noProof/>
-                <w:webHidden/>
-              </w:rPr>
-            </w:r>
-            <w:r>
-              <w:rPr>
-                <w:noProof/>
-                <w:webHidden/>
-              </w:rPr>
-              <w:fldChar w:fldCharType="separate"/>
-            </w:r>
-            <w:r>
-              <w:rPr>
-                <w:noProof/>
-                <w:webHidden/>
-              </w:rPr>
-              <w:t>2</w:t>
-            </w:r>
-            <w:r>
-              <w:rPr>
-                <w:noProof/>
-                <w:webHidden/>
-              </w:rPr>
-              <w:fldChar w:fldCharType="end"/>
-            </w:r>
-          </w:hyperlink>
-        </w:p>
-        <w:p>
-          <w:pPr>
-            <w:pStyle w:val="TOC1"/>
-            <w:tabs>
-              <w:tab w:val="right" w:leader="dot" w:pos="9350"/>
-            </w:tabs>
-            <w:rPr>
-              <w:rFonts w:asciiTheme="minorHAnsi" w:eastAsiaTheme="minorEastAsia" w:hAnsiTheme="minorHAnsi" w:cstheme="minorBidi"/>
-              <w:noProof/>
-              <w:kern w:val="2"/>
-              <w:szCs w:val="24"/>
-            </w:rPr>
-          </w:pPr>
-          <w:hyperlink w:anchor="_Toc228917509" w:history="1">
-            <w:r>
-              <w:rPr>
-                <w:rStyle w:val="Hyperlink"/>
-                <w:noProof/>
-              </w:rPr>
-              <w:t>2.</w:t>
-            </w:r>
-            <w:r>
-              <w:rPr>
-                <w:rFonts w:asciiTheme="minorHAnsi" w:eastAsiaTheme="minorEastAsia" w:hAnsiTheme="minorHAnsi" w:cstheme="minorBidi"/>
-                <w:noProof/>
-                <w:kern w:val="2"/>
-                <w:szCs w:val="24"/>
-              </w:rPr>
-              <w:tab/>
-            </w:r>
-            <w:r>
-              <w:rPr>
-                <w:rStyle w:val="Hyperlink"/>
-                <w:noProof/>
-              </w:rPr>
-              <w:t>Underlying Assumptions</w:t>
-            </w:r>
-            <w:r>
-              <w:rPr>
-                <w:noProof/>
-                <w:webHidden/>
-              </w:rPr>
-              <w:tab/>
-            </w:r>
-            <w:r>
-              <w:rPr>
-                <w:noProof/>
-                <w:webHidden/>
-              </w:rPr>
-              <w:fldChar w:fldCharType="begin"/>
-            </w:r>
-            <w:r>
-              <w:rPr>
-                <w:noProof/>
-                <w:webHidden/>
-              </w:rPr>
-              <w:instrText xml:space="preserve"> PAGEREF _Toc228917509 \h </w:instrText>
-            </w:r>
-            <w:r>
-              <w:rPr>
-                <w:noProof/>
-                <w:webHidden/>
-              </w:rPr>
-            </w:r>
-            <w:r>
-              <w:rPr>
-                <w:noProof/>
-                <w:webHidden/>
-              </w:rPr>
-              <w:fldChar w:fldCharType="separate"/>
-            </w:r>
-            <w:r>
-              <w:rPr>
-                <w:noProof/>
-                <w:webHidden/>
-              </w:rPr>
-              <w:t>2</w:t>
-            </w:r>
-            <w:r>
-              <w:rPr>
-                <w:noProof/>
-                <w:webHidden/>
-              </w:rPr>
-              <w:fldChar w:fldCharType="end"/>
-            </w:r>
-          </w:hyperlink>
-        </w:p>
-        <w:p>
-          <w:pPr>
-            <w:pStyle w:val="TOC1"/>
-            <w:tabs>
-              <w:tab w:val="right" w:leader="dot" w:pos="9350"/>
-            </w:tabs>
-            <w:rPr>
-              <w:rFonts w:asciiTheme="minorHAnsi" w:eastAsiaTheme="minorEastAsia" w:hAnsiTheme="minorHAnsi" w:cstheme="minorBidi"/>
-              <w:noProof/>
-              <w:kern w:val="2"/>
-              <w:szCs w:val="24"/>
-            </w:rPr>
-          </w:pPr>
-          <w:hyperlink w:anchor="_Toc228917510" w:history="1">
-            <w:r>
-              <w:rPr>
-                <w:rStyle w:val="Hyperlink"/>
-                <w:noProof/>
-              </w:rPr>
-              <w:t>3.</w:t>
-            </w:r>
-            <w:r>
-              <w:rPr>
-                <w:rFonts w:asciiTheme="minorHAnsi" w:eastAsiaTheme="minorEastAsia" w:hAnsiTheme="minorHAnsi" w:cstheme="minorBidi"/>
-                <w:noProof/>
-                <w:kern w:val="2"/>
-                <w:szCs w:val="24"/>
-              </w:rPr>
-              <w:tab/>
-            </w:r>
-            <w:r>
-              <w:rPr>
-                <w:rStyle w:val="Hyperlink"/>
-                <w:noProof/>
-              </w:rPr>
-              <w:t>Algorithm Design</w:t>
-            </w:r>
-            <w:r>
-              <w:rPr>
-                <w:noProof/>
-                <w:webHidden/>
-              </w:rPr>
-              <w:tab/>
-            </w:r>
-            <w:r>
-              <w:rPr>
-                <w:noProof/>
-                <w:webHidden/>
-              </w:rPr>
-              <w:fldChar w:fldCharType="begin"/>
-            </w:r>
-            <w:r>
-              <w:rPr>
-                <w:noProof/>
-                <w:webHidden/>
-              </w:rPr>
-              <w:instrText xml:space="preserve"> PAGEREF _Toc228917510 \h </w:instrText>
-            </w:r>
-            <w:r>
-              <w:rPr>
-                <w:noProof/>
-                <w:webHidden/>
-              </w:rPr>
-            </w:r>
-            <w:r>
-              <w:rPr>
-                <w:noProof/>
-                <w:webHidden/>
-              </w:rPr>
-              <w:fldChar w:fldCharType="separate"/>
-            </w:r>
-            <w:r>
-              <w:rPr>
-                <w:noProof/>
-                <w:webHidden/>
-              </w:rPr>
-              <w:t>3</w:t>
-            </w:r>
-            <w:r>
-              <w:rPr>
-                <w:noProof/>
-                <w:webHidden/>
-              </w:rPr>
-              <w:fldChar w:fldCharType="end"/>
-            </w:r>
-          </w:hyperlink>
-        </w:p>
-        <w:p>
-          <w:pPr>
-            <w:pStyle w:val="TOC1"/>
-            <w:tabs>
-              <w:tab w:val="right" w:leader="dot" w:pos="9350"/>
-            </w:tabs>
-            <w:rPr>
-              <w:rFonts w:asciiTheme="minorHAnsi" w:eastAsiaTheme="minorEastAsia" w:hAnsiTheme="minorHAnsi" w:cstheme="minorBidi"/>
-              <w:noProof/>
-              <w:kern w:val="2"/>
-              <w:szCs w:val="24"/>
-            </w:rPr>
-          </w:pPr>
-          <w:hyperlink w:anchor="_Toc228917511" w:history="1">
-            <w:r>
-              <w:rPr>
-                <w:rStyle w:val="Hyperlink"/>
-                <w:noProof/>
-              </w:rPr>
-              <w:t>4.</w:t>
-            </w:r>
-            <w:r>
-              <w:rPr>
-                <w:rFonts w:asciiTheme="minorHAnsi" w:eastAsiaTheme="minorEastAsia" w:hAnsiTheme="minorHAnsi" w:cstheme="minorBidi"/>
-                <w:noProof/>
-                <w:kern w:val="2"/>
-                <w:szCs w:val="24"/>
-              </w:rPr>
-              <w:tab/>
-            </w:r>
-            <w:r>
-              <w:rPr>
-                <w:rStyle w:val="Hyperlink"/>
-                <w:noProof/>
-              </w:rPr>
-              <w:t>Correctness &amp; Case Coverage</w:t>
-            </w:r>
-            <w:r>
-              <w:rPr>
-                <w:noProof/>
-                <w:webHidden/>
-              </w:rPr>
-              <w:tab/>
-            </w:r>
-            <w:r>
-              <w:rPr>
-                <w:noProof/>
-                <w:webHidden/>
-              </w:rPr>
-              <w:fldChar w:fldCharType="begin"/>
-            </w:r>
-            <w:r>
-              <w:rPr>
-                <w:noProof/>
-                <w:webHidden/>
-              </w:rPr>
-              <w:instrText xml:space="preserve"> PAGEREF _Toc228917511 \h </w:instrText>
-            </w:r>
-            <w:r>
-              <w:rPr>
-                <w:noProof/>
-                <w:webHidden/>
-              </w:rPr>
-            </w:r>
-            <w:r>
-              <w:rPr>
-                <w:noProof/>
-                <w:webHidden/>
-              </w:rPr>
-              <w:fldChar w:fldCharType="separate"/>
-            </w:r>
-            <w:r>
-              <w:rPr>
-                <w:noProof/>
-                <w:webHidden/>
-              </w:rPr>
-              <w:t>7</w:t>
-            </w:r>
-            <w:r>
-              <w:rPr>
-                <w:noProof/>
-                <w:webHidden/>
-              </w:rPr>
-              <w:fldChar w:fldCharType="end"/>
-            </w:r>
-          </w:hyperlink>
-        </w:p>
-        <w:p>
-          <w:pPr>
-            <w:pStyle w:val="TOC1"/>
-            <w:tabs>
-              <w:tab w:val="right" w:leader="dot" w:pos="9350"/>
-            </w:tabs>
-            <w:rPr>
-              <w:rFonts w:asciiTheme="minorHAnsi" w:eastAsiaTheme="minorEastAsia" w:hAnsiTheme="minorHAnsi" w:cstheme="minorBidi"/>
-              <w:noProof/>
-              <w:kern w:val="2"/>
-              <w:szCs w:val="24"/>
-            </w:rPr>
-          </w:pPr>
-          <w:hyperlink w:anchor="_Toc228917512" w:history="1">
-            <w:r>
-              <w:rPr>
-                <w:rStyle w:val="Hyperlink"/>
-                <w:noProof/>
-              </w:rPr>
-              <w:t>5.</w:t>
-            </w:r>
-            <w:r>
-              <w:rPr>
-                <w:rFonts w:asciiTheme="minorHAnsi" w:eastAsiaTheme="minorEastAsia" w:hAnsiTheme="minorHAnsi" w:cstheme="minorBidi"/>
-                <w:noProof/>
-                <w:kern w:val="2"/>
-                <w:szCs w:val="24"/>
-              </w:rPr>
-              <w:tab/>
-            </w:r>
-            <w:r>
-              <w:rPr>
-                <w:rStyle w:val="Hyperlink"/>
-                <w:noProof/>
-              </w:rPr>
-              <w:t>Complexity Analysis</w:t>
-            </w:r>
-            <w:r>
-              <w:rPr>
-                <w:noProof/>
-                <w:webHidden/>
-              </w:rPr>
-              <w:tab/>
-            </w:r>
-            <w:r>
-              <w:rPr>
-                <w:noProof/>
-                <w:webHidden/>
-              </w:rPr>
-              <w:fldChar w:fldCharType="begin"/>
-            </w:r>
-            <w:r>
-              <w:rPr>
-                <w:noProof/>
-                <w:webHidden/>
-              </w:rPr>
-              <w:instrText xml:space="preserve"> PAGEREF _Toc228917512 \h </w:instrText>
-            </w:r>
-            <w:r>
-              <w:rPr>
-                <w:noProof/>
-                <w:webHidden/>
-              </w:rPr>
-            </w:r>
-            <w:r>
-              <w:rPr>
-                <w:noProof/>
-                <w:webHidden/>
-              </w:rPr>
-              <w:fldChar w:fldCharType="separate"/>
-            </w:r>
-            <w:r>
-              <w:rPr>
-                <w:noProof/>
-                <w:webHidden/>
-              </w:rPr>
-              <w:t>8</w:t>
-            </w:r>
-            <w:r>
-              <w:rPr>
-                <w:noProof/>
-                <w:webHidden/>
-              </w:rPr>
-              <w:fldChar w:fldCharType="end"/>
-            </w:r>
-          </w:hyperlink>
-        </w:p>
-        <w:p>
-          <w:pPr>
-            <w:pStyle w:val="TOC1"/>
-            <w:tabs>
-              <w:tab w:val="right" w:leader="dot" w:pos="9350"/>
-            </w:tabs>
-            <w:rPr>
-              <w:rFonts w:asciiTheme="minorHAnsi" w:eastAsiaTheme="minorEastAsia" w:hAnsiTheme="minorHAnsi" w:cstheme="minorBidi"/>
-              <w:noProof/>
-              <w:kern w:val="2"/>
-              <w:szCs w:val="24"/>
-            </w:rPr>
-          </w:pPr>
-          <w:hyperlink w:anchor="_Toc228917513" w:history="1">
-            <w:r>
-              <w:rPr>
-                <w:rStyle w:val="Hyperlink"/>
-                <w:noProof/>
-              </w:rPr>
-              <w:t>6.</w:t>
-            </w:r>
-            <w:r>
-              <w:rPr>
-                <w:rFonts w:asciiTheme="minorHAnsi" w:eastAsiaTheme="minorEastAsia" w:hAnsiTheme="minorHAnsi" w:cstheme="minorBidi"/>
-                <w:noProof/>
-                <w:kern w:val="2"/>
-                <w:szCs w:val="24"/>
-              </w:rPr>
-              <w:tab/>
-            </w:r>
-            <w:r>
-              <w:rPr>
-                <w:rStyle w:val="Hyperlink"/>
-                <w:noProof/>
-              </w:rPr>
-              <w:t>Algorithms Comparative Analysis</w:t>
-            </w:r>
-            <w:r>
-              <w:rPr>
-                <w:noProof/>
-                <w:webHidden/>
-              </w:rPr>
-              <w:tab/>
-            </w:r>
-            <w:r>
-              <w:rPr>
-                <w:noProof/>
-                <w:webHidden/>
-              </w:rPr>
-              <w:fldChar w:fldCharType="begin"/>
-            </w:r>
-            <w:r>
-              <w:rPr>
-                <w:noProof/>
-                <w:webHidden/>
-              </w:rPr>
-              <w:instrText xml:space="preserve"> PAGEREF _Toc228917513 \h </w:instrText>
-            </w:r>
-            <w:r>
-              <w:rPr>
-                <w:noProof/>
-                <w:webHidden/>
-              </w:rPr>
-            </w:r>
-            <w:r>
-              <w:rPr>
-                <w:noProof/>
-                <w:webHidden/>
-              </w:rPr>
-              <w:fldChar w:fldCharType="separate"/>
-            </w:r>
-            <w:r>
-              <w:rPr>
-                <w:noProof/>
-                <w:webHidden/>
-              </w:rPr>
-              <w:t>8</w:t>
-            </w:r>
-            <w:r>
-              <w:rPr>
-                <w:noProof/>
-                <w:webHidden/>
-              </w:rPr>
-              <w:fldChar w:fldCharType="end"/>
-            </w:r>
-          </w:hyperlink>
-        </w:p>
-        <w:p>
-          <w:pPr>
-            <w:pStyle w:val="TOC1"/>
-            <w:tabs>
-              <w:tab w:val="right" w:leader="dot" w:pos="9350"/>
-            </w:tabs>
-            <w:rPr>
-              <w:rFonts w:asciiTheme="minorHAnsi" w:eastAsiaTheme="minorEastAsia" w:hAnsiTheme="minorHAnsi" w:cstheme="minorBidi"/>
-              <w:noProof/>
-              <w:kern w:val="2"/>
-              <w:szCs w:val="24"/>
-            </w:rPr>
-          </w:pPr>
-          <w:hyperlink w:anchor="_Toc228917514" w:history="1">
-            <w:r>
-              <w:rPr>
-                <w:rStyle w:val="Hyperlink"/>
-                <w:noProof/>
-              </w:rPr>
-              <w:t>7.</w:t>
-            </w:r>
-            <w:r>
-              <w:rPr>
-                <w:rFonts w:asciiTheme="minorHAnsi" w:eastAsiaTheme="minorEastAsia" w:hAnsiTheme="minorHAnsi" w:cstheme="minorBidi"/>
-                <w:noProof/>
-                <w:kern w:val="2"/>
-                <w:szCs w:val="24"/>
-              </w:rPr>
-              <w:tab/>
-            </w:r>
-            <w:r>
-              <w:rPr>
-                <w:rStyle w:val="Hyperlink"/>
-                <w:noProof/>
-              </w:rPr>
-              <w:t>Sample Outputs and Explanation</w:t>
-            </w:r>
-            <w:r>
-              <w:rPr>
-                <w:noProof/>
-                <w:webHidden/>
-              </w:rPr>
-              <w:tab/>
-            </w:r>
-            <w:r>
-              <w:rPr>
-                <w:noProof/>
-                <w:webHidden/>
-              </w:rPr>
-              <w:fldChar w:fldCharType="begin"/>
-            </w:r>
-            <w:r>
-              <w:rPr>
-                <w:noProof/>
-                <w:webHidden/>
-              </w:rPr>
-              <w:instrText xml:space="preserve"> PAGEREF _Toc228917514 \h </w:instrText>
-            </w:r>
-            <w:r>
-              <w:rPr>
-                <w:noProof/>
-                <w:webHidden/>
-              </w:rPr>
-            </w:r>
-            <w:r>
-              <w:rPr>
-                <w:noProof/>
-                <w:webHidden/>
-              </w:rPr>
-              <w:fldChar w:fldCharType="separate"/>
-            </w:r>
-            <w:r>
-              <w:rPr>
-                <w:noProof/>
-                <w:webHidden/>
-              </w:rPr>
-              <w:t>10</w:t>
-            </w:r>
-            <w:r>
-              <w:rPr>
-                <w:noProof/>
-                <w:webHidden/>
-              </w:rPr>
-              <w:fldChar w:fldCharType="end"/>
-            </w:r>
-          </w:hyperlink>
-        </w:p>
-        <w:p>
-          <w:pPr>
-            <w:pStyle w:val="TOC1"/>
-            <w:tabs>
-              <w:tab w:val="right" w:leader="dot" w:pos="9350"/>
-            </w:tabs>
-            <w:rPr>
-              <w:rFonts w:asciiTheme="minorHAnsi" w:eastAsiaTheme="minorEastAsia" w:hAnsiTheme="minorHAnsi" w:cstheme="minorBidi"/>
-              <w:noProof/>
-              <w:kern w:val="2"/>
-              <w:szCs w:val="24"/>
-            </w:rPr>
-          </w:pPr>
-          <w:hyperlink w:anchor="_Toc228917515" w:history="1">
-            <w:r>
-              <w:rPr>
-                <w:rStyle w:val="Hyperlink"/>
-                <w:noProof/>
-              </w:rPr>
-              <w:t>8.</w:t>
-            </w:r>
-            <w:r>
-              <w:rPr>
-                <w:rFonts w:asciiTheme="minorHAnsi" w:eastAsiaTheme="minorEastAsia" w:hAnsiTheme="minorHAnsi" w:cstheme="minorBidi"/>
-                <w:noProof/>
-                <w:kern w:val="2"/>
-                <w:szCs w:val="24"/>
-              </w:rPr>
-              <w:tab/>
-            </w:r>
-            <w:r>
-              <w:rPr>
-                <w:rStyle w:val="Hyperlink"/>
-                <w:noProof/>
-              </w:rPr>
-              <w:t>Approach Downsides</w:t>
-            </w:r>
-            <w:r>
-              <w:rPr>
-                <w:noProof/>
-                <w:webHidden/>
-              </w:rPr>
-              <w:tab/>
-            </w:r>
-            <w:r>
-              <w:rPr>
-                <w:noProof/>
-                <w:webHidden/>
-              </w:rPr>
-              <w:fldChar w:fldCharType="begin"/>
-            </w:r>
-            <w:r>
-              <w:rPr>
-                <w:noProof/>
-                <w:webHidden/>
-              </w:rPr>
-              <w:instrText xml:space="preserve"> PAGEREF _Toc228917515 \h </w:instrText>
-            </w:r>
-            <w:r>
-              <w:rPr>
-                <w:noProof/>
-                <w:webHidden/>
-              </w:rPr>
-            </w:r>
-            <w:r>
-              <w:rPr>
-                <w:noProof/>
-                <w:webHidden/>
-              </w:rPr>
-              <w:fldChar w:fldCharType="separate"/>
-            </w:r>
-            <w:r>
-              <w:rPr>
-                <w:noProof/>
-                <w:webHidden/>
-              </w:rPr>
-              <w:t>11</w:t>
-            </w:r>
-            <w:r>
-              <w:rPr>
-                <w:noProof/>
-                <w:webHidden/>
-              </w:rPr>
-              <w:fldChar w:fldCharType="end"/>
-            </w:r>
-          </w:hyperlink>
-        </w:p>
-        <w:p>
-          <w:pPr>
-            <w:pStyle w:val="TOC1"/>
-            <w:tabs>
-              <w:tab w:val="right" w:leader="dot" w:pos="9350"/>
-            </w:tabs>
-            <w:rPr>
-              <w:rFonts w:asciiTheme="minorHAnsi" w:eastAsiaTheme="minorEastAsia" w:hAnsiTheme="minorHAnsi" w:cstheme="minorBidi"/>
-              <w:noProof/>
-              <w:kern w:val="2"/>
-              <w:szCs w:val="24"/>
-            </w:rPr>
-          </w:pPr>
-          <w:hyperlink w:anchor="_Toc228917516" w:history="1">
-            <w:r>
-              <w:rPr>
-                <w:rStyle w:val="Hyperlink"/>
-                <w:noProof/>
-              </w:rPr>
-              <w:t>9.</w:t>
-            </w:r>
-            <w:r>
-              <w:rPr>
-                <w:rFonts w:asciiTheme="minorHAnsi" w:eastAsiaTheme="minorEastAsia" w:hAnsiTheme="minorHAnsi" w:cstheme="minorBidi"/>
-                <w:noProof/>
-                <w:kern w:val="2"/>
-                <w:szCs w:val="24"/>
-              </w:rPr>
-              <w:tab/>
-            </w:r>
-            <w:r>
-              <w:rPr>
-                <w:rStyle w:val="Hyperlink"/>
-                <w:noProof/>
-              </w:rPr>
-              <w:t>Improvements</w:t>
-            </w:r>
-            <w:r>
-              <w:rPr>
-                <w:noProof/>
-                <w:webHidden/>
-              </w:rPr>
-              <w:tab/>
-            </w:r>
-            <w:r>
-              <w:rPr>
-                <w:noProof/>
-                <w:webHidden/>
-              </w:rPr>
-              <w:fldChar w:fldCharType="begin"/>
-            </w:r>
-            <w:r>
-              <w:rPr>
-                <w:noProof/>
-                <w:webHidden/>
-              </w:rPr>
-              <w:instrText xml:space="preserve"> PAGEREF _Toc228917516 \h </w:instrText>
-            </w:r>
-            <w:r>
-              <w:rPr>
-                <w:noProof/>
-                <w:webHidden/>
-              </w:rPr>
-            </w:r>
-            <w:r>
-              <w:rPr>
-                <w:noProof/>
-                <w:webHidden/>
-              </w:rPr>
-              <w:fldChar w:fldCharType="separate"/>
-            </w:r>
-            <w:r>
-              <w:rPr>
-                <w:noProof/>
-                <w:webHidden/>
-              </w:rPr>
-              <w:t>12</w:t>
-            </w:r>
-            <w:r>
-              <w:rPr>
-                <w:noProof/>
-                <w:webHidden/>
-              </w:rPr>
-              <w:fldChar w:fldCharType="end"/>
-            </w:r>
-          </w:hyperlink>
-        </w:p>
-        <w:p>
-          <w:pPr>
-            <w:pStyle w:val="TOC1"/>
-            <w:tabs>
-              <w:tab w:val="right" w:leader="dot" w:pos="9350"/>
-            </w:tabs>
-            <w:rPr>
-              <w:rFonts w:asciiTheme="minorHAnsi" w:eastAsiaTheme="minorEastAsia" w:hAnsiTheme="minorHAnsi" w:cstheme="minorBidi"/>
-              <w:noProof/>
-              <w:kern w:val="2"/>
-              <w:szCs w:val="24"/>
-            </w:rPr>
-          </w:pPr>
-          <w:hyperlink w:anchor="_Toc228917517" w:history="1">
-            <w:r>
-              <w:rPr>
-                <w:rStyle w:val="Hyperlink"/>
-                <w:noProof/>
-              </w:rPr>
-              <w:t>10.</w:t>
-            </w:r>
-            <w:r>
-              <w:rPr>
-                <w:rFonts w:asciiTheme="minorHAnsi" w:eastAsiaTheme="minorEastAsia" w:hAnsiTheme="minorHAnsi" w:cstheme="minorBidi"/>
-                <w:noProof/>
-                <w:kern w:val="2"/>
-                <w:szCs w:val="24"/>
-              </w:rPr>
-              <w:tab/>
-            </w:r>
-            <w:r>
-              <w:rPr>
-                <w:rStyle w:val="Hyperlink"/>
-                <w:noProof/>
-              </w:rPr>
-              <w:t>Conclusion</w:t>
-            </w:r>
-            <w:r>
-              <w:rPr>
-                <w:noProof/>
-                <w:webHidden/>
-              </w:rPr>
-              <w:tab/>
-            </w:r>
-            <w:r>
-              <w:rPr>
-                <w:noProof/>
-                <w:webHidden/>
-              </w:rPr>
-              <w:fldChar w:fldCharType="begin"/>
-            </w:r>
-            <w:r>
-              <w:rPr>
-                <w:noProof/>
-                <w:webHidden/>
-              </w:rPr>
-              <w:instrText xml:space="preserve"> PAGEREF _Toc228917517 \h </w:instrText>
-            </w:r>
-            <w:r>
-              <w:rPr>
-                <w:noProof/>
-                <w:webHidden/>
-              </w:rPr>
-            </w:r>
-            <w:r>
-              <w:rPr>
-                <w:noProof/>
-                <w:webHidden/>
-              </w:rPr>
-              <w:fldChar w:fldCharType="separate"/>
-            </w:r>
-            <w:r>
-              <w:rPr>
-                <w:noProof/>
-                <w:webHidden/>
-              </w:rPr>
-              <w:t>12</w:t>
-            </w:r>
-            <w:r>
-              <w:rPr>
-                <w:noProof/>
-                <w:webHidden/>
-              </w:rPr>
-              <w:fldChar w:fldCharType="end"/>
-            </w:r>
-          </w:hyperlink>
-        </w:p>
-        <w:p>
-          <w:pPr>
-            <w:pStyle w:val="TOC1"/>
-            <w:tabs>
-              <w:tab w:val="right" w:leader="dot" w:pos="9350"/>
-            </w:tabs>
-            <w:rPr>
-              <w:rFonts w:asciiTheme="minorHAnsi" w:eastAsiaTheme="minorEastAsia" w:hAnsiTheme="minorHAnsi" w:cstheme="minorBidi"/>
-              <w:noProof/>
-              <w:kern w:val="2"/>
-              <w:szCs w:val="24"/>
-            </w:rPr>
-          </w:pPr>
-          <w:hyperlink w:anchor="_Toc228917518" w:history="1">
-            <w:r>
-              <w:rPr>
-                <w:rStyle w:val="Hyperlink"/>
-                <w:noProof/>
-              </w:rPr>
-              <w:t>11.</w:t>
-            </w:r>
-            <w:r>
-              <w:rPr>
-                <w:rFonts w:asciiTheme="minorHAnsi" w:eastAsiaTheme="minorEastAsia" w:hAnsiTheme="minorHAnsi" w:cstheme="minorBidi"/>
-                <w:noProof/>
-                <w:kern w:val="2"/>
-                <w:szCs w:val="24"/>
-              </w:rPr>
-              <w:tab/>
-            </w:r>
-            <w:r>
-              <w:rPr>
-                <w:rStyle w:val="Hyperlink"/>
-                <w:noProof/>
-              </w:rPr>
-              <w:t>References</w:t>
-            </w:r>
-            <w:r>
-              <w:rPr>
-                <w:noProof/>
-                <w:webHidden/>
-              </w:rPr>
-              <w:tab/>
-            </w:r>
-            <w:r>
-              <w:rPr>
-                <w:noProof/>
-                <w:webHidden/>
-              </w:rPr>
-              <w:fldChar w:fldCharType="begin"/>
-            </w:r>
-            <w:r>
-              <w:rPr>
-                <w:noProof/>
-                <w:webHidden/>
-              </w:rPr>
-              <w:instrText xml:space="preserve"> PAGEREF _Toc228917518 \h </w:instrText>
-            </w:r>
-            <w:r>
-              <w:rPr>
-                <w:noProof/>
-                <w:webHidden/>
-              </w:rPr>
-            </w:r>
-            <w:r>
-              <w:rPr>
-                <w:noProof/>
-                <w:webHidden/>
-              </w:rPr>
-              <w:fldChar w:fldCharType="separate"/>
-            </w:r>
-            <w:r>
-              <w:rPr>
-                <w:noProof/>
-                <w:webHidden/>
-              </w:rPr>
-              <w:t>12</w:t>
-            </w:r>
-            <w:r>
-              <w:rPr>
-                <w:noProof/>
-                <w:webHidden/>
-              </w:rPr>
-              <w:fldChar w:fldCharType="end"/>
-            </w:r>
-          </w:hyperlink>
-        </w:p>
-        <w:p>
-          <w:r>
-            <w:rPr>
-              <w:b/>
-              <w:bCs/>
-              <w:noProof/>
-            </w:rPr>
-            <w:fldChar w:fldCharType="end"/>
-          </w:r>
-        </w:p>
-      </w:sdtContent>
-    </w:sdt>
-    <w:p>
-      <w:pPr>
-        <w:pStyle w:val="TableofFigures"/>
-        <w:tabs>
-          <w:tab w:val="right" w:leader="dot" w:pos="9350"/>
-        </w:tabs>
-        <w:rPr>
-          <w:rFonts w:asciiTheme="minorHAnsi" w:eastAsiaTheme="minorEastAsia" w:hAnsiTheme="minorHAnsi" w:cstheme="minorBidi"/>
-          <w:noProof/>
-          <w:kern w:val="2"/>
-          <w:szCs w:val="24"/>
-        </w:rPr>
-      </w:pPr>
-      <w:r>
-        <w:fldChar w:fldCharType="begin"/>
-      </w:r>
-      <w:r>
-        <w:instrText xml:space="preserve"> TOC \h \z \c "Figure" </w:instrText>
-      </w:r>
-      <w:r>
-        <w:fldChar w:fldCharType="separate"/>
-      </w:r>
-      <w:hyperlink w:anchor="_Toc228917519" w:history="1">
-        <w:r>
-          <w:rPr>
-            <w:rStyle w:val="Hyperlink"/>
-            <w:noProof/>
-          </w:rPr>
-          <w:t>Figure 1 Main function</w:t>
-        </w:r>
-        <w:r>
-          <w:rPr>
-            <w:noProof/>
-            <w:webHidden/>
-          </w:rPr>
-          <w:tab/>
-        </w:r>
-        <w:r>
-          <w:rPr>
-            <w:noProof/>
-            <w:webHidden/>
-          </w:rPr>
-          <w:fldChar w:fldCharType="begin"/>
-        </w:r>
-        <w:r>
-          <w:rPr>
-            <w:noProof/>
-            <w:webHidden/>
-          </w:rPr>
-          <w:instrText xml:space="preserve"> PAGEREF _Toc228917519 \h </w:instrText>
-        </w:r>
-        <w:r>
-          <w:rPr>
-            <w:noProof/>
-            <w:webHidden/>
-          </w:rPr>
-        </w:r>
-        <w:r>
-          <w:rPr>
-            <w:noProof/>
-            <w:webHidden/>
-          </w:rPr>
-          <w:fldChar w:fldCharType="separate"/>
-        </w:r>
-        <w:r>
-          <w:rPr>
-            <w:noProof/>
-            <w:webHidden/>
-          </w:rPr>
-          <w:t>6</w:t>
-        </w:r>
-        <w:r>
-          <w:rPr>
-            <w:noProof/>
-            <w:webHidden/>
-          </w:rPr>
-          <w:fldChar w:fldCharType="end"/>
-        </w:r>
-      </w:hyperlink>
-    </w:p>
-    <w:p>
-      <w:pPr>
-        <w:pStyle w:val="TableofFigures"/>
-        <w:tabs>
-          <w:tab w:val="right" w:leader="dot" w:pos="9350"/>
-        </w:tabs>
-        <w:rPr>
-          <w:rFonts w:asciiTheme="minorHAnsi" w:eastAsiaTheme="minorEastAsia" w:hAnsiTheme="minorHAnsi" w:cstheme="minorBidi"/>
-          <w:noProof/>
-          <w:kern w:val="2"/>
-          <w:szCs w:val="24"/>
-        </w:rPr>
-      </w:pPr>
-      <w:hyperlink w:anchor="_Toc228917520" w:history="1">
-        <w:r>
-          <w:rPr>
-            <w:rStyle w:val="Hyperlink"/>
-            <w:noProof/>
-          </w:rPr>
-          <w:t>Figure 2 Backtracking function solve</w:t>
-        </w:r>
-        <w:r>
-          <w:rPr>
-            <w:noProof/>
-            <w:webHidden/>
-          </w:rPr>
-          <w:tab/>
-        </w:r>
-        <w:r>
-          <w:rPr>
-            <w:noProof/>
-            <w:webHidden/>
-          </w:rPr>
-          <w:fldChar w:fldCharType="begin"/>
-        </w:r>
-        <w:r>
-          <w:rPr>
-            <w:noProof/>
-            <w:webHidden/>
-          </w:rPr>
-          <w:instrText xml:space="preserve"> PAGEREF _Toc228917520 \h </w:instrText>
-        </w:r>
-        <w:r>
-          <w:rPr>
-            <w:noProof/>
-            <w:webHidden/>
-          </w:rPr>
-        </w:r>
-        <w:r>
-          <w:rPr>
-            <w:noProof/>
-            <w:webHidden/>
-          </w:rPr>
-          <w:fldChar w:fldCharType="separate"/>
-        </w:r>
-        <w:r>
-          <w:rPr>
-            <w:noProof/>
-            <w:webHidden/>
-          </w:rPr>
-          <w:t>7</w:t>
-        </w:r>
-        <w:r>
-          <w:rPr>
-            <w:noProof/>
-            <w:webHidden/>
-          </w:rPr>
-          <w:fldChar w:fldCharType="end"/>
-        </w:r>
-      </w:hyperlink>
-    </w:p>
-    <w:p>
-      <w:pPr>
-        <w:pStyle w:val="TableofFigures"/>
-        <w:tabs>
-          <w:tab w:val="right" w:leader="dot" w:pos="9350"/>
-        </w:tabs>
-        <w:rPr>
-          <w:rFonts w:asciiTheme="minorHAnsi" w:eastAsiaTheme="minorEastAsia" w:hAnsiTheme="minorHAnsi" w:cstheme="minorBidi"/>
-          <w:noProof/>
-          <w:kern w:val="2"/>
-          <w:szCs w:val="24"/>
-        </w:rPr>
-      </w:pPr>
-      <w:hyperlink w:anchor="_Toc228917521" w:history="1">
-        <w:r>
-          <w:rPr>
-            <w:rStyle w:val="Hyperlink"/>
-            <w:noProof/>
-          </w:rPr>
-          <w:t>Figure 3 Test cases</w:t>
-        </w:r>
-        <w:r>
-          <w:rPr>
-            <w:noProof/>
-            <w:webHidden/>
-          </w:rPr>
-          <w:tab/>
-        </w:r>
-        <w:r>
-          <w:rPr>
-            <w:noProof/>
-            <w:webHidden/>
-          </w:rPr>
-          <w:fldChar w:fldCharType="begin"/>
-        </w:r>
-        <w:r>
-          <w:rPr>
-            <w:noProof/>
-            <w:webHidden/>
-          </w:rPr>
-          <w:instrText xml:space="preserve"> PAGEREF _Toc228917521 \h </w:instrText>
-        </w:r>
-        <w:r>
-          <w:rPr>
-            <w:noProof/>
-            <w:webHidden/>
-          </w:rPr>
-        </w:r>
-        <w:r>
-          <w:rPr>
-            <w:noProof/>
-            <w:webHidden/>
-          </w:rPr>
-          <w:fldChar w:fldCharType="separate"/>
-        </w:r>
-        <w:r>
-          <w:rPr>
-            <w:noProof/>
-            <w:webHidden/>
-          </w:rPr>
-          <w:t>11</w:t>
-        </w:r>
-        <w:r>
-          <w:rPr>
-            <w:noProof/>
-            <w:webHidden/>
-          </w:rPr>
-          <w:fldChar w:fldCharType="end"/>
-        </w:r>
-      </w:hyperlink>
-    </w:p>
-    <w:p>
-      <w:pPr>
-        <w:pStyle w:val="TableofFigures"/>
-        <w:tabs>
-          <w:tab w:val="right" w:leader="dot" w:pos="9350"/>
-        </w:tabs>
-        <w:rPr>
-          <w:rFonts w:asciiTheme="minorHAnsi" w:eastAsiaTheme="minorEastAsia" w:hAnsiTheme="minorHAnsi" w:cstheme="minorBidi"/>
-          <w:noProof/>
-          <w:kern w:val="2"/>
-          <w:szCs w:val="24"/>
-        </w:rPr>
-      </w:pPr>
-      <w:hyperlink w:anchor="_Toc228917522" w:history="1">
-        <w:r>
-          <w:rPr>
-            <w:rStyle w:val="Hyperlink"/>
-            <w:noProof/>
-          </w:rPr>
-          <w:t>Figure 4 Console outputs</w:t>
-        </w:r>
-        <w:r>
-          <w:rPr>
-            <w:noProof/>
-            <w:webHidden/>
-          </w:rPr>
-          <w:tab/>
-        </w:r>
-        <w:r>
-          <w:rPr>
-            <w:noProof/>
-            <w:webHidden/>
-          </w:rPr>
-          <w:fldChar w:fldCharType="begin"/>
-        </w:r>
-        <w:r>
-          <w:rPr>
-            <w:noProof/>
-            <w:webHidden/>
-          </w:rPr>
-          <w:instrText xml:space="preserve"> PAGEREF _Toc228917522 \h </w:instrText>
-        </w:r>
-        <w:r>
-          <w:rPr>
-            <w:noProof/>
-            <w:webHidden/>
-          </w:rPr>
-        </w:r>
-        <w:r>
-          <w:rPr>
-            <w:noProof/>
-            <w:webHidden/>
-          </w:rPr>
-          <w:fldChar w:fldCharType="separate"/>
-        </w:r>
-        <w:r>
-          <w:rPr>
-            <w:noProof/>
-            <w:webHidden/>
-          </w:rPr>
-          <w:t>11</w:t>
-        </w:r>
-        <w:r>
-          <w:rPr>
-            <w:noProof/>
-            <w:webHidden/>
-          </w:rPr>
-          <w:fldChar w:fldCharType="end"/>
-        </w:r>
-      </w:hyperlink>
-    </w:p>
-    <w:p>
-      <w:pPr>
-        <w:rPr>
-          <w:noProof/>
-        </w:rPr>
-      </w:pPr>
-      <w:r>
-        <w:fldChar w:fldCharType="end"/>
-      </w:r>
-      <w:r>
-        <w:fldChar w:fldCharType="begin"/>
-      </w:r>
-      <w:r>
-        <w:instrText xml:space="preserve"> TOC \h \z \c "Table" </w:instrText>
-      </w:r>
-      <w:r>
-        <w:fldChar w:fldCharType="separate"/>
-      </w:r>
-    </w:p>
-    <w:p>
-      <w:pPr>
-        <w:pStyle w:val="TableofFigures"/>
-        <w:tabs>
-          <w:tab w:val="right" w:leader="dot" w:pos="9350"/>
-        </w:tabs>
-        <w:rPr>
-          <w:rFonts w:asciiTheme="minorHAnsi" w:eastAsiaTheme="minorEastAsia" w:hAnsiTheme="minorHAnsi" w:cstheme="minorBidi"/>
-          <w:noProof/>
-          <w:kern w:val="2"/>
-          <w:szCs w:val="24"/>
-        </w:rPr>
-      </w:pPr>
-      <w:hyperlink w:anchor="_Toc228917523" w:history="1">
-        <w:r>
-          <w:rPr>
-            <w:rStyle w:val="Hyperlink"/>
-            <w:noProof/>
-          </w:rPr>
-          <w:t>Table 1 Algorithmic Comparison.</w:t>
-        </w:r>
-        <w:r>
-          <w:rPr>
-            <w:noProof/>
-            <w:webHidden/>
-          </w:rPr>
-          <w:tab/>
-        </w:r>
-        <w:r>
-          <w:rPr>
-            <w:noProof/>
-            <w:webHidden/>
-          </w:rPr>
-          <w:fldChar w:fldCharType="begin"/>
-        </w:r>
-        <w:r>
-          <w:rPr>
-            <w:noProof/>
-            <w:webHidden/>
-          </w:rPr>
-          <w:instrText xml:space="preserve"> PAGEREF _Toc228917523 \h </w:instrText>
-        </w:r>
-        <w:r>
-          <w:rPr>
-            <w:noProof/>
-            <w:webHidden/>
-          </w:rPr>
-        </w:r>
-        <w:r>
-          <w:rPr>
-            <w:noProof/>
-            <w:webHidden/>
-          </w:rPr>
-          <w:fldChar w:fldCharType="separate"/>
-        </w:r>
-        <w:r>
-          <w:rPr>
-            <w:noProof/>
-            <w:webHidden/>
-          </w:rPr>
-          <w:t>10</w:t>
-        </w:r>
-        <w:r>
-          <w:rPr>
-            <w:noProof/>
-            <w:webHidden/>
-          </w:rPr>
-          <w:fldChar w:fldCharType="end"/>
-        </w:r>
-      </w:hyperlink>
-    </w:p>
-    <w:p>
-      <w:r>
-        <w:fldChar w:fldCharType="end"/>
-      </w:r>
-    </w:p>
-    <w:p/>
-    <w:p/>
-    <w:p/>
-    <w:p/>
-    <w:p/>
-    <w:p>
-      <w:pPr>
-        <w:rPr>
-          <w:rFonts w:eastAsiaTheme="majorEastAsia" w:cstheme="majorBidi"/>
-          <w:spacing w:val="-10"/>
-          <w:kern w:val="28"/>
-          <w:sz w:val="56"/>
-          <w:szCs w:val="56"/>
-        </w:rPr>
-      </w:pPr>
-    </w:p>
-    <w:p>
-      <w:pPr>
-        <w:tabs>
-          <w:tab w:val="left" w:pos="3686"/>
-        </w:tabs>
-      </w:pPr>
-      <w:r>
-        <w:tab/>
-      </w:r>
-      <w:r>
-        <w:tab/>
-      </w:r>
-    </w:p>
     <w:p>
       <w:pPr>
         <w:pStyle w:val="Heading1"/>
@@ -1486,7 +10,6 @@
         </w:rPr>
       </w:pPr>
       <w:r>
-        <w:lastRenderedPageBreak/>
         <w:t> </w:t>
       </w:r>
       <w:bookmarkStart w:id="0" w:name="_Toc228756862"/>
@@ -1502,7 +25,8 @@
     <w:p>
       <w:pPr>
         <w:pStyle w:val="NoSpacing"/>
-        <w:ind w:left="360" w:firstLine="0"/>
+        <w:ind w:left="0" w:firstLine="360"/>
+        <w:jc w:val="both"/>
       </w:pPr>
       <w:r>
         <w:t xml:space="preserve">We are given a line of n coins. Each coin shows either Heads </w:t>
@@ -1529,15 +53,7 @@
         <w:t>’</w:t>
       </w:r>
       <w:r>
-        <w:t xml:space="preserve"> in an arbitrary order. The goal is to remove all coins using a sequence of moves. A </w:t>
-      </w:r>
-      <w:proofErr w:type="gramStart"/>
-      <w:r>
-        <w:t>move</w:t>
-      </w:r>
-      <w:proofErr w:type="gramEnd"/>
-      <w:r>
-        <w:t xml:space="preserve"> consists of:</w:t>
+        <w:t> in an arbitrary order. The goal is to remove all coins using a sequence of moves. A move consists of:</w:t>
       </w:r>
     </w:p>
     <w:p>
@@ -1547,6 +63,7 @@
           <w:ilvl w:val="0"/>
           <w:numId w:val="28"/>
         </w:numPr>
+        <w:jc w:val="both"/>
       </w:pPr>
       <w:r>
         <w:t>Choose a coin that is currently Heads</w:t>
@@ -1563,6 +80,7 @@
           <w:ilvl w:val="0"/>
           <w:numId w:val="28"/>
         </w:numPr>
+        <w:jc w:val="both"/>
       </w:pPr>
       <w:r>
         <w:t>Remove that coin from the line.</w:t>
@@ -1575,6 +93,7 @@
           <w:ilvl w:val="0"/>
           <w:numId w:val="28"/>
         </w:numPr>
+        <w:jc w:val="both"/>
       </w:pPr>
       <w:r>
         <w:t>If the removed coin had an immediate neighbor on the left</w:t>
@@ -1589,57 +108,49 @@
     <w:p>
       <w:pPr>
         <w:pStyle w:val="NoSpacing"/>
-      </w:pPr>
+        <w:jc w:val="both"/>
+      </w:pPr>
+    </w:p>
+    <w:p>
+      <w:pPr>
+        <w:pStyle w:val="NoSpacing"/>
+        <w:ind w:left="0" w:firstLine="360"/>
+        <w:jc w:val="both"/>
+      </w:pPr>
+      <w:r>
+        <w:t xml:space="preserve">A gap is formed when a coin is removed. </w:t>
+      </w:r>
+      <w:r>
+        <w:t>Neighbors</w:t>
+      </w:r>
+      <w:r>
+        <w:t xml:space="preserve"> are </w:t>
+      </w:r>
+      <w:r>
+        <w:t>the coins immediately beside the rem</w:t>
+      </w:r>
+      <w:r>
+        <w:t xml:space="preserve">oved coin, and you can’t flip past </w:t>
+      </w:r>
+      <w:r>
+        <w:t>a gap</w:t>
+      </w:r>
+      <w:r>
+        <w:t>.</w:t>
+      </w:r>
     </w:p>
     <w:p>
       <w:pPr>
         <w:pStyle w:val="NoSpacing"/>
         <w:ind w:left="360" w:firstLine="0"/>
-      </w:pPr>
-      <w:r>
-        <w:t>A</w:t>
-      </w:r>
-      <w:r>
-        <w:t xml:space="preserve"> gap is formed when a coin is removed</w:t>
-      </w:r>
-      <w:r>
-        <w:t>.</w:t>
-      </w:r>
-      <w:r>
-        <w:t xml:space="preserve"> </w:t>
-      </w:r>
-      <w:r>
-        <w:t>Neighbors</w:t>
-      </w:r>
-      <w:r>
-        <w:t xml:space="preserve"> are </w:t>
-      </w:r>
-      <w:r>
-        <w:t>the coins immediately beside the rem</w:t>
-      </w:r>
-      <w:r>
-        <w:t xml:space="preserve">oved coin, and </w:t>
-      </w:r>
-      <w:r>
-        <w:t xml:space="preserve">you can’t flip past </w:t>
-      </w:r>
-      <w:r>
-        <w:t>a gap</w:t>
-      </w:r>
-      <w:r>
-        <w:t>.</w:t>
-      </w:r>
-    </w:p>
-    <w:p>
-      <w:pPr>
-        <w:pStyle w:val="NoSpacing"/>
-        <w:ind w:left="360" w:firstLine="0"/>
-      </w:pPr>
-    </w:p>
-    <w:p>
-      <w:pPr>
-        <w:pStyle w:val="NoSpacing"/>
-        <w:ind w:left="360" w:firstLine="0"/>
+        <w:jc w:val="both"/>
+      </w:pPr>
+    </w:p>
+    <w:p>
+      <w:pPr>
+        <w:pStyle w:val="NoSpacing"/>
+        <w:ind w:left="0" w:firstLine="360"/>
+        <w:jc w:val="both"/>
       </w:pPr>
       <w:r>
         <w:t>The puzzle’s goal is</w:t>
@@ -1675,6 +186,7 @@
           <w:ilvl w:val="0"/>
           <w:numId w:val="30"/>
         </w:numPr>
+        <w:jc w:val="both"/>
         <w:rPr>
           <w:rFonts w:cs="Times New Roman"/>
         </w:rPr>
@@ -1696,6 +208,7 @@
           <w:ilvl w:val="0"/>
           <w:numId w:val="30"/>
         </w:numPr>
+        <w:jc w:val="both"/>
       </w:pPr>
       <w:r>
         <w:t>Coin indices are 1</w:t>
@@ -1712,6 +225,7 @@
           <w:ilvl w:val="0"/>
           <w:numId w:val="30"/>
         </w:numPr>
+        <w:jc w:val="both"/>
       </w:pPr>
       <w:r>
         <w:t>Flipping happens </w:t>
@@ -1753,6 +267,7 @@
           <w:ilvl w:val="0"/>
           <w:numId w:val="30"/>
         </w:numPr>
+        <w:jc w:val="both"/>
       </w:pPr>
       <w:r>
         <w:t>If a neighbor does not exist (edge coins) or has already been removed, no flip occurs for that side.</w:t>
@@ -1765,6 +280,7 @@
           <w:ilvl w:val="0"/>
           <w:numId w:val="30"/>
         </w:numPr>
+        <w:jc w:val="both"/>
       </w:pPr>
       <w:r>
         <w:t>The program must output </w:t>
@@ -1783,6 +299,7 @@
           <w:ilvl w:val="0"/>
           <w:numId w:val="30"/>
         </w:numPr>
+        <w:jc w:val="both"/>
       </w:pPr>
       <w:r>
         <w:t xml:space="preserve">The program </w:t>
@@ -1891,6 +408,7 @@
       <w:pPr>
         <w:pStyle w:val="NoSpacing"/>
         <w:ind w:left="360" w:firstLine="0"/>
+        <w:jc w:val="both"/>
       </w:pPr>
       <w:r>
         <w:rPr>
@@ -2125,18 +643,10 @@
         <w:t xml:space="preserve"> it means</w:t>
       </w:r>
       <w:r>
-        <w:t xml:space="preserve"> a solution is </w:t>
-      </w:r>
-      <w:proofErr w:type="gramStart"/>
-      <w:r>
-        <w:t xml:space="preserve">found  </w:t>
-      </w:r>
-      <w:r>
-        <w:t>so</w:t>
-      </w:r>
-      <w:proofErr w:type="gramEnd"/>
-      <w:r>
-        <w:t xml:space="preserve"> it </w:t>
+        <w:t xml:space="preserve"> a solution is found  </w:t>
+      </w:r>
+      <w:r>
+        <w:t xml:space="preserve">so it </w:t>
       </w:r>
       <w:r>
         <w:t>return</w:t>
@@ -2213,15 +723,7 @@
       </w:r>
       <w:proofErr w:type="spellEnd"/>
       <w:r>
-        <w:t xml:space="preserve">] = false and </w:t>
-      </w:r>
-      <w:proofErr w:type="gramStart"/>
-      <w:r>
-        <w:t>remove</w:t>
-      </w:r>
-      <w:proofErr w:type="gramEnd"/>
-      <w:r>
-        <w:t xml:space="preserve"> the index from path.</w:t>
+        <w:t>] = false and remove the index from path.</w:t>
       </w:r>
     </w:p>
     <w:p>
@@ -2500,15 +1002,7 @@
         <w:pStyle w:val="NoSpacing"/>
       </w:pPr>
       <w:r>
-        <w:t xml:space="preserve"> function </w:t>
-      </w:r>
-      <w:proofErr w:type="gramStart"/>
-      <w:r>
-        <w:t>Solve(</w:t>
-      </w:r>
-      <w:proofErr w:type="gramEnd"/>
-      <w:r>
-        <w:t xml:space="preserve">board, removed, path, </w:t>
+        <w:t xml:space="preserve"> function Solve(board, removed, path, </w:t>
       </w:r>
       <w:proofErr w:type="spellStart"/>
       <w:r>
@@ -2573,235 +1067,185 @@
         <w:pStyle w:val="NoSpacing"/>
       </w:pPr>
       <w:r>
-        <w:t xml:space="preserve">        </w:t>
-      </w:r>
-      <w:proofErr w:type="gramStart"/>
-      <w:r>
-        <w:t>if</w:t>
-      </w:r>
-      <w:proofErr w:type="gramEnd"/>
+        <w:t xml:space="preserve">        if coin </w:t>
+      </w:r>
+      <w:proofErr w:type="spellStart"/>
+      <w:r>
+        <w:t>i</w:t>
+      </w:r>
+      <w:proofErr w:type="spellEnd"/>
+      <w:r>
+        <w:t xml:space="preserve"> is still present and shows Heads then</w:t>
+      </w:r>
+    </w:p>
+    <w:p>
+      <w:pPr>
+        <w:pStyle w:val="NoSpacing"/>
+      </w:pPr>
+      <w:r>
+        <w:t xml:space="preserve">            // choose coin </w:t>
+      </w:r>
+      <w:proofErr w:type="spellStart"/>
+      <w:r>
+        <w:t>i</w:t>
+      </w:r>
+      <w:proofErr w:type="spellEnd"/>
+      <w:r>
+        <w:t xml:space="preserve"> as the next move</w:t>
+      </w:r>
+    </w:p>
+    <w:p>
+      <w:pPr>
+        <w:pStyle w:val="NoSpacing"/>
+      </w:pPr>
+      <w:r>
+        <w:t xml:space="preserve">            mark coin </w:t>
+      </w:r>
+      <w:proofErr w:type="spellStart"/>
+      <w:r>
+        <w:t>i</w:t>
+      </w:r>
+      <w:proofErr w:type="spellEnd"/>
+      <w:r>
+        <w:t xml:space="preserve"> as removed</w:t>
+      </w:r>
+    </w:p>
+    <w:p>
+      <w:pPr>
+        <w:pStyle w:val="NoSpacing"/>
+      </w:pPr>
+      <w:r>
+        <w:t xml:space="preserve">            add </w:t>
+      </w:r>
+      <w:proofErr w:type="spellStart"/>
+      <w:r>
+        <w:t>i</w:t>
+      </w:r>
+      <w:proofErr w:type="spellEnd"/>
+      <w:r>
+        <w:t xml:space="preserve"> to the end of path</w:t>
+      </w:r>
+    </w:p>
+    <w:p>
+      <w:pPr>
+        <w:pStyle w:val="NoSpacing"/>
+      </w:pPr>
+    </w:p>
+    <w:p>
+      <w:pPr>
+        <w:pStyle w:val="NoSpacing"/>
+      </w:pPr>
+      <w:r>
+        <w:t xml:space="preserve">            if coin </w:t>
+      </w:r>
+      <w:proofErr w:type="spellStart"/>
+      <w:r>
+        <w:t>i</w:t>
+      </w:r>
+      <w:proofErr w:type="spellEnd"/>
+      <w:r>
+        <w:t xml:space="preserve"> has a left</w:t>
+      </w:r>
+      <w:r>
+        <w:t xml:space="preserve"> or right</w:t>
+      </w:r>
       <w:r>
         <w:t xml:space="preserve"> </w:t>
       </w:r>
-      <w:proofErr w:type="gramStart"/>
-      <w:r>
-        <w:t xml:space="preserve">coin </w:t>
+      <w:r>
+        <w:t>neighbor</w:t>
+      </w:r>
+      <w:r>
+        <w:t xml:space="preserve"> that is still present then</w:t>
+      </w:r>
+    </w:p>
+    <w:p>
+      <w:pPr>
+        <w:pStyle w:val="NoSpacing"/>
+      </w:pPr>
+      <w:r>
+        <w:t xml:space="preserve">                </w:t>
+      </w:r>
+      <w:r>
+        <w:t>flip those</w:t>
+      </w:r>
+      <w:r>
+        <w:t xml:space="preserve"> </w:t>
+      </w:r>
+      <w:r>
+        <w:t>neighbors</w:t>
+      </w:r>
+      <w:r>
+        <w:t xml:space="preserve"> over </w:t>
+      </w:r>
+    </w:p>
+    <w:p>
+      <w:pPr>
+        <w:pStyle w:val="NoSpacing"/>
+      </w:pPr>
+    </w:p>
+    <w:p>
+      <w:pPr>
+        <w:pStyle w:val="NoSpacing"/>
+      </w:pPr>
+      <w:r>
+        <w:t xml:space="preserve">            // try to continue from the new state</w:t>
+      </w:r>
+    </w:p>
+    <w:p>
+      <w:pPr>
+        <w:pStyle w:val="NoSpacing"/>
+      </w:pPr>
+      <w:r>
+        <w:t xml:space="preserve">            if Solve (board, removed, path, </w:t>
       </w:r>
       <w:proofErr w:type="spellStart"/>
       <w:r>
+        <w:t>coins_left</w:t>
+      </w:r>
+      <w:proofErr w:type="spellEnd"/>
+      <w:r>
+        <w:t xml:space="preserve"> – 1) then</w:t>
+      </w:r>
+    </w:p>
+    <w:p>
+      <w:pPr>
+        <w:pStyle w:val="NoSpacing"/>
+      </w:pPr>
+      <w:r>
+        <w:t xml:space="preserve">                return true</w:t>
+      </w:r>
+    </w:p>
+    <w:p>
+      <w:pPr>
+        <w:pStyle w:val="NoSpacing"/>
+      </w:pPr>
+    </w:p>
+    <w:p>
+      <w:pPr>
+        <w:pStyle w:val="NoSpacing"/>
+      </w:pPr>
+      <w:r>
+        <w:t xml:space="preserve">            // undo the move (backtrack)</w:t>
+      </w:r>
+    </w:p>
+    <w:p>
+      <w:pPr>
+        <w:pStyle w:val="NoSpacing"/>
+      </w:pPr>
+      <w:r>
+        <w:t xml:space="preserve">            </w:t>
+      </w:r>
+      <w:r>
+        <w:t xml:space="preserve">if coin </w:t>
+      </w:r>
+      <w:proofErr w:type="spellStart"/>
+      <w:r>
         <w:t>i</w:t>
       </w:r>
       <w:proofErr w:type="spellEnd"/>
-      <w:proofErr w:type="gramEnd"/>
-      <w:r>
-        <w:t xml:space="preserve"> </w:t>
-      </w:r>
-      <w:proofErr w:type="gramStart"/>
-      <w:r>
-        <w:t>is</w:t>
-      </w:r>
-      <w:proofErr w:type="gramEnd"/>
-      <w:r>
-        <w:t xml:space="preserve"> still present and </w:t>
-      </w:r>
-      <w:proofErr w:type="gramStart"/>
-      <w:r>
-        <w:t>shows</w:t>
-      </w:r>
-      <w:proofErr w:type="gramEnd"/>
-      <w:r>
-        <w:t xml:space="preserve"> Heads then</w:t>
-      </w:r>
-    </w:p>
-    <w:p>
-      <w:pPr>
-        <w:pStyle w:val="NoSpacing"/>
-      </w:pPr>
-      <w:r>
-        <w:t xml:space="preserve">            // choose coin </w:t>
-      </w:r>
-      <w:proofErr w:type="spellStart"/>
-      <w:r>
-        <w:t>i</w:t>
-      </w:r>
-      <w:proofErr w:type="spellEnd"/>
-      <w:r>
-        <w:t xml:space="preserve"> as the next move</w:t>
-      </w:r>
-    </w:p>
-    <w:p>
-      <w:pPr>
-        <w:pStyle w:val="NoSpacing"/>
-      </w:pPr>
-      <w:r>
-        <w:t xml:space="preserve">            mark coin </w:t>
-      </w:r>
-      <w:proofErr w:type="spellStart"/>
-      <w:r>
-        <w:t>i</w:t>
-      </w:r>
-      <w:proofErr w:type="spellEnd"/>
-      <w:r>
-        <w:t xml:space="preserve"> as removed</w:t>
-      </w:r>
-    </w:p>
-    <w:p>
-      <w:pPr>
-        <w:pStyle w:val="NoSpacing"/>
-      </w:pPr>
-      <w:r>
-        <w:t xml:space="preserve">            add </w:t>
-      </w:r>
-      <w:proofErr w:type="spellStart"/>
-      <w:r>
-        <w:t>i</w:t>
-      </w:r>
-      <w:proofErr w:type="spellEnd"/>
-      <w:r>
-        <w:t xml:space="preserve"> to the end of path</w:t>
-      </w:r>
-    </w:p>
-    <w:p>
-      <w:pPr>
-        <w:pStyle w:val="NoSpacing"/>
-      </w:pPr>
-    </w:p>
-    <w:p>
-      <w:pPr>
-        <w:pStyle w:val="NoSpacing"/>
-      </w:pPr>
-      <w:r>
-        <w:t xml:space="preserve">            if coin </w:t>
-      </w:r>
-      <w:proofErr w:type="spellStart"/>
-      <w:r>
-        <w:t>i</w:t>
-      </w:r>
-      <w:proofErr w:type="spellEnd"/>
-      <w:r>
-        <w:t xml:space="preserve"> </w:t>
-      </w:r>
-      <w:proofErr w:type="gramStart"/>
-      <w:r>
-        <w:t>has</w:t>
-      </w:r>
-      <w:proofErr w:type="gramEnd"/>
-      <w:r>
-        <w:t xml:space="preserve"> a left</w:t>
-      </w:r>
-      <w:r>
-        <w:t xml:space="preserve"> or right</w:t>
-      </w:r>
-      <w:r>
-        <w:t xml:space="preserve"> </w:t>
-      </w:r>
-      <w:r>
-        <w:t>neighbor</w:t>
-      </w:r>
-      <w:r>
-        <w:t xml:space="preserve"> that is still present then</w:t>
-      </w:r>
-    </w:p>
-    <w:p>
-      <w:pPr>
-        <w:pStyle w:val="NoSpacing"/>
-      </w:pPr>
-      <w:r>
-        <w:t xml:space="preserve">                </w:t>
-      </w:r>
-      <w:r>
-        <w:t>flip those</w:t>
-      </w:r>
-      <w:r>
-        <w:t xml:space="preserve"> </w:t>
-      </w:r>
-      <w:r>
-        <w:t>neighbors</w:t>
-      </w:r>
-      <w:r>
-        <w:t xml:space="preserve"> over </w:t>
-      </w:r>
-    </w:p>
-    <w:p>
-      <w:pPr>
-        <w:pStyle w:val="NoSpacing"/>
-      </w:pPr>
-    </w:p>
-    <w:p>
-      <w:pPr>
-        <w:pStyle w:val="NoSpacing"/>
-      </w:pPr>
-      <w:r>
-        <w:t xml:space="preserve">            // try to continue from the new state</w:t>
-      </w:r>
-    </w:p>
-    <w:p>
-      <w:pPr>
-        <w:pStyle w:val="NoSpacing"/>
-      </w:pPr>
-      <w:r>
-        <w:t xml:space="preserve">            if Solve (board, removed, path, </w:t>
-      </w:r>
-      <w:proofErr w:type="spellStart"/>
-      <w:r>
-        <w:t>coins_left</w:t>
-      </w:r>
-      <w:proofErr w:type="spellEnd"/>
-      <w:r>
-        <w:t xml:space="preserve"> – 1) then</w:t>
-      </w:r>
-    </w:p>
-    <w:p>
-      <w:pPr>
-        <w:pStyle w:val="NoSpacing"/>
-      </w:pPr>
-      <w:r>
-        <w:t xml:space="preserve">                return true</w:t>
-      </w:r>
-    </w:p>
-    <w:p>
-      <w:pPr>
-        <w:pStyle w:val="NoSpacing"/>
-      </w:pPr>
-    </w:p>
-    <w:p>
-      <w:pPr>
-        <w:pStyle w:val="NoSpacing"/>
-      </w:pPr>
-      <w:r>
-        <w:t xml:space="preserve">            // undo the move (backtrack)</w:t>
-      </w:r>
-    </w:p>
-    <w:p>
-      <w:pPr>
-        <w:pStyle w:val="NoSpacing"/>
-      </w:pPr>
-      <w:r>
-        <w:t xml:space="preserve">            </w:t>
-      </w:r>
-      <w:proofErr w:type="gramStart"/>
-      <w:r>
-        <w:t>if</w:t>
-      </w:r>
-      <w:proofErr w:type="gramEnd"/>
-      <w:r>
-        <w:t xml:space="preserve"> </w:t>
-      </w:r>
-      <w:proofErr w:type="gramStart"/>
-      <w:r>
-        <w:t xml:space="preserve">coin </w:t>
-      </w:r>
-      <w:proofErr w:type="spellStart"/>
-      <w:r>
-        <w:t>i</w:t>
-      </w:r>
-      <w:proofErr w:type="spellEnd"/>
-      <w:r>
-        <w:t xml:space="preserve"> has</w:t>
-      </w:r>
-      <w:proofErr w:type="gramEnd"/>
-      <w:r>
-        <w:t xml:space="preserve"> a right neighbor that is still present then</w:t>
+      <w:r>
+        <w:t xml:space="preserve"> has a right neighbor that is still present then</w:t>
       </w:r>
     </w:p>
     <w:p>
@@ -2915,15 +1359,7 @@
         <w:pStyle w:val="NoSpacing"/>
       </w:pPr>
       <w:r>
-        <w:t xml:space="preserve">function </w:t>
-      </w:r>
-      <w:proofErr w:type="gramStart"/>
-      <w:r>
-        <w:t>Main(</w:t>
-      </w:r>
-      <w:proofErr w:type="gramEnd"/>
-      <w:r>
-        <w:t>)</w:t>
+        <w:t>function Main()</w:t>
       </w:r>
     </w:p>
     <w:p>
@@ -2971,14 +1407,9 @@
         <w:pStyle w:val="NoSpacing"/>
       </w:pPr>
       <w:r>
-        <w:t xml:space="preserve">        if </w:t>
-      </w:r>
-      <w:proofErr w:type="gramStart"/>
-      <w:r>
-        <w:t>Solve(</w:t>
+        <w:t xml:space="preserve">        if Solve(</w:t>
       </w:r>
       <w:proofErr w:type="spellStart"/>
-      <w:proofErr w:type="gramEnd"/>
       <w:r>
         <w:t>test_case</w:t>
       </w:r>
@@ -3245,7 +1676,7 @@
               </wp:anchor>
             </w:drawing>
           </mc:Choice>
-          <mc:Fallback>
+          <mc:Fallback xmlns:w16sdtfl="http://schemas.microsoft.com/office/word/2024/wordml/sdtformatlock">
             <w:pict>
               <v:shapetype w14:anchorId="6F28D15C" id="_x0000_t202" coordsize="21600,21600" o:spt="202" path="m,l,21600r21600,l21600,xe">
                 <v:stroke joinstyle="miter"/>
@@ -3444,9 +1875,9 @@
                                 <w:szCs w:val="22"/>
                               </w:rPr>
                             </w:pPr>
-                            <w:bookmarkStart w:id="15" w:name="_Toc228756978"/>
-                            <w:bookmarkStart w:id="16" w:name="_Toc228839303"/>
-                            <w:bookmarkStart w:id="17" w:name="_Toc228917520"/>
+                            <w:bookmarkStart w:id="12" w:name="_Toc228756978"/>
+                            <w:bookmarkStart w:id="13" w:name="_Toc228839303"/>
+                            <w:bookmarkStart w:id="14" w:name="_Toc228917520"/>
                             <w:r>
                               <w:t xml:space="preserve">Figure </w:t>
                             </w:r>
@@ -3464,9 +1895,9 @@
                             <w:r>
                               <w:t>Backtracking function solve</w:t>
                             </w:r>
-                            <w:bookmarkEnd w:id="15"/>
-                            <w:bookmarkEnd w:id="16"/>
-                            <w:bookmarkEnd w:id="17"/>
+                            <w:bookmarkEnd w:id="12"/>
+                            <w:bookmarkEnd w:id="13"/>
+                            <w:bookmarkEnd w:id="14"/>
                           </w:p>
                         </w:txbxContent>
                       </wps:txbx>
@@ -3482,7 +1913,7 @@
               </wp:anchor>
             </w:drawing>
           </mc:Choice>
-          <mc:Fallback>
+          <mc:Fallback xmlns:w16sdtfl="http://schemas.microsoft.com/office/word/2024/wordml/sdtformatlock">
             <w:pict>
               <v:shape w14:anchorId="6EF97B2E" id="_x0000_s1027" type="#_x0000_t202" style="position:absolute;left:0;text-align:left;margin-left:416.6pt;margin-top:.75pt;width:467.8pt;height:.05pt;z-index:251667456;visibility:visible;mso-wrap-style:square;mso-wrap-distance-left:9pt;mso-wrap-distance-top:0;mso-wrap-distance-right:9pt;mso-wrap-distance-bottom:0;mso-position-horizontal:right;mso-position-horizontal-relative:margin;mso-position-vertical:absolute;mso-position-vertical-relative:text;v-text-anchor:top" o:gfxdata="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" stroked="f">
                 <v:textbox style="mso-fit-shape-to-text:t" inset="0,0,0,0">
@@ -3532,29 +1963,45 @@
       <w:pPr>
         <w:pStyle w:val="Heading1"/>
       </w:pPr>
-      <w:bookmarkStart w:id="21" w:name="_Toc228756866"/>
-      <w:bookmarkStart w:id="22" w:name="_Toc228839197"/>
-      <w:bookmarkStart w:id="23" w:name="_Toc228917511"/>
-      <w:bookmarkStart w:id="24" w:name="_Toc228756865"/>
+      <w:bookmarkStart w:id="15" w:name="_Toc228756866"/>
+      <w:bookmarkStart w:id="16" w:name="_Toc228839197"/>
+      <w:bookmarkStart w:id="17" w:name="_Toc228917511"/>
+      <w:bookmarkStart w:id="18" w:name="_Toc228756865"/>
       <w:r>
         <w:lastRenderedPageBreak/>
         <w:t>Correctness &amp; Case Coverage</w:t>
       </w:r>
-      <w:bookmarkEnd w:id="21"/>
-      <w:bookmarkEnd w:id="22"/>
-      <w:bookmarkEnd w:id="23"/>
-    </w:p>
-    <w:p>
-      <w:pPr>
-        <w:pStyle w:val="NoSpacing"/>
-        <w:ind w:left="360" w:firstLine="0"/>
-      </w:pPr>
+      <w:bookmarkEnd w:id="15"/>
+      <w:bookmarkEnd w:id="16"/>
+      <w:bookmarkEnd w:id="17"/>
+    </w:p>
+    <w:p>
+      <w:pPr>
+        <w:pStyle w:val="NoSpacing"/>
+        <w:ind w:left="0" w:firstLine="0"/>
+      </w:pPr>
+      <w:proofErr w:type="spellStart"/>
       <w:r>
         <w:rPr>
           <w:b/>
           <w:bCs/>
         </w:rPr>
-        <w:t>Correctness</w:t>
+        <w:t>Correctnes</w:t>
+      </w:r>
+      <w:proofErr w:type="spellEnd"/>
+      <w:r>
+        <w:rPr>
+          <w:b/>
+          <w:bCs/>
+        </w:rPr>
+        <w:tab/>
+      </w:r>
+      <w:r>
+        <w:rPr>
+          <w:b/>
+          <w:bCs/>
+        </w:rPr>
+        <w:t>s</w:t>
       </w:r>
       <w:r>
         <w:rPr>
@@ -3570,166 +2017,149 @@
     <w:p>
       <w:pPr>
         <w:pStyle w:val="NoSpacing"/>
+        <w:ind w:left="0" w:firstLine="360"/>
+      </w:pPr>
+      <w:r>
+        <w:t xml:space="preserve">Before removing coin </w:t>
+      </w:r>
+      <w:proofErr w:type="spellStart"/>
+      <w:r>
+        <w:t>i</w:t>
+      </w:r>
+      <w:proofErr w:type="spellEnd"/>
+      <w:r>
+        <w:t>, the code verifies !removed[</w:t>
+      </w:r>
+      <w:proofErr w:type="spellStart"/>
+      <w:r>
+        <w:t>i</w:t>
+      </w:r>
+      <w:proofErr w:type="spellEnd"/>
+      <w:r>
+        <w:t>] and state[</w:t>
+      </w:r>
+      <w:proofErr w:type="spellStart"/>
+      <w:r>
+        <w:t>i</w:t>
+      </w:r>
+      <w:proofErr w:type="spellEnd"/>
+      <w:r>
+        <w:t>] == 'H'. The</w:t>
+      </w:r>
+      <w:r>
+        <w:t xml:space="preserve">n flips its </w:t>
+      </w:r>
+      <w:r>
+        <w:t>neighbor</w:t>
+      </w:r>
+      <w:r>
+        <w:t>s</w:t>
+      </w:r>
+      <w:r>
+        <w:t xml:space="preserve"> </w:t>
+      </w:r>
+      <w:r>
+        <w:t>‘</w:t>
+      </w:r>
+      <w:r>
+        <w:t>i-1</w:t>
+      </w:r>
+      <w:r>
+        <w:t>’</w:t>
+      </w:r>
+      <w:r>
+        <w:t xml:space="preserve"> and </w:t>
+      </w:r>
+      <w:r>
+        <w:t>‘</w:t>
+      </w:r>
+      <w:r>
+        <w:t>i+1</w:t>
+      </w:r>
+      <w:r>
+        <w:t>’</w:t>
+      </w:r>
+      <w:r>
+        <w:t xml:space="preserve"> but</w:t>
+      </w:r>
+      <w:r>
+        <w:t xml:space="preserve"> making sure that</w:t>
+      </w:r>
+      <w:r>
+        <w:t xml:space="preserve"> those positions </w:t>
+      </w:r>
+      <w:r>
+        <w:t xml:space="preserve">are </w:t>
+      </w:r>
+      <w:r>
+        <w:t xml:space="preserve">not </w:t>
+      </w:r>
+      <w:r>
+        <w:t>empty or out of bounds</w:t>
+      </w:r>
+      <w:r>
+        <w:t xml:space="preserve"> first</w:t>
+      </w:r>
+      <w:r>
+        <w:t>. The undo block re-flips the same two positions in the same conditional order, and since flipping is its own inverse, the state is restored exactly.</w:t>
+      </w:r>
+    </w:p>
+    <w:p>
+      <w:pPr>
+        <w:pStyle w:val="NoSpacing"/>
+        <w:ind w:left="0" w:firstLine="360"/>
+      </w:pPr>
+      <w:r>
+        <w:t xml:space="preserve">The algorithm iterates over every index from 0 to n-1 at each recursion level and attempts a move on every coin that is present and heads-up. A branch returns false only when the inner loop completes without finding any valid move while </w:t>
+      </w:r>
+      <w:proofErr w:type="spellStart"/>
+      <w:r>
+        <w:t>coins_left</w:t>
+      </w:r>
+      <w:proofErr w:type="spellEnd"/>
+      <w:r>
+        <w:t xml:space="preserve"> &gt; 0. At that point no ‘H’ coin is present, which means no legal move exists in that state, so, no valid branch is ever skipped. If a solution exists anywhere in the search tree, the algorithm reaches it.</w:t>
+      </w:r>
+    </w:p>
+    <w:p>
+      <w:pPr>
+        <w:pStyle w:val="NoSpacing"/>
+        <w:ind w:left="0" w:firstLine="360"/>
+      </w:pPr>
+      <w:r>
+        <w:t xml:space="preserve">Each recursion level decrements </w:t>
+      </w:r>
+      <w:proofErr w:type="spellStart"/>
+      <w:r>
+        <w:t>coins_left</w:t>
+      </w:r>
+      <w:proofErr w:type="spellEnd"/>
+      <w:r>
+        <w:t xml:space="preserve"> by exactly one. The depth is therefore bounded by </w:t>
+      </w:r>
+      <w:r>
+        <w:t>‘</w:t>
+      </w:r>
+      <w:r>
+        <w:t>n</w:t>
+      </w:r>
+      <w:r>
+        <w:t>’</w:t>
+      </w:r>
+      <w:r>
+        <w:t>, and at each level a finite loop runs. The algorithm always terminates.</w:t>
+      </w:r>
+    </w:p>
+    <w:p>
+      <w:pPr>
+        <w:pStyle w:val="NoSpacing"/>
         <w:ind w:left="360" w:firstLine="0"/>
       </w:pPr>
-      <w:r>
-        <w:t xml:space="preserve">Before removing coin </w:t>
-      </w:r>
-      <w:proofErr w:type="spellStart"/>
-      <w:r>
-        <w:t>i</w:t>
-      </w:r>
-      <w:proofErr w:type="spellEnd"/>
-      <w:r>
-        <w:t xml:space="preserve">, the code </w:t>
-      </w:r>
-      <w:proofErr w:type="gramStart"/>
-      <w:r>
-        <w:t>verifies !removed</w:t>
-      </w:r>
-      <w:proofErr w:type="gramEnd"/>
-      <w:r>
-        <w:t>[</w:t>
-      </w:r>
-      <w:proofErr w:type="spellStart"/>
-      <w:r>
-        <w:t>i</w:t>
-      </w:r>
-      <w:proofErr w:type="spellEnd"/>
-      <w:r>
-        <w:t>] and state[</w:t>
-      </w:r>
-      <w:proofErr w:type="spellStart"/>
-      <w:r>
-        <w:t>i</w:t>
-      </w:r>
-      <w:proofErr w:type="spellEnd"/>
-      <w:r>
-        <w:t>] == 'H'. The</w:t>
-      </w:r>
-      <w:r>
-        <w:t xml:space="preserve">n flips its </w:t>
-      </w:r>
-      <w:r>
-        <w:t>neighbor</w:t>
-      </w:r>
-      <w:r>
-        <w:t>s</w:t>
-      </w:r>
-      <w:r>
-        <w:t xml:space="preserve"> </w:t>
-      </w:r>
-      <w:r>
-        <w:t>‘</w:t>
-      </w:r>
-      <w:r>
-        <w:t>i-1</w:t>
-      </w:r>
-      <w:r>
-        <w:t>’</w:t>
-      </w:r>
-      <w:r>
-        <w:t xml:space="preserve"> and </w:t>
-      </w:r>
-      <w:r>
-        <w:t>‘</w:t>
-      </w:r>
-      <w:r>
-        <w:t>i+1</w:t>
-      </w:r>
-      <w:r>
-        <w:t>’</w:t>
-      </w:r>
-      <w:r>
-        <w:t xml:space="preserve"> but</w:t>
-      </w:r>
-      <w:r>
-        <w:t xml:space="preserve"> making sure that</w:t>
-      </w:r>
-      <w:r>
-        <w:t xml:space="preserve"> those positions </w:t>
-      </w:r>
-      <w:r>
-        <w:t xml:space="preserve">are </w:t>
-      </w:r>
-      <w:r>
-        <w:t xml:space="preserve">not </w:t>
-      </w:r>
-      <w:r>
-        <w:t>empty or out of bounds</w:t>
-      </w:r>
-      <w:r>
-        <w:t xml:space="preserve"> first</w:t>
-      </w:r>
-      <w:r>
-        <w:t>. The undo block re-flips the same two positions in the same conditional order, and since flipping is its own inverse, the state is restored exactly.</w:t>
-      </w:r>
-    </w:p>
-    <w:p>
-      <w:pPr>
-        <w:pStyle w:val="NoSpacing"/>
-      </w:pPr>
-    </w:p>
-    <w:p>
-      <w:pPr>
-        <w:pStyle w:val="NoSpacing"/>
-        <w:ind w:left="360" w:firstLine="0"/>
-      </w:pPr>
-      <w:r>
-        <w:t xml:space="preserve">The algorithm iterates over every index from 0 to n-1 at each recursion level and attempts a move on every coin that is present and heads-up. A branch returns false only when the inner loop completes without finding any valid move while </w:t>
-      </w:r>
-      <w:proofErr w:type="spellStart"/>
-      <w:r>
-        <w:t>coins_left</w:t>
-      </w:r>
-      <w:proofErr w:type="spellEnd"/>
-      <w:r>
-        <w:t xml:space="preserve"> &gt; 0. At that point no ‘H’ coin is present, which means no legal move exists in that state, so, no valid branch is ever skipped. If a solution exists anywhere in the search tree, the algorithm reaches it.</w:t>
-      </w:r>
-    </w:p>
-    <w:p>
-      <w:pPr>
-        <w:pStyle w:val="NoSpacing"/>
-      </w:pPr>
-    </w:p>
-    <w:p>
-      <w:pPr>
-        <w:pStyle w:val="NoSpacing"/>
-        <w:ind w:left="360" w:firstLine="0"/>
-      </w:pPr>
-      <w:r>
-        <w:t xml:space="preserve">Each recursion level decrements </w:t>
-      </w:r>
-      <w:proofErr w:type="spellStart"/>
-      <w:r>
-        <w:t>coins_left</w:t>
-      </w:r>
-      <w:proofErr w:type="spellEnd"/>
-      <w:r>
-        <w:t xml:space="preserve"> by exactly one. The depth is therefore bounded by </w:t>
-      </w:r>
-      <w:r>
-        <w:t>‘</w:t>
-      </w:r>
-      <w:r>
-        <w:t>n</w:t>
-      </w:r>
-      <w:r>
-        <w:t>’</w:t>
-      </w:r>
-      <w:r>
-        <w:t>, and at each level a finite loop runs. The algorithm always terminates.</w:t>
-      </w:r>
-    </w:p>
-    <w:p>
-      <w:pPr>
-        <w:pStyle w:val="NoSpacing"/>
-        <w:ind w:left="360" w:firstLine="0"/>
-      </w:pPr>
-    </w:p>
-    <w:p>
-      <w:pPr>
-        <w:pStyle w:val="NoSpacing"/>
+    </w:p>
+    <w:p>
+      <w:pPr>
+        <w:pStyle w:val="NoSpacing"/>
+        <w:ind w:left="360"/>
         <w:rPr>
           <w:b/>
           <w:bCs/>
@@ -3757,6 +2187,7 @@
           <w:ilvl w:val="0"/>
           <w:numId w:val="26"/>
         </w:numPr>
+        <w:ind w:left="720"/>
       </w:pPr>
       <w:r>
         <w:rPr>
@@ -3800,6 +2231,7 @@
           <w:ilvl w:val="0"/>
           <w:numId w:val="26"/>
         </w:numPr>
+        <w:ind w:left="720"/>
       </w:pPr>
       <w:r>
         <w:rPr>
@@ -3848,6 +2280,7 @@
           <w:ilvl w:val="0"/>
           <w:numId w:val="26"/>
         </w:numPr>
+        <w:ind w:left="720"/>
       </w:pPr>
       <w:r>
         <w:rPr>
@@ -3865,29 +2298,34 @@
     </w:p>
     <w:p>
       <w:pPr>
-        <w:pStyle w:val="NoSpacing"/>
-      </w:pPr>
+        <w:rPr>
+          <w:rFonts w:ascii="Calibri" w:hAnsi="Calibri" w:cstheme="majorBidi"/>
+          <w:szCs w:val="48"/>
+        </w:rPr>
+      </w:pPr>
+      <w:r>
+        <w:br w:type="page"/>
+      </w:r>
     </w:p>
     <w:p>
       <w:pPr>
         <w:pStyle w:val="Heading1"/>
       </w:pPr>
-      <w:r>
-        <w:t> </w:t>
-      </w:r>
-      <w:bookmarkStart w:id="25" w:name="_Toc228756867"/>
-      <w:bookmarkStart w:id="26" w:name="_Toc228839198"/>
-      <w:bookmarkStart w:id="27" w:name="_Toc228917512"/>
-      <w:r>
+      <w:bookmarkStart w:id="19" w:name="_Toc228756867"/>
+      <w:bookmarkStart w:id="20" w:name="_Toc228839198"/>
+      <w:bookmarkStart w:id="21" w:name="_Toc228917512"/>
+      <w:r>
+        <w:lastRenderedPageBreak/>
         <w:t>Complexity Analysis</w:t>
       </w:r>
-      <w:bookmarkEnd w:id="25"/>
-      <w:bookmarkEnd w:id="26"/>
-      <w:bookmarkEnd w:id="27"/>
-    </w:p>
-    <w:p>
-      <w:pPr>
-        <w:pStyle w:val="NoSpacing"/>
+      <w:bookmarkEnd w:id="19"/>
+      <w:bookmarkEnd w:id="20"/>
+      <w:bookmarkEnd w:id="21"/>
+    </w:p>
+    <w:p>
+      <w:pPr>
+        <w:pStyle w:val="NoSpacing"/>
+        <w:ind w:left="360"/>
       </w:pPr>
       <w:r>
         <w:rPr>
@@ -3903,6 +2341,8 @@
     <w:p>
       <w:pPr>
         <w:pStyle w:val="NoSpacing"/>
+        <w:ind w:left="360"/>
+        <w:jc w:val="both"/>
       </w:pPr>
       <w:r>
         <w:t xml:space="preserve">In the worst case when the puzzle has no solution </w:t>
@@ -3911,19 +2351,17 @@
         <w:t>the</w:t>
       </w:r>
       <w:r>
-        <w:t xml:space="preserve"> code </w:t>
-      </w:r>
-      <w:proofErr w:type="gramStart"/>
-      <w:r>
-        <w:t>has to</w:t>
-      </w:r>
-      <w:proofErr w:type="gramEnd"/>
-      <w:r>
-        <w:t xml:space="preserve"> try every sequence of heads</w:t>
+        <w:t xml:space="preserve"> code has to try every sequence of heads</w:t>
       </w:r>
       <w:r>
         <w:noBreakHyphen/>
-        <w:t>up removals. At the first call, there can be up to n heads</w:t>
+        <w:t>up</w:t>
+      </w:r>
+      <w:r>
+        <w:t xml:space="preserve"> </w:t>
+      </w:r>
+      <w:r>
+        <w:t>removals. At the first call, there can be up to n heads</w:t>
       </w:r>
       <w:r>
         <w:t>,</w:t>
@@ -3944,7 +2382,7 @@
     <w:p>
       <w:pPr>
         <w:pStyle w:val="NoSpacing"/>
-        <w:ind w:left="360" w:firstLine="0"/>
+        <w:ind w:left="0" w:firstLine="0"/>
       </w:pPr>
       <w:r>
         <w:rPr>
@@ -3960,7 +2398,7 @@
     <w:p>
       <w:pPr>
         <w:pStyle w:val="NoSpacing"/>
-        <w:ind w:left="360" w:firstLine="0"/>
+        <w:ind w:left="0" w:firstLine="360"/>
       </w:pPr>
       <w:r>
         <w:t xml:space="preserve">The recursion depth is at most n, because </w:t>
@@ -3975,13 +2413,7 @@
         <w:t xml:space="preserve"> is removed</w:t>
       </w:r>
       <w:r>
-        <w:t xml:space="preserve"> per level. Each level only needs a few local variables plus our removed array and path list. </w:t>
-      </w:r>
-      <w:r>
-        <w:t>So,</w:t>
-      </w:r>
-      <w:r>
-        <w:t xml:space="preserve"> the space usage is O(n</w:t>
+        <w:t xml:space="preserve"> per level. Each level only needs a few local variables plus our removed array and path list. So, the space usage is O(n</w:t>
       </w:r>
       <w:r>
         <w:t>).</w:t>
@@ -3989,11 +2421,28 @@
     </w:p>
     <w:p>
       <w:pPr>
+        <w:pStyle w:val="NoSpacing"/>
+        <w:ind w:left="0" w:firstLine="360"/>
+      </w:pPr>
+    </w:p>
+    <w:p>
+      <w:pPr>
+        <w:rPr>
+          <w:rFonts w:ascii="Calibri" w:hAnsi="Calibri" w:cstheme="majorBidi"/>
+          <w:szCs w:val="48"/>
+        </w:rPr>
+      </w:pPr>
+      <w:r>
+        <w:br w:type="page"/>
+      </w:r>
+    </w:p>
+    <w:p>
+      <w:pPr>
         <w:pStyle w:val="Heading1"/>
       </w:pPr>
-      <w:bookmarkStart w:id="28" w:name="_Toc228839199"/>
-      <w:bookmarkStart w:id="29" w:name="_Toc228917513"/>
-      <w:bookmarkEnd w:id="24"/>
+      <w:bookmarkStart w:id="22" w:name="_Toc228839199"/>
+      <w:bookmarkStart w:id="23" w:name="_Toc228917513"/>
+      <w:bookmarkEnd w:id="18"/>
       <w:r>
         <w:lastRenderedPageBreak/>
         <w:t xml:space="preserve">Algorithms </w:t>
@@ -4001,8 +2450,8 @@
       <w:r>
         <w:t>Comparative Analysis</w:t>
       </w:r>
-      <w:bookmarkEnd w:id="28"/>
-      <w:bookmarkEnd w:id="29"/>
+      <w:bookmarkEnd w:id="22"/>
+      <w:bookmarkEnd w:id="23"/>
       <w:r>
         <w:t xml:space="preserve"> </w:t>
       </w:r>
@@ -4010,7 +2459,8 @@
     <w:p>
       <w:pPr>
         <w:pStyle w:val="NoSpacing"/>
-        <w:ind w:left="360" w:firstLine="0"/>
+        <w:ind w:left="0" w:firstLine="0"/>
+        <w:jc w:val="both"/>
       </w:pPr>
       <w:r>
         <w:rPr>
@@ -4054,12 +2504,15 @@
     <w:p>
       <w:pPr>
         <w:pStyle w:val="NoSpacing"/>
-      </w:pPr>
-    </w:p>
-    <w:p>
-      <w:pPr>
-        <w:pStyle w:val="NoSpacing"/>
-        <w:ind w:left="360" w:firstLine="0"/>
+        <w:ind w:left="360"/>
+        <w:jc w:val="both"/>
+      </w:pPr>
+    </w:p>
+    <w:p>
+      <w:pPr>
+        <w:pStyle w:val="NoSpacing"/>
+        <w:ind w:left="0" w:firstLine="0"/>
+        <w:jc w:val="both"/>
       </w:pPr>
       <w:r>
         <w:rPr>
@@ -4087,24 +2540,18 @@
     <w:p>
       <w:pPr>
         <w:pStyle w:val="NoSpacing"/>
-        <w:ind w:left="360" w:firstLine="0"/>
-      </w:pPr>
-    </w:p>
-    <w:p>
-      <w:pPr>
-        <w:pStyle w:val="NoSpacing"/>
-        <w:ind w:left="360" w:firstLine="0"/>
-      </w:pPr>
-      <w:r>
-        <w:t xml:space="preserve">The problem is that </w:t>
-      </w:r>
-      <w:proofErr w:type="gramStart"/>
-      <w:r>
-        <w:t>greedy</w:t>
-      </w:r>
-      <w:proofErr w:type="gramEnd"/>
-      <w:r>
-        <w:t xml:space="preserve"> is </w:t>
+        <w:ind w:left="0" w:firstLine="0"/>
+        <w:jc w:val="both"/>
+      </w:pPr>
+    </w:p>
+    <w:p>
+      <w:pPr>
+        <w:pStyle w:val="NoSpacing"/>
+        <w:ind w:left="0" w:firstLine="0"/>
+        <w:jc w:val="both"/>
+      </w:pPr>
+      <w:r>
+        <w:t xml:space="preserve">The problem is that greedy is </w:t>
       </w:r>
       <w:r>
         <w:t>not correct</w:t>
@@ -4112,11 +2559,9 @@
       <w:r>
         <w:t xml:space="preserve"> in general. Any greedy ordering gets stuck because every path leads to a configuration with no ‘H’ coins but coins </w:t>
       </w:r>
-      <w:proofErr w:type="gramStart"/>
-      <w:r>
-        <w:t>still remaining</w:t>
-      </w:r>
-      <w:proofErr w:type="gramEnd"/>
+      <w:r>
+        <w:t>remaining</w:t>
+      </w:r>
       <w:r>
         <w:t>. The greedy method cannot backtrack, so it cannot discover this. Only exhaustive search reveals that the configuration is impossible.</w:t>
       </w:r>
@@ -4125,12 +2570,14 @@
       <w:pPr>
         <w:pStyle w:val="NoSpacing"/>
         <w:ind w:left="0" w:firstLine="0"/>
-      </w:pPr>
-    </w:p>
-    <w:p>
-      <w:pPr>
-        <w:pStyle w:val="NoSpacing"/>
-        <w:ind w:left="360" w:firstLine="0"/>
+        <w:jc w:val="both"/>
+      </w:pPr>
+    </w:p>
+    <w:p>
+      <w:pPr>
+        <w:pStyle w:val="NoSpacing"/>
+        <w:ind w:left="0" w:firstLine="0"/>
+        <w:jc w:val="both"/>
       </w:pPr>
       <w:r>
         <w:rPr>
@@ -4199,13 +2646,15 @@
     <w:p>
       <w:pPr>
         <w:pStyle w:val="NoSpacing"/>
-        <w:ind w:left="360" w:firstLine="0"/>
-      </w:pPr>
-    </w:p>
-    <w:p>
-      <w:pPr>
-        <w:pStyle w:val="NoSpacing"/>
-        <w:ind w:left="360" w:firstLine="0"/>
+        <w:ind w:left="0" w:firstLine="0"/>
+        <w:jc w:val="both"/>
+      </w:pPr>
+    </w:p>
+    <w:p>
+      <w:pPr>
+        <w:pStyle w:val="NoSpacing"/>
+        <w:ind w:left="0" w:firstLine="0"/>
+        <w:jc w:val="both"/>
       </w:pPr>
       <w:r>
         <w:rPr>
@@ -4236,12 +2685,15 @@
     <w:p>
       <w:pPr>
         <w:pStyle w:val="NoSpacing"/>
-      </w:pPr>
-    </w:p>
-    <w:p>
-      <w:pPr>
-        <w:pStyle w:val="NoSpacing"/>
-        <w:ind w:left="360" w:firstLine="0"/>
+        <w:ind w:left="360"/>
+        <w:jc w:val="both"/>
+      </w:pPr>
+    </w:p>
+    <w:p>
+      <w:pPr>
+        <w:pStyle w:val="NoSpacing"/>
+        <w:ind w:left="0" w:firstLine="0"/>
+        <w:jc w:val="both"/>
       </w:pPr>
       <w:r>
         <w:rPr>
@@ -4263,128 +2715,18 @@
     <w:p>
       <w:pPr>
         <w:pStyle w:val="NoSpacing"/>
-        <w:ind w:left="360" w:firstLine="0"/>
-      </w:pPr>
-    </w:p>
-    <w:p>
-      <w:pPr>
-        <w:pStyle w:val="NoSpacing"/>
-        <w:ind w:left="360" w:firstLine="0"/>
-      </w:pPr>
-    </w:p>
-    <w:p>
-      <w:pPr>
-        <w:pStyle w:val="NoSpacing"/>
-        <w:ind w:left="360" w:firstLine="0"/>
-      </w:pPr>
-    </w:p>
-    <w:p>
-      <w:pPr>
-        <w:pStyle w:val="NoSpacing"/>
-        <w:ind w:left="360" w:firstLine="0"/>
-      </w:pPr>
-    </w:p>
-    <w:p>
-      <w:pPr>
-        <w:pStyle w:val="NoSpacing"/>
-        <w:ind w:left="360" w:firstLine="0"/>
-      </w:pPr>
-    </w:p>
-    <w:p>
-      <w:pPr>
-        <w:pStyle w:val="NoSpacing"/>
-        <w:ind w:left="360" w:firstLine="0"/>
-      </w:pPr>
-    </w:p>
-    <w:p>
-      <w:pPr>
-        <w:pStyle w:val="NoSpacing"/>
-        <w:ind w:left="360" w:firstLine="0"/>
-      </w:pPr>
-    </w:p>
-    <w:p>
-      <w:pPr>
-        <w:pStyle w:val="NoSpacing"/>
-        <w:ind w:left="360" w:firstLine="0"/>
-      </w:pPr>
-    </w:p>
-    <w:p>
-      <w:pPr>
-        <w:pStyle w:val="NoSpacing"/>
-        <w:ind w:left="360" w:firstLine="0"/>
-      </w:pPr>
-    </w:p>
-    <w:p>
-      <w:pPr>
-        <w:pStyle w:val="NoSpacing"/>
-        <w:ind w:left="360" w:firstLine="0"/>
-      </w:pPr>
-    </w:p>
-    <w:p>
-      <w:pPr>
-        <w:pStyle w:val="NoSpacing"/>
-        <w:ind w:left="360" w:firstLine="0"/>
-      </w:pPr>
-    </w:p>
-    <w:p>
-      <w:pPr>
-        <w:pStyle w:val="NoSpacing"/>
-        <w:ind w:left="360" w:firstLine="0"/>
-      </w:pPr>
-    </w:p>
-    <w:p>
-      <w:pPr>
-        <w:pStyle w:val="NoSpacing"/>
-        <w:ind w:left="360" w:firstLine="0"/>
-      </w:pPr>
-    </w:p>
-    <w:p>
-      <w:pPr>
-        <w:pStyle w:val="NoSpacing"/>
-        <w:ind w:left="360" w:firstLine="0"/>
-      </w:pPr>
-      <w:proofErr w:type="gramStart"/>
-      <w:r>
-        <w:lastRenderedPageBreak/>
-        <w:t>this</w:t>
-      </w:r>
-      <w:proofErr w:type="gramEnd"/>
-      <w:r>
-        <w:t xml:space="preserve"> table summarizes the </w:t>
-      </w:r>
-      <w:r>
-        <w:t>analysis</w:t>
-      </w:r>
-      <w:r>
-        <w:t xml:space="preserve"> </w:t>
-      </w:r>
-      <w:r>
-        <w:t>of</w:t>
-      </w:r>
-      <w:r>
-        <w:t xml:space="preserve"> all </w:t>
-      </w:r>
-      <w:r>
-        <w:t>algorithms</w:t>
-      </w:r>
-      <w:r>
-        <w:t xml:space="preserve"> discussed:</w:t>
-      </w:r>
-    </w:p>
-    <w:p>
-      <w:pPr>
-        <w:pStyle w:val="NoSpacing"/>
-        <w:ind w:left="360" w:firstLine="0"/>
+        <w:ind w:left="0" w:firstLine="0"/>
       </w:pPr>
     </w:p>
     <w:p>
       <w:pPr>
         <w:pStyle w:val="Caption"/>
         <w:keepNext/>
-      </w:pPr>
-      <w:bookmarkStart w:id="30" w:name="_Toc228756950"/>
-      <w:bookmarkStart w:id="31" w:name="_Toc228839329"/>
-      <w:bookmarkStart w:id="32" w:name="_Toc228917523"/>
+        <w:jc w:val="center"/>
+      </w:pPr>
+      <w:bookmarkStart w:id="24" w:name="_Toc228756950"/>
+      <w:bookmarkStart w:id="25" w:name="_Toc228839329"/>
+      <w:bookmarkStart w:id="26" w:name="_Toc228917523"/>
       <w:r>
         <w:t xml:space="preserve">Table </w:t>
       </w:r>
@@ -4405,9 +2747,9 @@
       <w:r>
         <w:t>.</w:t>
       </w:r>
-      <w:bookmarkEnd w:id="30"/>
-      <w:bookmarkEnd w:id="31"/>
-      <w:bookmarkEnd w:id="32"/>
+      <w:bookmarkEnd w:id="24"/>
+      <w:bookmarkEnd w:id="25"/>
+      <w:bookmarkEnd w:id="26"/>
     </w:p>
     <w:tbl>
       <w:tblPr>
@@ -4681,11 +3023,9 @@
             <w:r>
               <w:t xml:space="preserve"> </w:t>
             </w:r>
-            <w:proofErr w:type="gramStart"/>
             <w:r>
               <w:t>Conquer</w:t>
             </w:r>
-            <w:proofErr w:type="gramEnd"/>
           </w:p>
         </w:tc>
         <w:tc>
@@ -4698,7 +3038,11 @@
               <w:ind w:left="360" w:firstLine="0"/>
             </w:pPr>
             <w:r>
-              <w:t>Independent subgames are created after each removal, but merging the resulting sequences into one valid chronological ordering is</w:t>
+              <w:t xml:space="preserve">Independent subgames are created after each removal, </w:t>
+            </w:r>
+            <w:r>
+              <w:lastRenderedPageBreak/>
+              <w:t>but merging the resulting sequences into one valid chronological ordering is</w:t>
             </w:r>
             <w:r>
               <w:t xml:space="preserve"> </w:t>
@@ -4718,6 +3062,7 @@
               <w:ind w:left="360" w:firstLine="0"/>
             </w:pPr>
             <w:r>
+              <w:lastRenderedPageBreak/>
               <w:t xml:space="preserve">Correct in theory but </w:t>
             </w:r>
             <w:r>
@@ -4836,15 +3181,7 @@
               <w:ind w:left="360" w:firstLine="0"/>
             </w:pPr>
             <w:r>
-              <w:t> </w:t>
-            </w:r>
-            <w:proofErr w:type="gramStart"/>
-            <w:r>
-              <w:t>there’s</w:t>
-            </w:r>
-            <w:proofErr w:type="gramEnd"/>
-            <w:r>
-              <w:t xml:space="preserve"> no way to take a partial </w:t>
+              <w:t xml:space="preserve"> there’s no way to take a partial </w:t>
             </w:r>
             <w:r>
               <w:t>solution</w:t>
@@ -4867,12 +3204,14 @@
     <w:p>
       <w:pPr>
         <w:pStyle w:val="NoSpacing"/>
-      </w:pPr>
-    </w:p>
-    <w:p>
-      <w:pPr>
-        <w:pStyle w:val="NoSpacing"/>
-        <w:ind w:left="360" w:firstLine="0"/>
+        <w:jc w:val="both"/>
+      </w:pPr>
+    </w:p>
+    <w:p>
+      <w:pPr>
+        <w:pStyle w:val="NoSpacing"/>
+        <w:ind w:left="0" w:firstLine="720"/>
+        <w:jc w:val="both"/>
       </w:pPr>
       <w:r>
         <w:t>Conclusion: Backtracking balance</w:t>
@@ -4926,24 +3265,29 @@
     </w:p>
     <w:p>
       <w:pPr>
-        <w:pStyle w:val="NoSpacing"/>
-        <w:ind w:left="360" w:firstLine="0"/>
-      </w:pPr>
+        <w:rPr>
+          <w:rFonts w:ascii="Calibri" w:hAnsi="Calibri" w:cstheme="majorBidi"/>
+          <w:szCs w:val="48"/>
+        </w:rPr>
+      </w:pPr>
+      <w:r>
+        <w:br w:type="page"/>
+      </w:r>
     </w:p>
     <w:p>
       <w:pPr>
         <w:pStyle w:val="Heading1"/>
       </w:pPr>
-      <w:bookmarkStart w:id="33" w:name="_Toc228756869"/>
-      <w:bookmarkStart w:id="34" w:name="_Toc228839200"/>
-      <w:bookmarkStart w:id="35" w:name="_Toc228917514"/>
+      <w:bookmarkStart w:id="27" w:name="_Toc228756869"/>
+      <w:bookmarkStart w:id="28" w:name="_Toc228839200"/>
+      <w:bookmarkStart w:id="29" w:name="_Toc228917514"/>
       <w:r>
         <w:lastRenderedPageBreak/>
         <w:t>Sample Outputs and Explanation</w:t>
       </w:r>
-      <w:bookmarkEnd w:id="33"/>
-      <w:bookmarkEnd w:id="34"/>
-      <w:bookmarkEnd w:id="35"/>
+      <w:bookmarkEnd w:id="27"/>
+      <w:bookmarkEnd w:id="28"/>
+      <w:bookmarkEnd w:id="29"/>
     </w:p>
     <w:p>
       <w:r>
@@ -5060,9 +3404,9 @@
                                 <w:szCs w:val="22"/>
                               </w:rPr>
                             </w:pPr>
-                            <w:bookmarkStart w:id="36" w:name="_Toc228756979"/>
-                            <w:bookmarkStart w:id="37" w:name="_Toc228839304"/>
-                            <w:bookmarkStart w:id="38" w:name="_Toc228917521"/>
+                            <w:bookmarkStart w:id="30" w:name="_Toc228756979"/>
+                            <w:bookmarkStart w:id="31" w:name="_Toc228839304"/>
+                            <w:bookmarkStart w:id="32" w:name="_Toc228917521"/>
                             <w:r>
                               <w:t xml:space="preserve">Figure </w:t>
                             </w:r>
@@ -5080,9 +3424,9 @@
                             <w:r>
                               <w:t>Test cases</w:t>
                             </w:r>
-                            <w:bookmarkEnd w:id="36"/>
-                            <w:bookmarkEnd w:id="37"/>
-                            <w:bookmarkEnd w:id="38"/>
+                            <w:bookmarkEnd w:id="30"/>
+                            <w:bookmarkEnd w:id="31"/>
+                            <w:bookmarkEnd w:id="32"/>
                           </w:p>
                         </w:txbxContent>
                       </wps:txbx>
@@ -5098,7 +3442,7 @@
               </wp:anchor>
             </w:drawing>
           </mc:Choice>
-          <mc:Fallback>
+          <mc:Fallback xmlns:w16sdtfl="http://schemas.microsoft.com/office/word/2024/wordml/sdtformatlock">
             <w:pict>
               <v:shape w14:anchorId="5CD19370" id="_x0000_s1028" type="#_x0000_t202" style="position:absolute;margin-left:0;margin-top:11.45pt;width:232.3pt;height:.05pt;z-index:251669504;visibility:visible;mso-wrap-style:square;mso-wrap-distance-left:9pt;mso-wrap-distance-top:0;mso-wrap-distance-right:9pt;mso-wrap-distance-bottom:0;mso-position-horizontal:center;mso-position-horizontal-relative:margin;mso-position-vertical:absolute;mso-position-vertical-relative:text;v-text-anchor:top" o:gfxdata="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" stroked="f">
                 <v:textbox style="mso-fit-shape-to-text:t" inset="0,0,0,0">
@@ -5147,16 +3491,6 @@
     <w:p>
       <w:pPr>
         <w:pStyle w:val="NoSpacing"/>
-      </w:pPr>
-    </w:p>
-    <w:p>
-      <w:pPr>
-        <w:pStyle w:val="NoSpacing"/>
-      </w:pPr>
-    </w:p>
-    <w:p>
-      <w:pPr>
-        <w:pStyle w:val="NoSpacing"/>
         <w:ind w:left="0" w:firstLine="0"/>
       </w:pPr>
     </w:p>
@@ -5165,14 +3499,6 @@
         <w:pStyle w:val="NoSpacing"/>
         <w:ind w:left="0" w:firstLine="0"/>
       </w:pPr>
-    </w:p>
-    <w:p>
-      <w:pPr>
-        <w:pStyle w:val="NoSpacing"/>
-      </w:pPr>
-      <w:r>
-        <w:t>Outputs:</w:t>
-      </w:r>
     </w:p>
     <w:p>
       <w:pPr>
@@ -5183,16 +3509,16 @@
           <w:noProof/>
         </w:rPr>
         <w:drawing>
-          <wp:anchor distT="0" distB="0" distL="114300" distR="114300" simplePos="0" relativeHeight="251679744" behindDoc="0" locked="0" layoutInCell="1" allowOverlap="1" wp14:anchorId="2A19B72A" wp14:editId="2FDA95D8">
+          <wp:anchor distT="0" distB="0" distL="114300" distR="114300" simplePos="0" relativeHeight="251679744" behindDoc="0" locked="0" layoutInCell="1" allowOverlap="1" wp14:anchorId="2A19B72A" wp14:editId="55D5DB2E">
             <wp:simplePos x="0" y="0"/>
             <wp:positionH relativeFrom="margin">
-              <wp:align>center</wp:align>
+              <wp:posOffset>2026311</wp:posOffset>
             </wp:positionH>
             <wp:positionV relativeFrom="paragraph">
-              <wp:posOffset>6350</wp:posOffset>
+              <wp:posOffset>188900</wp:posOffset>
             </wp:positionV>
-            <wp:extent cx="1892175" cy="2067376"/>
-            <wp:effectExtent l="0" t="0" r="0" b="0"/>
+            <wp:extent cx="1411834" cy="1542559"/>
+            <wp:effectExtent l="0" t="0" r="0" b="635"/>
             <wp:wrapNone/>
             <wp:docPr id="1964025728" name="Picture 1"/>
             <wp:cNvGraphicFramePr>
@@ -5214,7 +3540,7 @@
                   <pic:spPr>
                     <a:xfrm>
                       <a:off x="0" y="0"/>
-                      <a:ext cx="1892175" cy="2067376"/>
+                      <a:ext cx="1417380" cy="1548618"/>
                     </a:xfrm>
                     <a:prstGeom prst="rect">
                       <a:avLst/>
@@ -5232,61 +3558,58 @@
           </wp:anchor>
         </w:drawing>
       </w:r>
-    </w:p>
-    <w:p>
-      <w:pPr>
-        <w:pStyle w:val="NoSpacing"/>
-      </w:pPr>
-    </w:p>
-    <w:p>
-      <w:pPr>
-        <w:pStyle w:val="NoSpacing"/>
-      </w:pPr>
-    </w:p>
-    <w:p>
-      <w:pPr>
-        <w:pStyle w:val="NoSpacing"/>
-      </w:pPr>
-    </w:p>
-    <w:p>
-      <w:pPr>
-        <w:pStyle w:val="NoSpacing"/>
-      </w:pPr>
-    </w:p>
-    <w:p>
-      <w:pPr>
-        <w:pStyle w:val="NoSpacing"/>
-      </w:pPr>
-    </w:p>
-    <w:p>
-      <w:pPr>
-        <w:pStyle w:val="NoSpacing"/>
-      </w:pPr>
-    </w:p>
-    <w:p>
-      <w:pPr>
-        <w:pStyle w:val="NoSpacing"/>
-      </w:pPr>
-    </w:p>
-    <w:p>
-      <w:pPr>
-        <w:pStyle w:val="NoSpacing"/>
-      </w:pPr>
-    </w:p>
-    <w:p>
-      <w:pPr>
-        <w:pStyle w:val="NoSpacing"/>
-      </w:pPr>
-    </w:p>
-    <w:p>
-      <w:pPr>
-        <w:pStyle w:val="NoSpacing"/>
-      </w:pPr>
-    </w:p>
-    <w:p>
-      <w:pPr>
-        <w:pStyle w:val="NoSpacing"/>
-        <w:ind w:left="0" w:firstLine="0"/>
+      <w:r>
+        <w:t>Outputs:</w:t>
+      </w:r>
+    </w:p>
+    <w:p>
+      <w:pPr>
+        <w:pStyle w:val="NoSpacing"/>
+      </w:pPr>
+    </w:p>
+    <w:p>
+      <w:pPr>
+        <w:pStyle w:val="NoSpacing"/>
+      </w:pPr>
+    </w:p>
+    <w:p>
+      <w:pPr>
+        <w:pStyle w:val="NoSpacing"/>
+      </w:pPr>
+    </w:p>
+    <w:p>
+      <w:pPr>
+        <w:pStyle w:val="NoSpacing"/>
+      </w:pPr>
+    </w:p>
+    <w:p>
+      <w:pPr>
+        <w:pStyle w:val="NoSpacing"/>
+      </w:pPr>
+    </w:p>
+    <w:p>
+      <w:pPr>
+        <w:pStyle w:val="NoSpacing"/>
+      </w:pPr>
+    </w:p>
+    <w:p>
+      <w:pPr>
+        <w:pStyle w:val="NoSpacing"/>
+      </w:pPr>
+    </w:p>
+    <w:p>
+      <w:pPr>
+        <w:pStyle w:val="NoSpacing"/>
+      </w:pPr>
+    </w:p>
+    <w:p>
+      <w:pPr>
+        <w:pStyle w:val="NoSpacing"/>
+      </w:pPr>
+    </w:p>
+    <w:p>
+      <w:pPr>
+        <w:pStyle w:val="NoSpacing"/>
       </w:pPr>
       <w:r>
         <w:rPr>
@@ -5295,13 +3618,13 @@
         <mc:AlternateContent>
           <mc:Choice Requires="wps">
             <w:drawing>
-              <wp:anchor distT="0" distB="0" distL="114300" distR="114300" simplePos="0" relativeHeight="251671552" behindDoc="0" locked="0" layoutInCell="1" allowOverlap="1" wp14:anchorId="67290F6C" wp14:editId="77E8918A">
+              <wp:anchor distT="0" distB="0" distL="114300" distR="114300" simplePos="0" relativeHeight="251671552" behindDoc="0" locked="0" layoutInCell="1" allowOverlap="1" wp14:anchorId="67290F6C" wp14:editId="1C6600E4">
                 <wp:simplePos x="0" y="0"/>
                 <wp:positionH relativeFrom="margin">
-                  <wp:align>center</wp:align>
+                  <wp:posOffset>1817370</wp:posOffset>
                 </wp:positionH>
                 <wp:positionV relativeFrom="paragraph">
-                  <wp:posOffset>153274</wp:posOffset>
+                  <wp:posOffset>5766</wp:posOffset>
                 </wp:positionV>
                 <wp:extent cx="1934210" cy="635"/>
                 <wp:effectExtent l="0" t="0" r="8890" b="8255"/>
@@ -5338,9 +3661,9 @@
                                 <w:szCs w:val="48"/>
                               </w:rPr>
                             </w:pPr>
-                            <w:bookmarkStart w:id="42" w:name="_Toc228756980"/>
-                            <w:bookmarkStart w:id="43" w:name="_Toc228839305"/>
-                            <w:bookmarkStart w:id="44" w:name="_Toc228917522"/>
+                            <w:bookmarkStart w:id="33" w:name="_Toc228756980"/>
+                            <w:bookmarkStart w:id="34" w:name="_Toc228839305"/>
+                            <w:bookmarkStart w:id="35" w:name="_Toc228917522"/>
                             <w:r>
                               <w:t xml:space="preserve">Figure </w:t>
                             </w:r>
@@ -5361,9 +3684,9 @@
                             <w:r>
                               <w:t>s</w:t>
                             </w:r>
-                            <w:bookmarkEnd w:id="42"/>
-                            <w:bookmarkEnd w:id="43"/>
-                            <w:bookmarkEnd w:id="44"/>
+                            <w:bookmarkEnd w:id="33"/>
+                            <w:bookmarkEnd w:id="34"/>
+                            <w:bookmarkEnd w:id="35"/>
                           </w:p>
                         </w:txbxContent>
                       </wps:txbx>
@@ -5384,7 +3707,11 @@
           </mc:Choice>
           <mc:Fallback>
             <w:pict>
-              <v:shape w14:anchorId="67290F6C" id="_x0000_s1029" type="#_x0000_t202" style="position:absolute;margin-left:0;margin-top:12.05pt;width:152.3pt;height:.05pt;z-index:251671552;visibility:visible;mso-wrap-style:square;mso-width-percent:0;mso-wrap-distance-left:9pt;mso-wrap-distance-top:0;mso-wrap-distance-right:9pt;mso-wrap-distance-bottom:0;mso-position-horizontal:center;mso-position-horizontal-relative:margin;mso-position-vertical:absolute;mso-position-vertical-relative:text;mso-width-percent:0;mso-width-relative:margin;v-text-anchor:top" o:gfxdata="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" stroked="f">
+              <v:shapetype w14:anchorId="67290F6C" id="_x0000_t202" coordsize="21600,21600" o:spt="202" path="m,l,21600r21600,l21600,xe">
+                <v:stroke joinstyle="miter"/>
+                <v:path gradientshapeok="t" o:connecttype="rect"/>
+              </v:shapetype>
+              <v:shape id="_x0000_s1029" type="#_x0000_t202" style="position:absolute;left:0;text-align:left;margin-left:143.1pt;margin-top:.45pt;width:152.3pt;height:.05pt;z-index:251671552;visibility:visible;mso-wrap-style:square;mso-width-percent:0;mso-wrap-distance-left:9pt;mso-wrap-distance-top:0;mso-wrap-distance-right:9pt;mso-wrap-distance-bottom:0;mso-position-horizontal:absolute;mso-position-horizontal-relative:margin;mso-position-vertical:absolute;mso-position-vertical-relative:text;mso-width-percent:0;mso-width-relative:margin;v-text-anchor:top" o:gfxdata="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" stroked="f">
                 <v:textbox style="mso-fit-shape-to-text:t" inset="0,0,0,0">
                   <w:txbxContent>
                     <w:p>
@@ -5396,9 +3723,9 @@
                           <w:szCs w:val="48"/>
                         </w:rPr>
                       </w:pPr>
-                      <w:bookmarkStart w:id="45" w:name="_Toc228756980"/>
-                      <w:bookmarkStart w:id="46" w:name="_Toc228839305"/>
-                      <w:bookmarkStart w:id="47" w:name="_Toc228917522"/>
+                      <w:bookmarkStart w:id="36" w:name="_Toc228756980"/>
+                      <w:bookmarkStart w:id="37" w:name="_Toc228839305"/>
+                      <w:bookmarkStart w:id="38" w:name="_Toc228917522"/>
                       <w:r>
                         <w:t xml:space="preserve">Figure </w:t>
                       </w:r>
@@ -5419,9 +3746,9 @@
                       <w:r>
                         <w:t>s</w:t>
                       </w:r>
-                      <w:bookmarkEnd w:id="45"/>
-                      <w:bookmarkEnd w:id="46"/>
-                      <w:bookmarkEnd w:id="47"/>
+                      <w:bookmarkEnd w:id="36"/>
+                      <w:bookmarkEnd w:id="37"/>
+                      <w:bookmarkEnd w:id="38"/>
                     </w:p>
                   </w:txbxContent>
                 </v:textbox>
@@ -5435,42 +3762,6 @@
     <w:p>
       <w:pPr>
         <w:pStyle w:val="NoSpacing"/>
-        <w:ind w:left="0" w:firstLine="0"/>
-      </w:pPr>
-    </w:p>
-    <w:p>
-      <w:pPr>
-        <w:pStyle w:val="NoSpacing"/>
-        <w:ind w:left="0" w:firstLine="0"/>
-      </w:pPr>
-    </w:p>
-    <w:p>
-      <w:pPr>
-        <w:pStyle w:val="NoSpacing"/>
-        <w:ind w:left="0" w:firstLine="0"/>
-      </w:pPr>
-    </w:p>
-    <w:p>
-      <w:pPr>
-        <w:pStyle w:val="NoSpacing"/>
-        <w:ind w:left="0" w:firstLine="0"/>
-      </w:pPr>
-    </w:p>
-    <w:p>
-      <w:pPr>
-        <w:pStyle w:val="NoSpacing"/>
-        <w:ind w:left="0" w:firstLine="0"/>
-      </w:pPr>
-    </w:p>
-    <w:p>
-      <w:pPr>
-        <w:pStyle w:val="NoSpacing"/>
-        <w:ind w:left="0" w:firstLine="0"/>
-      </w:pPr>
-    </w:p>
-    <w:p>
-      <w:pPr>
-        <w:pStyle w:val="NoSpacing"/>
         <w:rPr>
           <w:b/>
           <w:bCs/>
@@ -5797,7 +4088,6 @@
         <w:spacing w:after="100"/>
       </w:pPr>
       <w:r>
-        <w:lastRenderedPageBreak/>
         <w:t>“</w:t>
       </w:r>
       <w:r>
@@ -6067,18 +4357,10 @@
         <w:t xml:space="preserve"> </w:t>
       </w:r>
       <w:r>
-        <w:t>state</w:t>
-      </w:r>
-      <w:proofErr w:type="gramStart"/>
-      <w:r>
-        <w:t xml:space="preserve">: </w:t>
-      </w:r>
-      <w:r>
-        <w:t>-</w:t>
-      </w:r>
-      <w:proofErr w:type="gramEnd"/>
-      <w:r>
-        <w:t xml:space="preserve"> </w:t>
+        <w:t xml:space="preserve">state: </w:t>
+      </w:r>
+      <w:r>
+        <w:t xml:space="preserve">- </w:t>
       </w:r>
       <w:r>
         <w:t>- -</w:t>
@@ -6128,20 +4410,33 @@
     </w:p>
     <w:p>
       <w:pPr>
+        <w:ind w:left="0" w:firstLine="0"/>
+        <w:rPr>
+          <w:rFonts w:ascii="Calibri" w:hAnsi="Calibri" w:cstheme="majorBidi"/>
+          <w:szCs w:val="48"/>
+        </w:rPr>
+      </w:pPr>
+      <w:r>
+        <w:br w:type="page"/>
+      </w:r>
+    </w:p>
+    <w:p>
+      <w:pPr>
         <w:pStyle w:val="Heading1"/>
       </w:pPr>
-      <w:bookmarkStart w:id="48" w:name="_Toc228756870"/>
-      <w:bookmarkStart w:id="49" w:name="_Toc228839201"/>
-      <w:bookmarkStart w:id="50" w:name="_Toc228917515"/>
-      <w:r>
+      <w:bookmarkStart w:id="39" w:name="_Toc228756870"/>
+      <w:bookmarkStart w:id="40" w:name="_Toc228839201"/>
+      <w:bookmarkStart w:id="41" w:name="_Toc228917515"/>
+      <w:r>
+        <w:lastRenderedPageBreak/>
         <w:t>A</w:t>
       </w:r>
       <w:r>
         <w:t>pproach Downsides</w:t>
       </w:r>
-      <w:bookmarkEnd w:id="48"/>
-      <w:bookmarkEnd w:id="49"/>
-      <w:bookmarkEnd w:id="50"/>
+      <w:bookmarkEnd w:id="39"/>
+      <w:bookmarkEnd w:id="40"/>
+      <w:bookmarkEnd w:id="41"/>
       <w:r>
         <w:t xml:space="preserve"> </w:t>
       </w:r>
@@ -6205,335 +4500,112 @@
     </w:p>
     <w:p>
       <w:pPr>
+        <w:pStyle w:val="Heading1"/>
+      </w:pPr>
+      <w:bookmarkStart w:id="42" w:name="_Toc228756871"/>
+      <w:bookmarkStart w:id="43" w:name="_Toc228839202"/>
+      <w:bookmarkStart w:id="44" w:name="_Toc228917516"/>
+      <w:r>
+        <w:t>Improvements</w:t>
+      </w:r>
+      <w:bookmarkEnd w:id="42"/>
+      <w:bookmarkEnd w:id="43"/>
+      <w:bookmarkEnd w:id="44"/>
+    </w:p>
+    <w:p>
+      <w:pPr>
         <w:pStyle w:val="NoSpacing"/>
         <w:ind w:left="360" w:firstLine="0"/>
       </w:pPr>
+      <w:r>
+        <w:t xml:space="preserve">A Dynamic Programming approach could reduce the redundant work by caching </w:t>
+      </w:r>
+      <w:r>
+        <w:t>the</w:t>
+      </w:r>
+      <w:r>
+        <w:t xml:space="preserve"> states</w:t>
+      </w:r>
+      <w:r>
+        <w:t xml:space="preserve"> </w:t>
+      </w:r>
+      <w:r>
+        <w:t xml:space="preserve">that have already been explored. Since the full state of the </w:t>
+      </w:r>
+      <w:r>
+        <w:t>coins</w:t>
+      </w:r>
+      <w:r>
+        <w:t xml:space="preserve"> at any point is just which</w:t>
+      </w:r>
+      <w:r>
+        <w:t xml:space="preserve"> </w:t>
+      </w:r>
+      <w:r>
+        <w:t>coins are still present and what face each one shows, it can be represented compactly and</w:t>
+      </w:r>
+      <w:r>
+        <w:t xml:space="preserve"> </w:t>
+      </w:r>
+      <w:r>
+        <w:t>stored. If the algorithm reaches a state, it has seen before and already determined to be</w:t>
+      </w:r>
+      <w:r>
+        <w:t xml:space="preserve"> </w:t>
+      </w:r>
+      <w:r>
+        <w:t>unsolvable, it can skip it immediately instead of re-exploring it. This would not change the</w:t>
+      </w:r>
+      <w:r>
+        <w:t xml:space="preserve"> </w:t>
+      </w:r>
+      <w:r>
+        <w:t>worst case in theory but in practice would cut out a significant amount of repeated work,</w:t>
+      </w:r>
+      <w:r>
+        <w:t xml:space="preserve"> </w:t>
+      </w:r>
+      <w:r>
+        <w:t>especially on larger inputs where the number of possible orderings explodes quickly.</w:t>
+      </w:r>
     </w:p>
     <w:p>
       <w:pPr>
         <w:pStyle w:val="Heading1"/>
       </w:pPr>
-      <w:bookmarkStart w:id="51" w:name="_Toc228756871"/>
-      <w:bookmarkStart w:id="52" w:name="_Toc228839202"/>
-      <w:bookmarkStart w:id="53" w:name="_Toc228917516"/>
-      <w:r>
-        <w:t>Improvements</w:t>
-      </w:r>
-      <w:bookmarkEnd w:id="51"/>
-      <w:bookmarkEnd w:id="52"/>
-      <w:bookmarkEnd w:id="53"/>
-    </w:p>
-    <w:p>
-      <w:pPr>
-        <w:pStyle w:val="NoSpacing"/>
+      <w:bookmarkStart w:id="45" w:name="_Toc228756872"/>
+      <w:bookmarkStart w:id="46" w:name="_Toc228839203"/>
+      <w:bookmarkStart w:id="47" w:name="_Toc228917517"/>
+      <w:r>
+        <w:t>Conclusion</w:t>
+      </w:r>
+      <w:bookmarkEnd w:id="45"/>
+      <w:bookmarkEnd w:id="46"/>
+      <w:bookmarkEnd w:id="47"/>
+      <w:r>
+        <w:t xml:space="preserve"> </w:t>
+      </w:r>
+    </w:p>
+    <w:p>
+      <w:pPr>
         <w:ind w:left="360" w:firstLine="0"/>
       </w:pPr>
       <w:r>
-        <w:t xml:space="preserve">A Dynamic Programming approach could reduce the redundant work by </w:t>
-      </w:r>
-      <w:proofErr w:type="gramStart"/>
-      <w:r>
-        <w:t>caching</w:t>
-      </w:r>
-      <w:proofErr w:type="gramEnd"/>
+        <w:t>The backtracking implementation correctly finds a valid solution sequence when one exists. The main limitation is the factorial worst-case time, which becomes a real problem as n grows since impossible configurations force the algorithm to exhaust every possible branch before concluding. A Dynamic Programming</w:t>
+      </w:r>
       <w:r>
         <w:t xml:space="preserve"> </w:t>
       </w:r>
       <w:r>
-        <w:t>the</w:t>
-      </w:r>
-      <w:r>
-        <w:t xml:space="preserve"> states</w:t>
+        <w:t>approach could improve this by caching already</w:t>
       </w:r>
       <w:r>
         <w:t xml:space="preserve"> </w:t>
       </w:r>
       <w:r>
-        <w:t xml:space="preserve">that have already been explored. Since the full state of the </w:t>
-      </w:r>
-      <w:r>
-        <w:t>coins</w:t>
-      </w:r>
-      <w:r>
-        <w:t xml:space="preserve"> at any point is just which</w:t>
-      </w:r>
-      <w:r>
-        <w:t xml:space="preserve"> </w:t>
-      </w:r>
-      <w:r>
-        <w:t>coins are still present and what face each one shows, it can be represented compactly and</w:t>
-      </w:r>
-      <w:r>
-        <w:t xml:space="preserve"> </w:t>
-      </w:r>
-      <w:r>
-        <w:t>stored. If the algorithm reaches a state, it has seen before and already determined to be</w:t>
-      </w:r>
-      <w:r>
-        <w:t xml:space="preserve"> </w:t>
-      </w:r>
-      <w:r>
-        <w:t>unsolvable, it can skip it immediately instead of re-exploring it. This would not change the</w:t>
-      </w:r>
-      <w:r>
-        <w:t xml:space="preserve"> </w:t>
-      </w:r>
-      <w:r>
-        <w:t>worst case in theory but in practice would cut out a significant amount of repeated work,</w:t>
-      </w:r>
-      <w:r>
-        <w:t xml:space="preserve"> </w:t>
-      </w:r>
-      <w:r>
-        <w:t>especially on larger inputs where the number of possible orderings explodes quickly.</w:t>
-      </w:r>
-    </w:p>
-    <w:p>
-      <w:pPr>
-        <w:pStyle w:val="NoSpacing"/>
-        <w:ind w:left="360" w:firstLine="0"/>
-      </w:pPr>
-    </w:p>
-    <w:p>
-      <w:pPr>
-        <w:pStyle w:val="NoSpacing"/>
-        <w:ind w:left="360" w:firstLine="0"/>
-      </w:pPr>
-    </w:p>
-    <w:p>
-      <w:pPr>
-        <w:pStyle w:val="NoSpacing"/>
-        <w:ind w:left="360" w:firstLine="0"/>
-      </w:pPr>
-    </w:p>
-    <w:p>
-      <w:pPr>
-        <w:pStyle w:val="NoSpacing"/>
-        <w:ind w:left="360" w:firstLine="0"/>
-      </w:pPr>
-    </w:p>
-    <w:p>
-      <w:pPr>
-        <w:pStyle w:val="Heading1"/>
-      </w:pPr>
-      <w:bookmarkStart w:id="54" w:name="_Toc228756872"/>
-      <w:bookmarkStart w:id="55" w:name="_Toc228839203"/>
-      <w:bookmarkStart w:id="56" w:name="_Toc228917517"/>
-      <w:r>
-        <w:lastRenderedPageBreak/>
-        <w:t>Conclusion</w:t>
-      </w:r>
-      <w:bookmarkEnd w:id="54"/>
-      <w:bookmarkEnd w:id="55"/>
-      <w:bookmarkEnd w:id="56"/>
-      <w:r>
-        <w:t xml:space="preserve"> </w:t>
-      </w:r>
-    </w:p>
-    <w:p>
-      <w:pPr>
-        <w:ind w:left="360" w:firstLine="0"/>
-      </w:pPr>
-      <w:r>
-        <w:t>The backtracking implementation correctly finds a valid solution sequence when one exists. The main limitation is the factorial worst-case time, which becomes a real problem as n grows since impossible configurations force the algorithm to exhaust every possible branch before concluding. A Dynamic Programming</w:t>
-      </w:r>
-      <w:r>
-        <w:t xml:space="preserve"> </w:t>
-      </w:r>
-      <w:r>
-        <w:t xml:space="preserve">approach could improve this by </w:t>
-      </w:r>
-      <w:proofErr w:type="gramStart"/>
-      <w:r>
-        <w:t>caching</w:t>
-      </w:r>
-      <w:proofErr w:type="gramEnd"/>
-      <w:r>
-        <w:t xml:space="preserve"> already</w:t>
-      </w:r>
-      <w:r>
-        <w:t xml:space="preserve"> </w:t>
-      </w:r>
-      <w:r>
         <w:t>explored states and avoiding redundant work, since the same board configuration can be reached through different removal orderings.</w:t>
       </w:r>
     </w:p>
-    <w:p>
-      <w:pPr>
-        <w:ind w:left="360" w:firstLine="0"/>
-      </w:pPr>
-    </w:p>
-    <w:sdt>
-      <w:sdtPr>
-        <w:id w:val="1008559927"/>
-        <w:docPartObj>
-          <w:docPartGallery w:val="Bibliographies"/>
-          <w:docPartUnique/>
-        </w:docPartObj>
-      </w:sdtPr>
-      <w:sdtEndPr>
-        <w:rPr>
-          <w:rFonts w:asciiTheme="majorBidi" w:eastAsia="Calibri" w:hAnsiTheme="majorBidi" w:cs="Calibri"/>
-          <w:b w:val="0"/>
-          <w:bCs w:val="0"/>
-          <w:color w:val="auto"/>
-          <w:w w:val="100"/>
-          <w:kern w:val="0"/>
-          <w:sz w:val="24"/>
-          <w:szCs w:val="22"/>
-        </w:rPr>
-      </w:sdtEndPr>
-      <w:sdtContent>
-        <w:p>
-          <w:pPr>
-            <w:pStyle w:val="Heading1"/>
-          </w:pPr>
-          <w:r>
-            <w:t>References</w:t>
-          </w:r>
-        </w:p>
-        <w:sdt>
-          <w:sdtPr>
-            <w:id w:val="-1273473796"/>
-            <w:bibliography/>
-          </w:sdtPr>
-          <w:sdtContent>
-            <w:p>
-              <w:pPr>
-                <w:pStyle w:val="Bibliography"/>
-                <w:ind w:hanging="720"/>
-                <w:rPr>
-                  <w:noProof/>
-                  <w:szCs w:val="24"/>
-                  <w14:ligatures w14:val="none"/>
-                </w:rPr>
-              </w:pPr>
-              <w:r>
-                <w:fldChar w:fldCharType="begin"/>
-              </w:r>
-              <w:r>
-                <w:instrText xml:space="preserve"> BIBLIOGRAPHY </w:instrText>
-              </w:r>
-              <w:r>
-                <w:fldChar w:fldCharType="separate"/>
-              </w:r>
-              <w:r>
-                <w:rPr>
-                  <w:noProof/>
-                </w:rPr>
-                <w:t xml:space="preserve">Arora, A. (2017). </w:t>
-              </w:r>
-              <w:r>
-                <w:rPr>
-                  <w:i/>
-                  <w:iCs/>
-                  <w:noProof/>
-                </w:rPr>
-                <w:t>Analysis and Design of Algorithms.</w:t>
-              </w:r>
-              <w:r>
-                <w:rPr>
-                  <w:noProof/>
-                </w:rPr>
-                <w:t xml:space="preserve"> </w:t>
-              </w:r>
-            </w:p>
-            <w:p>
-              <w:pPr>
-                <w:pStyle w:val="Bibliography"/>
-                <w:ind w:hanging="720"/>
-                <w:rPr>
-                  <w:noProof/>
-                </w:rPr>
-              </w:pPr>
-              <w:r>
-                <w:rPr>
-                  <w:i/>
-                  <w:iCs/>
-                  <w:noProof/>
-                </w:rPr>
-                <w:t>Dynamic Programming or DP</w:t>
-              </w:r>
-              <w:r>
-                <w:rPr>
-                  <w:noProof/>
-                </w:rPr>
-                <w:t>. (n.d.). Retrieved from geeksforgeeks: https://www.geeksforgeeks.org/dsa/dynamic-programming/</w:t>
-              </w:r>
-            </w:p>
-            <w:p>
-              <w:pPr>
-                <w:pStyle w:val="Bibliography"/>
-                <w:ind w:hanging="720"/>
-                <w:rPr>
-                  <w:noProof/>
-                </w:rPr>
-              </w:pPr>
-              <w:r>
-                <w:rPr>
-                  <w:noProof/>
-                </w:rPr>
-                <w:t xml:space="preserve">Iacono, A. (2017, oct 7). </w:t>
-              </w:r>
-              <w:r>
-                <w:rPr>
-                  <w:i/>
-                  <w:iCs/>
-                  <w:noProof/>
-                </w:rPr>
-                <w:t>Backtracking explained</w:t>
-              </w:r>
-              <w:r>
-                <w:rPr>
-                  <w:noProof/>
-                </w:rPr>
-                <w:t>. Retrieved from medium: https://medium.com/@andreaiacono/backtracking-explained-7450d6ef9e1a</w:t>
-              </w:r>
-            </w:p>
-            <w:p>
-              <w:pPr>
-                <w:pStyle w:val="Bibliography"/>
-                <w:ind w:hanging="720"/>
-                <w:rPr>
-                  <w:noProof/>
-                </w:rPr>
-              </w:pPr>
-              <w:r>
-                <w:rPr>
-                  <w:noProof/>
-                </w:rPr>
-                <w:t xml:space="preserve">Levitin, A. (2012). </w:t>
-              </w:r>
-              <w:r>
-                <w:rPr>
-                  <w:i/>
-                  <w:iCs/>
-                  <w:noProof/>
-                </w:rPr>
-                <w:t>Introduction to the Design and Analysis of Algorithms.</w:t>
-              </w:r>
-              <w:r>
-                <w:rPr>
-                  <w:noProof/>
-                </w:rPr>
-                <w:t xml:space="preserve"> </w:t>
-              </w:r>
-            </w:p>
-            <w:p>
-              <w:r>
-                <w:rPr>
-                  <w:b/>
-                  <w:bCs/>
-                  <w:noProof/>
-                </w:rPr>
-                <w:fldChar w:fldCharType="end"/>
-              </w:r>
-            </w:p>
-          </w:sdtContent>
-        </w:sdt>
-      </w:sdtContent>
-    </w:sdt>
-    <w:p/>
     <w:sectPr>
       <w:pgSz w:w="12240" w:h="15840"/>
       <w:pgMar w:top="1440" w:right="1440" w:bottom="1440" w:left="1440" w:header="720" w:footer="720" w:gutter="0"/>
@@ -6545,7 +4617,7 @@
 </file>
 
 <file path=word/endnotes.xml><?xml version="1.0" encoding="utf-8"?>
-<w:endnotes xmlns:wpc="http://schemas.microsoft.com/office/word/2010/wordprocessingCanvas" xmlns:cx="http://schemas.microsoft.com/office/drawing/2014/chartex" xmlns:cx1="http://schemas.microsoft.com/office/drawing/2015/9/8/chartex" xmlns:cx2="http://schemas.microsoft.com/office/drawing/2015/10/21/chartex" xmlns:cx3="http://schemas.microsoft.com/office/drawing/2016/5/9/chartex" xmlns:cx4="http://schemas.microsoft.com/office/drawing/2016/5/10/chartex" xmlns:cx5="http://schemas.microsoft.com/office/drawing/2016/5/11/chartex" xmlns:cx6="http://schemas.microsoft.com/office/drawing/2016/5/12/chartex" xmlns:cx7="http://schemas.microsoft.com/office/drawing/2016/5/13/chartex" xmlns:cx8="http://schemas.microsoft.com/office/drawing/2016/5/14/chartex" xmlns:mc="http://schemas.openxmlformats.org/markup-compatibility/2006" xmlns:aink="http://schemas.microsoft.com/office/drawing/2016/ink" xmlns:am3d="http://schemas.microsoft.com/office/drawing/2017/model3d" xmlns:o="urn:schemas-microsoft-com:office:office" xmlns:oel="http://schemas.microsoft.com/office/2019/extlst" xmlns:r="http://schemas.openxmlformats.org/officeDocument/2006/relationships" xmlns:m="http://schemas.openxmlformats.org/officeDocument/2006/math" xmlns:v="urn:schemas-microsoft-com:vml" xmlns:wp14="http://schemas.microsoft.com/office/word/2010/wordprocessingDrawing" xmlns:wp="http://schemas.openxmlformats.org/drawingml/2006/wordprocessingDrawing" xmlns:w10="urn:schemas-microsoft-com:office:word" xmlns:w="http://schemas.openxmlformats.org/wordprocessingml/2006/main" xmlns:w14="http://schemas.microsoft.com/office/word/2010/wordml" xmlns:w15="http://schemas.microsoft.com/office/word/2012/wordml" xmlns:w16cex="http://schemas.microsoft.com/office/word/2018/wordml/cex" xmlns:w16cid="http://schemas.microsoft.com/office/word/2016/wordml/cid" xmlns:w16="http://schemas.microsoft.com/office/word/2018/wordml" xmlns:w16du="http://schemas.microsoft.com/office/word/2023/wordml/word16du" xmlns:w16sdtdh="http://schemas.microsoft.com/office/word/2020/wordml/sdtdatahash" xmlns:w16sdtfl="http://schemas.microsoft.com/office/word/2024/wordml/sdtformatlock" xmlns:w16se="http://schemas.microsoft.com/office/word/2015/wordml/symex" xmlns:wpg="http://schemas.microsoft.com/office/word/2010/wordprocessingGroup" xmlns:wpi="http://schemas.microsoft.com/office/word/2010/wordprocessingInk" xmlns:wne="http://schemas.microsoft.com/office/word/2006/wordml" xmlns:wps="http://schemas.microsoft.com/office/word/2010/wordprocessingShape" mc:Ignorable="w14 w15 w16se w16cid w16 w16cex w16sdtdh w16sdtfl w16du wp14">
+<w:endnotes xmlns:wpc="http://schemas.microsoft.com/office/word/2010/wordprocessingCanvas" xmlns:cx="http://schemas.microsoft.com/office/drawing/2014/chartex" xmlns:cx1="http://schemas.microsoft.com/office/drawing/2015/9/8/chartex" xmlns:cx2="http://schemas.microsoft.com/office/drawing/2015/10/21/chartex" xmlns:cx3="http://schemas.microsoft.com/office/drawing/2016/5/9/chartex" xmlns:cx4="http://schemas.microsoft.com/office/drawing/2016/5/10/chartex" xmlns:cx5="http://schemas.microsoft.com/office/drawing/2016/5/11/chartex" xmlns:cx6="http://schemas.microsoft.com/office/drawing/2016/5/12/chartex" xmlns:cx7="http://schemas.microsoft.com/office/drawing/2016/5/13/chartex" xmlns:cx8="http://schemas.microsoft.com/office/drawing/2016/5/14/chartex" xmlns:mc="http://schemas.openxmlformats.org/markup-compatibility/2006" xmlns:aink="http://schemas.microsoft.com/office/drawing/2016/ink" xmlns:am3d="http://schemas.microsoft.com/office/drawing/2017/model3d" xmlns:o="urn:schemas-microsoft-com:office:office" xmlns:oel="http://schemas.microsoft.com/office/2019/extlst" xmlns:r="http://schemas.openxmlformats.org/officeDocument/2006/relationships" xmlns:m="http://schemas.openxmlformats.org/officeDocument/2006/math" xmlns:v="urn:schemas-microsoft-com:vml" xmlns:wp14="http://schemas.microsoft.com/office/word/2010/wordprocessingDrawing" xmlns:wp="http://schemas.openxmlformats.org/drawingml/2006/wordprocessingDrawing" xmlns:w10="urn:schemas-microsoft-com:office:word" xmlns:w="http://schemas.openxmlformats.org/wordprocessingml/2006/main" xmlns:w14="http://schemas.microsoft.com/office/word/2010/wordml" xmlns:w15="http://schemas.microsoft.com/office/word/2012/wordml" xmlns:w16cex="http://schemas.microsoft.com/office/word/2018/wordml/cex" xmlns:w16cid="http://schemas.microsoft.com/office/word/2016/wordml/cid" xmlns:w16="http://schemas.microsoft.com/office/word/2018/wordml" xmlns:w16du="http://schemas.microsoft.com/office/word/2023/wordml/word16du" xmlns:w16sdtdh="http://schemas.microsoft.com/office/word/2020/wordml/sdtdatahash" xmlns:w16se="http://schemas.microsoft.com/office/word/2015/wordml/symex" xmlns:wpg="http://schemas.microsoft.com/office/word/2010/wordprocessingGroup" xmlns:wpi="http://schemas.microsoft.com/office/word/2010/wordprocessingInk" xmlns:wne="http://schemas.microsoft.com/office/word/2006/wordml" xmlns:wps="http://schemas.microsoft.com/office/word/2010/wordprocessingShape" mc:Ignorable="w14 w15 w16se w16cid w16 w16cex w16sdtdh wp14">
   <w:endnote w:type="separator" w:id="-1">
     <w:p>
       <w:pPr>
@@ -6570,7 +4642,7 @@
 </file>
 
 <file path=word/footnotes.xml><?xml version="1.0" encoding="utf-8"?>
-<w:footnotes xmlns:wpc="http://schemas.microsoft.com/office/word/2010/wordprocessingCanvas" xmlns:cx="http://schemas.microsoft.com/office/drawing/2014/chartex" xmlns:cx1="http://schemas.microsoft.com/office/drawing/2015/9/8/chartex" xmlns:cx2="http://schemas.microsoft.com/office/drawing/2015/10/21/chartex" xmlns:cx3="http://schemas.microsoft.com/office/drawing/2016/5/9/chartex" xmlns:cx4="http://schemas.microsoft.com/office/drawing/2016/5/10/chartex" xmlns:cx5="http://schemas.microsoft.com/office/drawing/2016/5/11/chartex" xmlns:cx6="http://schemas.microsoft.com/office/drawing/2016/5/12/chartex" xmlns:cx7="http://schemas.microsoft.com/office/drawing/2016/5/13/chartex" xmlns:cx8="http://schemas.microsoft.com/office/drawing/2016/5/14/chartex" xmlns:mc="http://schemas.openxmlformats.org/markup-compatibility/2006" xmlns:aink="http://schemas.microsoft.com/office/drawing/2016/ink" xmlns:am3d="http://schemas.microsoft.com/office/drawing/2017/model3d" xmlns:o="urn:schemas-microsoft-com:office:office" xmlns:oel="http://schemas.microsoft.com/office/2019/extlst" xmlns:r="http://schemas.openxmlformats.org/officeDocument/2006/relationships" xmlns:m="http://schemas.openxmlformats.org/officeDocument/2006/math" xmlns:v="urn:schemas-microsoft-com:vml" xmlns:wp14="http://schemas.microsoft.com/office/word/2010/wordprocessingDrawing" xmlns:wp="http://schemas.openxmlformats.org/drawingml/2006/wordprocessingDrawing" xmlns:w10="urn:schemas-microsoft-com:office:word" xmlns:w="http://schemas.openxmlformats.org/wordprocessingml/2006/main" xmlns:w14="http://schemas.microsoft.com/office/word/2010/wordml" xmlns:w15="http://schemas.microsoft.com/office/word/2012/wordml" xmlns:w16cex="http://schemas.microsoft.com/office/word/2018/wordml/cex" xmlns:w16cid="http://schemas.microsoft.com/office/word/2016/wordml/cid" xmlns:w16="http://schemas.microsoft.com/office/word/2018/wordml" xmlns:w16du="http://schemas.microsoft.com/office/word/2023/wordml/word16du" xmlns:w16sdtdh="http://schemas.microsoft.com/office/word/2020/wordml/sdtdatahash" xmlns:w16sdtfl="http://schemas.microsoft.com/office/word/2024/wordml/sdtformatlock" xmlns:w16se="http://schemas.microsoft.com/office/word/2015/wordml/symex" xmlns:wpg="http://schemas.microsoft.com/office/word/2010/wordprocessingGroup" xmlns:wpi="http://schemas.microsoft.com/office/word/2010/wordprocessingInk" xmlns:wne="http://schemas.microsoft.com/office/word/2006/wordml" xmlns:wps="http://schemas.microsoft.com/office/word/2010/wordprocessingShape" mc:Ignorable="w14 w15 w16se w16cid w16 w16cex w16sdtdh w16sdtfl w16du wp14">
+<w:footnotes xmlns:wpc="http://schemas.microsoft.com/office/word/2010/wordprocessingCanvas" xmlns:cx="http://schemas.microsoft.com/office/drawing/2014/chartex" xmlns:cx1="http://schemas.microsoft.com/office/drawing/2015/9/8/chartex" xmlns:cx2="http://schemas.microsoft.com/office/drawing/2015/10/21/chartex" xmlns:cx3="http://schemas.microsoft.com/office/drawing/2016/5/9/chartex" xmlns:cx4="http://schemas.microsoft.com/office/drawing/2016/5/10/chartex" xmlns:cx5="http://schemas.microsoft.com/office/drawing/2016/5/11/chartex" xmlns:cx6="http://schemas.microsoft.com/office/drawing/2016/5/12/chartex" xmlns:cx7="http://schemas.microsoft.com/office/drawing/2016/5/13/chartex" xmlns:cx8="http://schemas.microsoft.com/office/drawing/2016/5/14/chartex" xmlns:mc="http://schemas.openxmlformats.org/markup-compatibility/2006" xmlns:aink="http://schemas.microsoft.com/office/drawing/2016/ink" xmlns:am3d="http://schemas.microsoft.com/office/drawing/2017/model3d" xmlns:o="urn:schemas-microsoft-com:office:office" xmlns:oel="http://schemas.microsoft.com/office/2019/extlst" xmlns:r="http://schemas.openxmlformats.org/officeDocument/2006/relationships" xmlns:m="http://schemas.openxmlformats.org/officeDocument/2006/math" xmlns:v="urn:schemas-microsoft-com:vml" xmlns:wp14="http://schemas.microsoft.com/office/word/2010/wordprocessingDrawing" xmlns:wp="http://schemas.openxmlformats.org/drawingml/2006/wordprocessingDrawing" xmlns:w10="urn:schemas-microsoft-com:office:word" xmlns:w="http://schemas.openxmlformats.org/wordprocessingml/2006/main" xmlns:w14="http://schemas.microsoft.com/office/word/2010/wordml" xmlns:w15="http://schemas.microsoft.com/office/word/2012/wordml" xmlns:w16cex="http://schemas.microsoft.com/office/word/2018/wordml/cex" xmlns:w16cid="http://schemas.microsoft.com/office/word/2016/wordml/cid" xmlns:w16="http://schemas.microsoft.com/office/word/2018/wordml" xmlns:w16du="http://schemas.microsoft.com/office/word/2023/wordml/word16du" xmlns:w16sdtdh="http://schemas.microsoft.com/office/word/2020/wordml/sdtdatahash" xmlns:w16se="http://schemas.microsoft.com/office/word/2015/wordml/symex" xmlns:wpg="http://schemas.microsoft.com/office/word/2010/wordprocessingGroup" xmlns:wpi="http://schemas.microsoft.com/office/word/2010/wordprocessingInk" xmlns:wne="http://schemas.microsoft.com/office/word/2006/wordml" xmlns:wps="http://schemas.microsoft.com/office/word/2010/wordprocessingShape" mc:Ignorable="w14 w15 w16se w16cid w16 w16cex w16sdtdh wp14">
   <w:footnote w:type="separator" w:id="-1">
     <w:p>
       <w:pPr>
@@ -6595,7 +4667,7 @@
 </file>
 
 <file path=word/numbering.xml><?xml version="1.0" encoding="utf-8"?>
-<w:numbering xmlns:wpc="http://schemas.microsoft.com/office/word/2010/wordprocessingCanvas" xmlns:cx="http://schemas.microsoft.com/office/drawing/2014/chartex" xmlns:cx1="http://schemas.microsoft.com/office/drawing/2015/9/8/chartex" xmlns:cx2="http://schemas.microsoft.com/office/drawing/2015/10/21/chartex" xmlns:cx3="http://schemas.microsoft.com/office/drawing/2016/5/9/chartex" xmlns:cx4="http://schemas.microsoft.com/office/drawing/2016/5/10/chartex" xmlns:cx5="http://schemas.microsoft.com/office/drawing/2016/5/11/chartex" xmlns:cx6="http://schemas.microsoft.com/office/drawing/2016/5/12/chartex" xmlns:cx7="http://schemas.microsoft.com/office/drawing/2016/5/13/chartex" xmlns:cx8="http://schemas.microsoft.com/office/drawing/2016/5/14/chartex" xmlns:mc="http://schemas.openxmlformats.org/markup-compatibility/2006" xmlns:aink="http://schemas.microsoft.com/office/drawing/2016/ink" xmlns:am3d="http://schemas.microsoft.com/office/drawing/2017/model3d" xmlns:o="urn:schemas-microsoft-com:office:office" xmlns:oel="http://schemas.microsoft.com/office/2019/extlst" xmlns:r="http://schemas.openxmlformats.org/officeDocument/2006/relationships" xmlns:m="http://schemas.openxmlformats.org/officeDocument/2006/math" xmlns:v="urn:schemas-microsoft-com:vml" xmlns:wp14="http://schemas.microsoft.com/office/word/2010/wordprocessingDrawing" xmlns:wp="http://schemas.openxmlformats.org/drawingml/2006/wordprocessingDrawing" xmlns:w10="urn:schemas-microsoft-com:office:word" xmlns:w="http://schemas.openxmlformats.org/wordprocessingml/2006/main" xmlns:w14="http://schemas.microsoft.com/office/word/2010/wordml" xmlns:w15="http://schemas.microsoft.com/office/word/2012/wordml" xmlns:w16cex="http://schemas.microsoft.com/office/word/2018/wordml/cex" xmlns:w16cid="http://schemas.microsoft.com/office/word/2016/wordml/cid" xmlns:w16="http://schemas.microsoft.com/office/word/2018/wordml" xmlns:w16du="http://schemas.microsoft.com/office/word/2023/wordml/word16du" xmlns:w16sdtdh="http://schemas.microsoft.com/office/word/2020/wordml/sdtdatahash" xmlns:w16sdtfl="http://schemas.microsoft.com/office/word/2024/wordml/sdtformatlock" xmlns:w16se="http://schemas.microsoft.com/office/word/2015/wordml/symex" xmlns:wpg="http://schemas.microsoft.com/office/word/2010/wordprocessingGroup" xmlns:wpi="http://schemas.microsoft.com/office/word/2010/wordprocessingInk" xmlns:wne="http://schemas.microsoft.com/office/word/2006/wordml" xmlns:wps="http://schemas.microsoft.com/office/word/2010/wordprocessingShape" mc:Ignorable="w14 w15 w16se w16cid w16 w16cex w16sdtdh w16sdtfl w16du wp14">
+<w:numbering xmlns:wpc="http://schemas.microsoft.com/office/word/2010/wordprocessingCanvas" xmlns:cx="http://schemas.microsoft.com/office/drawing/2014/chartex" xmlns:cx1="http://schemas.microsoft.com/office/drawing/2015/9/8/chartex" xmlns:cx2="http://schemas.microsoft.com/office/drawing/2015/10/21/chartex" xmlns:cx3="http://schemas.microsoft.com/office/drawing/2016/5/9/chartex" xmlns:cx4="http://schemas.microsoft.com/office/drawing/2016/5/10/chartex" xmlns:cx5="http://schemas.microsoft.com/office/drawing/2016/5/11/chartex" xmlns:cx6="http://schemas.microsoft.com/office/drawing/2016/5/12/chartex" xmlns:cx7="http://schemas.microsoft.com/office/drawing/2016/5/13/chartex" xmlns:cx8="http://schemas.microsoft.com/office/drawing/2016/5/14/chartex" xmlns:mc="http://schemas.openxmlformats.org/markup-compatibility/2006" xmlns:aink="http://schemas.microsoft.com/office/drawing/2016/ink" xmlns:am3d="http://schemas.microsoft.com/office/drawing/2017/model3d" xmlns:o="urn:schemas-microsoft-com:office:office" xmlns:oel="http://schemas.microsoft.com/office/2019/extlst" xmlns:r="http://schemas.openxmlformats.org/officeDocument/2006/relationships" xmlns:m="http://schemas.openxmlformats.org/officeDocument/2006/math" xmlns:v="urn:schemas-microsoft-com:vml" xmlns:wp14="http://schemas.microsoft.com/office/word/2010/wordprocessingDrawing" xmlns:wp="http://schemas.openxmlformats.org/drawingml/2006/wordprocessingDrawing" xmlns:w10="urn:schemas-microsoft-com:office:word" xmlns:w="http://schemas.openxmlformats.org/wordprocessingml/2006/main" xmlns:w14="http://schemas.microsoft.com/office/word/2010/wordml" xmlns:w15="http://schemas.microsoft.com/office/word/2012/wordml" xmlns:w16cex="http://schemas.microsoft.com/office/word/2018/wordml/cex" xmlns:w16cid="http://schemas.microsoft.com/office/word/2016/wordml/cid" xmlns:w16="http://schemas.microsoft.com/office/word/2018/wordml" xmlns:w16du="http://schemas.microsoft.com/office/word/2023/wordml/word16du" xmlns:w16sdtdh="http://schemas.microsoft.com/office/word/2020/wordml/sdtdatahash" xmlns:w16se="http://schemas.microsoft.com/office/word/2015/wordml/symex" xmlns:wpg="http://schemas.microsoft.com/office/word/2010/wordprocessingGroup" xmlns:wpi="http://schemas.microsoft.com/office/word/2010/wordprocessingInk" xmlns:wne="http://schemas.microsoft.com/office/word/2006/wordml" xmlns:wps="http://schemas.microsoft.com/office/word/2010/wordprocessingShape" mc:Ignorable="w14 w15 w16se w16cid w16 w16cex w16sdtdh wp14">
   <w:abstractNum w:abstractNumId="0" w15:restartNumberingAfterBreak="0">
     <w:nsid w:val="018F07FA"/>
     <w:multiLevelType w:val="hybridMultilevel"/>
@@ -12499,7 +10571,7 @@
 </file>
 
 <file path=word/styles.xml><?xml version="1.0" encoding="utf-8"?>
-<w:styles xmlns:mc="http://schemas.openxmlformats.org/markup-compatibility/2006" xmlns:r="http://schemas.openxmlformats.org/officeDocument/2006/relationships" xmlns:w="http://schemas.openxmlformats.org/wordprocessingml/2006/main" xmlns:w14="http://schemas.microsoft.com/office/word/2010/wordml" xmlns:w15="http://schemas.microsoft.com/office/word/2012/wordml" xmlns:w16cex="http://schemas.microsoft.com/office/word/2018/wordml/cex" xmlns:w16cid="http://schemas.microsoft.com/office/word/2016/wordml/cid" xmlns:w16="http://schemas.microsoft.com/office/word/2018/wordml" xmlns:w16du="http://schemas.microsoft.com/office/word/2023/wordml/word16du" xmlns:w16sdtdh="http://schemas.microsoft.com/office/word/2020/wordml/sdtdatahash" xmlns:w16sdtfl="http://schemas.microsoft.com/office/word/2024/wordml/sdtformatlock" xmlns:w16se="http://schemas.microsoft.com/office/word/2015/wordml/symex" mc:Ignorable="w14 w15 w16se w16cid w16 w16cex w16sdtdh w16sdtfl w16du">
+<w:styles xmlns:mc="http://schemas.openxmlformats.org/markup-compatibility/2006" xmlns:r="http://schemas.openxmlformats.org/officeDocument/2006/relationships" xmlns:w="http://schemas.openxmlformats.org/wordprocessingml/2006/main" xmlns:w14="http://schemas.microsoft.com/office/word/2010/wordml" xmlns:w15="http://schemas.microsoft.com/office/word/2012/wordml" xmlns:w16cex="http://schemas.microsoft.com/office/word/2018/wordml/cex" xmlns:w16cid="http://schemas.microsoft.com/office/word/2016/wordml/cid" xmlns:w16="http://schemas.microsoft.com/office/word/2018/wordml" xmlns:w16sdtdh="http://schemas.microsoft.com/office/word/2020/wordml/sdtdatahash" xmlns:w16se="http://schemas.microsoft.com/office/word/2015/wordml/symex" mc:Ignorable="w14 w15 w16se w16cid w16 w16cex w16sdtdh">
   <w:docDefaults>
     <w:rPrDefault>
       <w:rPr>
@@ -13114,6 +11186,7 @@
   <w:style w:type="character" w:default="1" w:styleId="DefaultParagraphFont">
     <w:name w:val="Default Paragraph Font"/>
     <w:uiPriority w:val="1"/>
+    <w:semiHidden/>
     <w:unhideWhenUsed/>
   </w:style>
   <w:style w:type="table" w:default="1" w:styleId="TableNormal">

--- a/Report/Task 10_CoinRemoval_Report.docx
+++ b/Report/Task 10_CoinRemoval_Report.docx
@@ -5,18 +5,42 @@
     <w:p>
       <w:pPr>
         <w:pStyle w:val="Heading1"/>
+        <w:numPr>
+          <w:ilvl w:val="0"/>
+          <w:numId w:val="55"/>
+        </w:numPr>
+      </w:pPr>
+      <w:r>
+        <w:t>Coin Flipping</w:t>
+      </w:r>
+      <w:r>
+        <w:t> </w:t>
+      </w:r>
+      <w:bookmarkStart w:id="0" w:name="_Toc228756862"/>
+      <w:bookmarkStart w:id="1" w:name="_Toc228839194"/>
+      <w:bookmarkStart w:id="2" w:name="_Toc228917508"/>
+    </w:p>
+    <w:p>
+      <w:pPr>
+        <w:pStyle w:val="Heading2"/>
         <w:rPr>
           <w:rFonts w:cs="Times New Roman"/>
         </w:rPr>
       </w:pPr>
       <w:r>
-        <w:t> </w:t>
-      </w:r>
-      <w:bookmarkStart w:id="0" w:name="_Toc228756862"/>
-      <w:bookmarkStart w:id="1" w:name="_Toc228839194"/>
-      <w:bookmarkStart w:id="2" w:name="_Toc228917508"/>
-      <w:r>
-        <w:t>Problem Description</w:t>
+        <w:t>10</w:t>
+      </w:r>
+      <w:r>
+        <w:t xml:space="preserve">.1 </w:t>
+      </w:r>
+      <w:r>
+        <w:t xml:space="preserve">Problem </w:t>
+      </w:r>
+      <w:r>
+        <w:t>d</w:t>
+      </w:r>
+      <w:r>
+        <w:t>escription</w:t>
       </w:r>
       <w:bookmarkEnd w:id="0"/>
       <w:bookmarkEnd w:id="1"/>
@@ -167,13 +191,20 @@
     </w:p>
     <w:p>
       <w:pPr>
-        <w:pStyle w:val="Heading1"/>
+        <w:pStyle w:val="Heading2"/>
+        <w:numPr>
+          <w:ilvl w:val="1"/>
+          <w:numId w:val="55"/>
+        </w:numPr>
       </w:pPr>
       <w:bookmarkStart w:id="3" w:name="_Toc228756863"/>
       <w:bookmarkStart w:id="4" w:name="_Toc228839195"/>
       <w:bookmarkStart w:id="5" w:name="_Toc228917509"/>
       <w:r>
-        <w:t>Underlying Assumptions</w:t>
+        <w:t xml:space="preserve"> A</w:t>
+      </w:r>
+      <w:r>
+        <w:t>ssumptions</w:t>
       </w:r>
       <w:bookmarkEnd w:id="3"/>
       <w:bookmarkEnd w:id="4"/>
@@ -391,13 +422,19 @@
     </w:p>
     <w:p>
       <w:pPr>
-        <w:pStyle w:val="Heading1"/>
+        <w:pStyle w:val="Heading2"/>
       </w:pPr>
       <w:bookmarkStart w:id="6" w:name="_Toc228756864"/>
       <w:bookmarkStart w:id="7" w:name="_Toc228839196"/>
       <w:bookmarkStart w:id="8" w:name="_Toc228917510"/>
       <w:r>
         <w:lastRenderedPageBreak/>
+        <w:t>10</w:t>
+      </w:r>
+      <w:r>
+        <w:t xml:space="preserve">.3 </w:t>
+      </w:r>
+      <w:r>
         <w:t>Algorithm Design</w:t>
       </w:r>
       <w:bookmarkEnd w:id="6"/>
@@ -407,7 +444,7 @@
     <w:p>
       <w:pPr>
         <w:pStyle w:val="NoSpacing"/>
-        <w:ind w:left="360" w:firstLine="0"/>
+        <w:ind w:left="360" w:firstLine="360"/>
         <w:jc w:val="both"/>
       </w:pPr>
       <w:r>
@@ -445,17 +482,12 @@
     </w:p>
     <w:p>
       <w:pPr>
-        <w:pStyle w:val="NoSpacing"/>
-        <w:rPr>
-          <w:b/>
-          <w:bCs/>
-        </w:rPr>
-      </w:pPr>
-      <w:r>
-        <w:rPr>
-          <w:b/>
-          <w:bCs/>
-        </w:rPr>
+        <w:pStyle w:val="Heading3"/>
+      </w:pPr>
+      <w:r>
+        <w:t xml:space="preserve">10.3.1 </w:t>
+      </w:r>
+      <w:r>
         <w:t>Step-by-step Execution:</w:t>
       </w:r>
     </w:p>
@@ -468,15 +500,7 @@
         </w:numPr>
       </w:pPr>
       <w:r>
-        <w:t>Base Case: If </w:t>
-      </w:r>
-      <w:proofErr w:type="spellStart"/>
-      <w:r>
-        <w:t>coins_left</w:t>
-      </w:r>
-      <w:proofErr w:type="spellEnd"/>
-      <w:r>
-        <w:t xml:space="preserve"> == 0, all coins have been </w:t>
+        <w:t xml:space="preserve">Base Case: If coins_left == 0, all coins have been </w:t>
       </w:r>
       <w:r>
         <w:t>removed,</w:t>
@@ -500,15 +524,7 @@
         </w:numPr>
       </w:pPr>
       <w:r>
-        <w:t>Iterate: For every index </w:t>
-      </w:r>
-      <w:proofErr w:type="spellStart"/>
-      <w:r>
-        <w:t>i</w:t>
-      </w:r>
-      <w:proofErr w:type="spellEnd"/>
-      <w:r>
-        <w:t> from 0 to n−1:</w:t>
+        <w:t>Iterate: For every index i from 0 to n−1:</w:t>
       </w:r>
       <w:r>
         <w:t xml:space="preserve"> </w:t>
@@ -523,29 +539,13 @@
         </w:numPr>
       </w:pPr>
       <w:r>
-        <w:t>Check if coin </w:t>
-      </w:r>
-      <w:proofErr w:type="spellStart"/>
-      <w:r>
-        <w:t>i</w:t>
-      </w:r>
-      <w:proofErr w:type="spellEnd"/>
-      <w:r>
-        <w:t xml:space="preserve"> is still on the board </w:t>
+        <w:t xml:space="preserve">Check if coin i is still on the board </w:t>
       </w:r>
       <w:r>
         <w:t>(! removed</w:t>
       </w:r>
       <w:r>
-        <w:t>[</w:t>
-      </w:r>
-      <w:proofErr w:type="spellStart"/>
-      <w:r>
-        <w:t>i</w:t>
-      </w:r>
-      <w:proofErr w:type="spellEnd"/>
-      <w:r>
-        <w:t>]) and shows 'H'.</w:t>
+        <w:t>[i]) and shows 'H'.</w:t>
       </w:r>
     </w:p>
     <w:p>
@@ -569,15 +569,7 @@
         </w:numPr>
       </w:pPr>
       <w:r>
-        <w:t>Mark removed[</w:t>
-      </w:r>
-      <w:proofErr w:type="spellStart"/>
-      <w:r>
-        <w:t>i</w:t>
-      </w:r>
-      <w:proofErr w:type="spellEnd"/>
-      <w:r>
-        <w:t>] = true, record the 1</w:t>
+        <w:t>Mark removed[i] = true, record the 1</w:t>
       </w:r>
       <w:r>
         <w:noBreakHyphen/>
@@ -629,15 +621,7 @@
         </w:numPr>
       </w:pPr>
       <w:r>
-        <w:t>Recurse: Call solve with </w:t>
-      </w:r>
-      <w:proofErr w:type="spellStart"/>
-      <w:r>
-        <w:t>coins_left</w:t>
-      </w:r>
-      <w:proofErr w:type="spellEnd"/>
-      <w:r>
-        <w:t xml:space="preserve"> - 1. If it returns true</w:t>
+        <w:t>Recurse: Call solve with coins_left - 1. If it returns true</w:t>
       </w:r>
       <w:r>
         <w:t xml:space="preserve"> it means</w:t>
@@ -715,15 +699,7 @@
         </w:numPr>
       </w:pPr>
       <w:r>
-        <w:t>Mark removed[</w:t>
-      </w:r>
-      <w:proofErr w:type="spellStart"/>
-      <w:r>
-        <w:t>i</w:t>
-      </w:r>
-      <w:proofErr w:type="spellEnd"/>
-      <w:r>
-        <w:t>] = false and remove the index from path.</w:t>
+        <w:t>Mark removed[i] = false and remove the index from path.</w:t>
       </w:r>
     </w:p>
     <w:p>
@@ -735,15 +711,7 @@
         </w:numPr>
       </w:pPr>
       <w:r>
-        <w:t>After loop: If no 'H' coin is available and </w:t>
-      </w:r>
-      <w:proofErr w:type="spellStart"/>
-      <w:r>
-        <w:t>coins_left</w:t>
-      </w:r>
-      <w:proofErr w:type="spellEnd"/>
-      <w:r>
-        <w:t xml:space="preserve"> &gt; 0, return false.</w:t>
+        <w:t>After loop: If no 'H' coin is available and coins_left &gt; 0, return false.</w:t>
       </w:r>
     </w:p>
     <w:p>
@@ -961,6 +929,390 @@
     </w:p>
     <w:p>
       <w:pPr>
+        <w:pStyle w:val="Heading3"/>
+      </w:pPr>
+      <w:r>
+        <w:t xml:space="preserve">10.3.2 </w:t>
+      </w:r>
+      <w:r>
+        <w:t>Pseudocode</w:t>
+      </w:r>
+      <w:r>
+        <w:t>:</w:t>
+      </w:r>
+    </w:p>
+    <w:p>
+      <w:pPr>
+        <w:pStyle w:val="NoSpacing"/>
+      </w:pPr>
+      <w:r>
+        <w:t>Algorithm: Coin Removal Backtracking</w:t>
+      </w:r>
+    </w:p>
+    <w:p>
+      <w:pPr>
+        <w:pStyle w:val="NoSpacing"/>
+      </w:pPr>
+    </w:p>
+    <w:p>
+      <w:pPr>
+        <w:pStyle w:val="NoSpacing"/>
+      </w:pPr>
+      <w:r>
+        <w:t xml:space="preserve"> function Solve(board, removed, path, coins_left)</w:t>
+      </w:r>
+    </w:p>
+    <w:p>
+      <w:pPr>
+        <w:pStyle w:val="NoSpacing"/>
+      </w:pPr>
+      <w:r>
+        <w:t xml:space="preserve">    if coins_left = 0 then</w:t>
+      </w:r>
+    </w:p>
+    <w:p>
+      <w:pPr>
+        <w:pStyle w:val="NoSpacing"/>
+      </w:pPr>
+      <w:r>
+        <w:t xml:space="preserve">        return true       // all coins successfully removed</w:t>
+      </w:r>
+    </w:p>
+    <w:p>
+      <w:pPr>
+        <w:pStyle w:val="NoSpacing"/>
+      </w:pPr>
+    </w:p>
+    <w:p>
+      <w:pPr>
+        <w:pStyle w:val="NoSpacing"/>
+      </w:pPr>
+      <w:r>
+        <w:t xml:space="preserve">    for each position i from 1 to n (1</w:t>
+      </w:r>
+      <w:r>
+        <w:noBreakHyphen/>
+        <w:t>based) do</w:t>
+      </w:r>
+    </w:p>
+    <w:p>
+      <w:pPr>
+        <w:pStyle w:val="NoSpacing"/>
+      </w:pPr>
+      <w:r>
+        <w:t xml:space="preserve">        if coin i is still present and shows Heads then</w:t>
+      </w:r>
+    </w:p>
+    <w:p>
+      <w:pPr>
+        <w:pStyle w:val="NoSpacing"/>
+      </w:pPr>
+      <w:r>
+        <w:t xml:space="preserve">            // choose coin i as the next move</w:t>
+      </w:r>
+    </w:p>
+    <w:p>
+      <w:pPr>
+        <w:pStyle w:val="NoSpacing"/>
+      </w:pPr>
+      <w:r>
+        <w:t xml:space="preserve">            mark coin i as removed</w:t>
+      </w:r>
+    </w:p>
+    <w:p>
+      <w:pPr>
+        <w:pStyle w:val="NoSpacing"/>
+      </w:pPr>
+      <w:r>
+        <w:t xml:space="preserve">            add i to the end of path</w:t>
+      </w:r>
+    </w:p>
+    <w:p>
+      <w:pPr>
+        <w:pStyle w:val="NoSpacing"/>
+      </w:pPr>
+    </w:p>
+    <w:p>
+      <w:pPr>
+        <w:pStyle w:val="NoSpacing"/>
+      </w:pPr>
+      <w:r>
+        <w:t xml:space="preserve">            if coin i has a left</w:t>
+      </w:r>
+      <w:r>
+        <w:t xml:space="preserve"> or right</w:t>
+      </w:r>
+      <w:r>
+        <w:t xml:space="preserve"> </w:t>
+      </w:r>
+      <w:r>
+        <w:t>neighbor</w:t>
+      </w:r>
+      <w:r>
+        <w:t xml:space="preserve"> that is still present then</w:t>
+      </w:r>
+    </w:p>
+    <w:p>
+      <w:pPr>
+        <w:pStyle w:val="NoSpacing"/>
+      </w:pPr>
+      <w:r>
+        <w:t xml:space="preserve">                </w:t>
+      </w:r>
+      <w:r>
+        <w:t>flip those</w:t>
+      </w:r>
+      <w:r>
+        <w:t xml:space="preserve"> </w:t>
+      </w:r>
+      <w:r>
+        <w:t>neighbors</w:t>
+      </w:r>
+      <w:r>
+        <w:t xml:space="preserve"> over </w:t>
+      </w:r>
+    </w:p>
+    <w:p>
+      <w:pPr>
+        <w:pStyle w:val="NoSpacing"/>
+      </w:pPr>
+    </w:p>
+    <w:p>
+      <w:pPr>
+        <w:pStyle w:val="NoSpacing"/>
+      </w:pPr>
+      <w:r>
+        <w:t xml:space="preserve">            // try to continue from the new state</w:t>
+      </w:r>
+    </w:p>
+    <w:p>
+      <w:pPr>
+        <w:pStyle w:val="NoSpacing"/>
+      </w:pPr>
+      <w:r>
+        <w:t xml:space="preserve">            if Solve (board, removed, path, coins_left – 1) then</w:t>
+      </w:r>
+    </w:p>
+    <w:p>
+      <w:pPr>
+        <w:pStyle w:val="NoSpacing"/>
+      </w:pPr>
+      <w:r>
+        <w:t xml:space="preserve">                return true</w:t>
+      </w:r>
+    </w:p>
+    <w:p>
+      <w:pPr>
+        <w:pStyle w:val="NoSpacing"/>
+      </w:pPr>
+    </w:p>
+    <w:p>
+      <w:pPr>
+        <w:pStyle w:val="NoSpacing"/>
+      </w:pPr>
+      <w:r>
+        <w:t xml:space="preserve">            // undo the move (backtrack)</w:t>
+      </w:r>
+    </w:p>
+    <w:p>
+      <w:pPr>
+        <w:pStyle w:val="NoSpacing"/>
+      </w:pPr>
+      <w:r>
+        <w:t xml:space="preserve">            </w:t>
+      </w:r>
+      <w:r>
+        <w:t>if coin i has a right neighbor that is still present then</w:t>
+      </w:r>
+    </w:p>
+    <w:p>
+      <w:pPr>
+        <w:pStyle w:val="NoSpacing"/>
+      </w:pPr>
+      <w:r>
+        <w:t xml:space="preserve">   </w:t>
+      </w:r>
+      <w:r>
+        <w:tab/>
+        <w:t xml:space="preserve">    </w:t>
+      </w:r>
+      <w:r>
+        <w:t xml:space="preserve"> Turn that neighbor over</w:t>
+      </w:r>
+    </w:p>
+    <w:p>
+      <w:pPr>
+        <w:pStyle w:val="NoSpacing"/>
+        <w:ind w:left="0" w:firstLine="0"/>
+      </w:pPr>
+      <w:r>
+        <w:t xml:space="preserve"> </w:t>
+      </w:r>
+      <w:r>
+        <w:tab/>
+        <w:t xml:space="preserve">     </w:t>
+      </w:r>
+      <w:r>
+        <w:t>if coin i has a left neighbor that is still present then</w:t>
+      </w:r>
+    </w:p>
+    <w:p>
+      <w:pPr>
+        <w:pStyle w:val="NoSpacing"/>
+      </w:pPr>
+      <w:r>
+        <w:t xml:space="preserve">    </w:t>
+      </w:r>
+      <w:r>
+        <w:tab/>
+        <w:t xml:space="preserve">     </w:t>
+      </w:r>
+      <w:r>
+        <w:t>turn that neighbor over</w:t>
+      </w:r>
+    </w:p>
+    <w:p>
+      <w:pPr>
+        <w:pStyle w:val="NoSpacing"/>
+      </w:pPr>
+      <w:r>
+        <w:t xml:space="preserve">            mark coin i as present again</w:t>
+      </w:r>
+    </w:p>
+    <w:p>
+      <w:pPr>
+        <w:pStyle w:val="NoSpacing"/>
+      </w:pPr>
+      <w:r>
+        <w:t xml:space="preserve">            remove the last index from path</w:t>
+      </w:r>
+    </w:p>
+    <w:p>
+      <w:pPr>
+        <w:pStyle w:val="NoSpacing"/>
+      </w:pPr>
+    </w:p>
+    <w:p>
+      <w:pPr>
+        <w:pStyle w:val="NoSpacing"/>
+      </w:pPr>
+      <w:r>
+        <w:t xml:space="preserve">    return false   // no move possible from this state</w:t>
+      </w:r>
+    </w:p>
+    <w:p>
+      <w:pPr>
+        <w:pStyle w:val="NoSpacing"/>
+      </w:pPr>
+    </w:p>
+    <w:p>
+      <w:pPr>
+        <w:pStyle w:val="NoSpacing"/>
+      </w:pPr>
+    </w:p>
+    <w:p>
+      <w:pPr>
+        <w:pStyle w:val="NoSpacing"/>
+      </w:pPr>
+    </w:p>
+    <w:p>
+      <w:pPr>
+        <w:pStyle w:val="NoSpacing"/>
+      </w:pPr>
+      <w:r>
+        <w:t>function Main()</w:t>
+      </w:r>
+    </w:p>
+    <w:p>
+      <w:pPr>
+        <w:pStyle w:val="NoSpacing"/>
+      </w:pPr>
+      <w:r>
+        <w:t xml:space="preserve">    for each test_case in test_cases do</w:t>
+      </w:r>
+    </w:p>
+    <w:p>
+      <w:pPr>
+        <w:pStyle w:val="NoSpacing"/>
+      </w:pPr>
+      <w:r>
+        <w:t xml:space="preserve">        path = empty list</w:t>
+      </w:r>
+    </w:p>
+    <w:p>
+      <w:pPr>
+        <w:pStyle w:val="NoSpacing"/>
+      </w:pPr>
+      <w:r>
+        <w:t xml:space="preserve">        removed = array of false</w:t>
+      </w:r>
+    </w:p>
+    <w:p>
+      <w:pPr>
+        <w:pStyle w:val="NoSpacing"/>
+      </w:pPr>
+      <w:r>
+        <w:t xml:space="preserve">        if Solve(test_case, removed, path, length of test_case) then</w:t>
+      </w:r>
+    </w:p>
+    <w:p>
+      <w:pPr>
+        <w:pStyle w:val="NoSpacing"/>
+      </w:pPr>
+      <w:r>
+        <w:t xml:space="preserve">            print elements of path separated by spaces</w:t>
+      </w:r>
+    </w:p>
+    <w:p>
+      <w:pPr>
+        <w:pStyle w:val="NoSpacing"/>
+      </w:pPr>
+      <w:r>
+        <w:t xml:space="preserve">        else</w:t>
+      </w:r>
+    </w:p>
+    <w:p>
+      <w:pPr>
+        <w:pStyle w:val="NoSpacing"/>
+      </w:pPr>
+      <w:r>
+        <w:t xml:space="preserve">            print "Impossible"</w:t>
+      </w:r>
+    </w:p>
+    <w:p>
+      <w:pPr>
+        <w:pStyle w:val="NoSpacing"/>
+      </w:pPr>
+    </w:p>
+    <w:p>
+      <w:pPr>
+        <w:rPr>
+          <w:rFonts w:ascii="Calibri" w:hAnsi="Calibri" w:cstheme="majorBidi"/>
+          <w:szCs w:val="48"/>
+        </w:rPr>
+      </w:pPr>
+      <w:r>
+        <w:br w:type="page"/>
+      </w:r>
+    </w:p>
+    <w:p>
+      <w:pPr>
+        <w:pStyle w:val="Heading3"/>
+        <w:ind w:left="360"/>
+      </w:pPr>
+      <w:r>
+        <w:lastRenderedPageBreak/>
+        <w:t xml:space="preserve">10.3.3 </w:t>
+      </w:r>
+      <w:r>
+        <w:t>Code Implementation</w:t>
+      </w:r>
+      <w:r>
+        <w:t>:</w:t>
+      </w:r>
+    </w:p>
+    <w:p>
+      <w:pPr>
         <w:pStyle w:val="NoSpacing"/>
         <w:ind w:left="0" w:firstLine="360"/>
         <w:rPr>
@@ -968,545 +1320,6 @@
           <w:bCs/>
         </w:rPr>
       </w:pPr>
-      <w:r>
-        <w:rPr>
-          <w:b/>
-          <w:bCs/>
-        </w:rPr>
-        <w:lastRenderedPageBreak/>
-        <w:t>Pseudocode</w:t>
-      </w:r>
-      <w:r>
-        <w:rPr>
-          <w:b/>
-          <w:bCs/>
-        </w:rPr>
-        <w:t>:</w:t>
-      </w:r>
-    </w:p>
-    <w:p>
-      <w:pPr>
-        <w:pStyle w:val="NoSpacing"/>
-      </w:pPr>
-      <w:r>
-        <w:t>Algorithm: Coin Removal Backtracking</w:t>
-      </w:r>
-    </w:p>
-    <w:p>
-      <w:pPr>
-        <w:pStyle w:val="NoSpacing"/>
-      </w:pPr>
-    </w:p>
-    <w:p>
-      <w:pPr>
-        <w:pStyle w:val="NoSpacing"/>
-      </w:pPr>
-      <w:r>
-        <w:t xml:space="preserve"> function Solve(board, removed, path, </w:t>
-      </w:r>
-      <w:proofErr w:type="spellStart"/>
-      <w:r>
-        <w:t>coins_left</w:t>
-      </w:r>
-      <w:proofErr w:type="spellEnd"/>
-      <w:r>
-        <w:t>)</w:t>
-      </w:r>
-    </w:p>
-    <w:p>
-      <w:pPr>
-        <w:pStyle w:val="NoSpacing"/>
-      </w:pPr>
-      <w:r>
-        <w:t xml:space="preserve">    if </w:t>
-      </w:r>
-      <w:proofErr w:type="spellStart"/>
-      <w:r>
-        <w:t>coins_left</w:t>
-      </w:r>
-      <w:proofErr w:type="spellEnd"/>
-      <w:r>
-        <w:t xml:space="preserve"> = 0 then</w:t>
-      </w:r>
-    </w:p>
-    <w:p>
-      <w:pPr>
-        <w:pStyle w:val="NoSpacing"/>
-      </w:pPr>
-      <w:r>
-        <w:t xml:space="preserve">        return true       // all coins successfully removed</w:t>
-      </w:r>
-    </w:p>
-    <w:p>
-      <w:pPr>
-        <w:pStyle w:val="NoSpacing"/>
-      </w:pPr>
-    </w:p>
-    <w:p>
-      <w:pPr>
-        <w:pStyle w:val="NoSpacing"/>
-      </w:pPr>
-      <w:r>
-        <w:t xml:space="preserve">    for each position </w:t>
-      </w:r>
-      <w:proofErr w:type="spellStart"/>
-      <w:r>
-        <w:t>i</w:t>
-      </w:r>
-      <w:proofErr w:type="spellEnd"/>
-      <w:r>
-        <w:t xml:space="preserve"> from 1 to n (1</w:t>
-      </w:r>
-      <w:r>
-        <w:noBreakHyphen/>
-        <w:t>based) do</w:t>
-      </w:r>
-    </w:p>
-    <w:p>
-      <w:pPr>
-        <w:pStyle w:val="NoSpacing"/>
-      </w:pPr>
-      <w:r>
-        <w:t xml:space="preserve">        if coin </w:t>
-      </w:r>
-      <w:proofErr w:type="spellStart"/>
-      <w:r>
-        <w:t>i</w:t>
-      </w:r>
-      <w:proofErr w:type="spellEnd"/>
-      <w:r>
-        <w:t xml:space="preserve"> is still present and shows Heads then</w:t>
-      </w:r>
-    </w:p>
-    <w:p>
-      <w:pPr>
-        <w:pStyle w:val="NoSpacing"/>
-      </w:pPr>
-      <w:r>
-        <w:t xml:space="preserve">            // choose coin </w:t>
-      </w:r>
-      <w:proofErr w:type="spellStart"/>
-      <w:r>
-        <w:t>i</w:t>
-      </w:r>
-      <w:proofErr w:type="spellEnd"/>
-      <w:r>
-        <w:t xml:space="preserve"> as the next move</w:t>
-      </w:r>
-    </w:p>
-    <w:p>
-      <w:pPr>
-        <w:pStyle w:val="NoSpacing"/>
-      </w:pPr>
-      <w:r>
-        <w:t xml:space="preserve">            mark coin </w:t>
-      </w:r>
-      <w:proofErr w:type="spellStart"/>
-      <w:r>
-        <w:t>i</w:t>
-      </w:r>
-      <w:proofErr w:type="spellEnd"/>
-      <w:r>
-        <w:t xml:space="preserve"> as removed</w:t>
-      </w:r>
-    </w:p>
-    <w:p>
-      <w:pPr>
-        <w:pStyle w:val="NoSpacing"/>
-      </w:pPr>
-      <w:r>
-        <w:t xml:space="preserve">            add </w:t>
-      </w:r>
-      <w:proofErr w:type="spellStart"/>
-      <w:r>
-        <w:t>i</w:t>
-      </w:r>
-      <w:proofErr w:type="spellEnd"/>
-      <w:r>
-        <w:t xml:space="preserve"> to the end of path</w:t>
-      </w:r>
-    </w:p>
-    <w:p>
-      <w:pPr>
-        <w:pStyle w:val="NoSpacing"/>
-      </w:pPr>
-    </w:p>
-    <w:p>
-      <w:pPr>
-        <w:pStyle w:val="NoSpacing"/>
-      </w:pPr>
-      <w:r>
-        <w:t xml:space="preserve">            if coin </w:t>
-      </w:r>
-      <w:proofErr w:type="spellStart"/>
-      <w:r>
-        <w:t>i</w:t>
-      </w:r>
-      <w:proofErr w:type="spellEnd"/>
-      <w:r>
-        <w:t xml:space="preserve"> has a left</w:t>
-      </w:r>
-      <w:r>
-        <w:t xml:space="preserve"> or right</w:t>
-      </w:r>
-      <w:r>
-        <w:t xml:space="preserve"> </w:t>
-      </w:r>
-      <w:r>
-        <w:t>neighbor</w:t>
-      </w:r>
-      <w:r>
-        <w:t xml:space="preserve"> that is still present then</w:t>
-      </w:r>
-    </w:p>
-    <w:p>
-      <w:pPr>
-        <w:pStyle w:val="NoSpacing"/>
-      </w:pPr>
-      <w:r>
-        <w:t xml:space="preserve">                </w:t>
-      </w:r>
-      <w:r>
-        <w:t>flip those</w:t>
-      </w:r>
-      <w:r>
-        <w:t xml:space="preserve"> </w:t>
-      </w:r>
-      <w:r>
-        <w:t>neighbors</w:t>
-      </w:r>
-      <w:r>
-        <w:t xml:space="preserve"> over </w:t>
-      </w:r>
-    </w:p>
-    <w:p>
-      <w:pPr>
-        <w:pStyle w:val="NoSpacing"/>
-      </w:pPr>
-    </w:p>
-    <w:p>
-      <w:pPr>
-        <w:pStyle w:val="NoSpacing"/>
-      </w:pPr>
-      <w:r>
-        <w:t xml:space="preserve">            // try to continue from the new state</w:t>
-      </w:r>
-    </w:p>
-    <w:p>
-      <w:pPr>
-        <w:pStyle w:val="NoSpacing"/>
-      </w:pPr>
-      <w:r>
-        <w:t xml:space="preserve">            if Solve (board, removed, path, </w:t>
-      </w:r>
-      <w:proofErr w:type="spellStart"/>
-      <w:r>
-        <w:t>coins_left</w:t>
-      </w:r>
-      <w:proofErr w:type="spellEnd"/>
-      <w:r>
-        <w:t xml:space="preserve"> – 1) then</w:t>
-      </w:r>
-    </w:p>
-    <w:p>
-      <w:pPr>
-        <w:pStyle w:val="NoSpacing"/>
-      </w:pPr>
-      <w:r>
-        <w:t xml:space="preserve">                return true</w:t>
-      </w:r>
-    </w:p>
-    <w:p>
-      <w:pPr>
-        <w:pStyle w:val="NoSpacing"/>
-      </w:pPr>
-    </w:p>
-    <w:p>
-      <w:pPr>
-        <w:pStyle w:val="NoSpacing"/>
-      </w:pPr>
-      <w:r>
-        <w:t xml:space="preserve">            // undo the move (backtrack)</w:t>
-      </w:r>
-    </w:p>
-    <w:p>
-      <w:pPr>
-        <w:pStyle w:val="NoSpacing"/>
-      </w:pPr>
-      <w:r>
-        <w:t xml:space="preserve">            </w:t>
-      </w:r>
-      <w:r>
-        <w:t xml:space="preserve">if coin </w:t>
-      </w:r>
-      <w:proofErr w:type="spellStart"/>
-      <w:r>
-        <w:t>i</w:t>
-      </w:r>
-      <w:proofErr w:type="spellEnd"/>
-      <w:r>
-        <w:t xml:space="preserve"> has a right neighbor that is still present then</w:t>
-      </w:r>
-    </w:p>
-    <w:p>
-      <w:pPr>
-        <w:pStyle w:val="NoSpacing"/>
-      </w:pPr>
-      <w:r>
-        <w:t xml:space="preserve">   </w:t>
-      </w:r>
-      <w:r>
-        <w:tab/>
-        <w:t xml:space="preserve">    </w:t>
-      </w:r>
-      <w:r>
-        <w:t xml:space="preserve"> Turn that neighbor over</w:t>
-      </w:r>
-    </w:p>
-    <w:p>
-      <w:pPr>
-        <w:pStyle w:val="NoSpacing"/>
-        <w:ind w:left="0" w:firstLine="0"/>
-      </w:pPr>
-      <w:r>
-        <w:t xml:space="preserve"> </w:t>
-      </w:r>
-      <w:r>
-        <w:tab/>
-        <w:t xml:space="preserve">     </w:t>
-      </w:r>
-      <w:r>
-        <w:t xml:space="preserve">if coin </w:t>
-      </w:r>
-      <w:proofErr w:type="spellStart"/>
-      <w:r>
-        <w:t>i</w:t>
-      </w:r>
-      <w:proofErr w:type="spellEnd"/>
-      <w:r>
-        <w:t xml:space="preserve"> has a left neighbor that is still present then</w:t>
-      </w:r>
-    </w:p>
-    <w:p>
-      <w:pPr>
-        <w:pStyle w:val="NoSpacing"/>
-      </w:pPr>
-      <w:r>
-        <w:t xml:space="preserve">    </w:t>
-      </w:r>
-      <w:r>
-        <w:tab/>
-        <w:t xml:space="preserve">     </w:t>
-      </w:r>
-      <w:r>
-        <w:t>turn that neighbor over</w:t>
-      </w:r>
-    </w:p>
-    <w:p>
-      <w:pPr>
-        <w:pStyle w:val="NoSpacing"/>
-      </w:pPr>
-      <w:r>
-        <w:t xml:space="preserve">            mark coin </w:t>
-      </w:r>
-      <w:proofErr w:type="spellStart"/>
-      <w:r>
-        <w:t>i</w:t>
-      </w:r>
-      <w:proofErr w:type="spellEnd"/>
-      <w:r>
-        <w:t xml:space="preserve"> as present again</w:t>
-      </w:r>
-    </w:p>
-    <w:p>
-      <w:pPr>
-        <w:pStyle w:val="NoSpacing"/>
-      </w:pPr>
-      <w:r>
-        <w:t xml:space="preserve">            remove the last index from path</w:t>
-      </w:r>
-    </w:p>
-    <w:p>
-      <w:pPr>
-        <w:pStyle w:val="NoSpacing"/>
-      </w:pPr>
-    </w:p>
-    <w:p>
-      <w:pPr>
-        <w:pStyle w:val="NoSpacing"/>
-      </w:pPr>
-      <w:r>
-        <w:t xml:space="preserve">    return false   // no move possible from this state</w:t>
-      </w:r>
-    </w:p>
-    <w:p>
-      <w:pPr>
-        <w:pStyle w:val="NoSpacing"/>
-      </w:pPr>
-    </w:p>
-    <w:p>
-      <w:pPr>
-        <w:pStyle w:val="NoSpacing"/>
-      </w:pPr>
-    </w:p>
-    <w:p>
-      <w:pPr>
-        <w:pStyle w:val="NoSpacing"/>
-      </w:pPr>
-    </w:p>
-    <w:p>
-      <w:pPr>
-        <w:pStyle w:val="NoSpacing"/>
-      </w:pPr>
-      <w:r>
-        <w:t>function Main()</w:t>
-      </w:r>
-    </w:p>
-    <w:p>
-      <w:pPr>
-        <w:pStyle w:val="NoSpacing"/>
-      </w:pPr>
-      <w:r>
-        <w:t xml:space="preserve">    for each </w:t>
-      </w:r>
-      <w:proofErr w:type="spellStart"/>
-      <w:r>
-        <w:t>test_case</w:t>
-      </w:r>
-      <w:proofErr w:type="spellEnd"/>
-      <w:r>
-        <w:t xml:space="preserve"> in </w:t>
-      </w:r>
-      <w:proofErr w:type="spellStart"/>
-      <w:r>
-        <w:t>test_cases</w:t>
-      </w:r>
-      <w:proofErr w:type="spellEnd"/>
-      <w:r>
-        <w:t xml:space="preserve"> do</w:t>
-      </w:r>
-    </w:p>
-    <w:p>
-      <w:pPr>
-        <w:pStyle w:val="NoSpacing"/>
-      </w:pPr>
-      <w:r>
-        <w:t xml:space="preserve">        path = empty list</w:t>
-      </w:r>
-    </w:p>
-    <w:p>
-      <w:pPr>
-        <w:pStyle w:val="NoSpacing"/>
-      </w:pPr>
-      <w:r>
-        <w:t xml:space="preserve">        removed = array of false</w:t>
-      </w:r>
-    </w:p>
-    <w:p>
-      <w:pPr>
-        <w:pStyle w:val="NoSpacing"/>
-      </w:pPr>
-      <w:r>
-        <w:t xml:space="preserve">        if Solve(</w:t>
-      </w:r>
-      <w:proofErr w:type="spellStart"/>
-      <w:r>
-        <w:t>test_case</w:t>
-      </w:r>
-      <w:proofErr w:type="spellEnd"/>
-      <w:r>
-        <w:t xml:space="preserve">, removed, path, length of </w:t>
-      </w:r>
-      <w:proofErr w:type="spellStart"/>
-      <w:r>
-        <w:t>test_case</w:t>
-      </w:r>
-      <w:proofErr w:type="spellEnd"/>
-      <w:r>
-        <w:t>) then</w:t>
-      </w:r>
-    </w:p>
-    <w:p>
-      <w:pPr>
-        <w:pStyle w:val="NoSpacing"/>
-      </w:pPr>
-      <w:r>
-        <w:t xml:space="preserve">            print elements of path separated by spaces</w:t>
-      </w:r>
-    </w:p>
-    <w:p>
-      <w:pPr>
-        <w:pStyle w:val="NoSpacing"/>
-      </w:pPr>
-      <w:r>
-        <w:t xml:space="preserve">        else</w:t>
-      </w:r>
-    </w:p>
-    <w:p>
-      <w:pPr>
-        <w:pStyle w:val="NoSpacing"/>
-      </w:pPr>
-      <w:r>
-        <w:t xml:space="preserve">            print "Impossible"</w:t>
-      </w:r>
-    </w:p>
-    <w:p>
-      <w:pPr>
-        <w:pStyle w:val="NoSpacing"/>
-      </w:pPr>
-    </w:p>
-    <w:p>
-      <w:pPr>
-        <w:pStyle w:val="NoSpacing"/>
-        <w:ind w:left="0" w:firstLine="0"/>
-      </w:pPr>
-    </w:p>
-    <w:p>
-      <w:pPr>
-        <w:pStyle w:val="NoSpacing"/>
-        <w:ind w:left="0" w:firstLine="0"/>
-      </w:pPr>
-    </w:p>
-    <w:p>
-      <w:pPr>
-        <w:pStyle w:val="NoSpacing"/>
-        <w:ind w:left="0" w:firstLine="0"/>
-      </w:pPr>
-    </w:p>
-    <w:p>
-      <w:pPr>
-        <w:pStyle w:val="NoSpacing"/>
-        <w:ind w:left="0" w:firstLine="360"/>
-        <w:rPr>
-          <w:b/>
-          <w:bCs/>
-        </w:rPr>
-      </w:pPr>
-      <w:r>
-        <w:rPr>
-          <w:b/>
-          <w:bCs/>
-        </w:rPr>
-        <w:lastRenderedPageBreak/>
-        <w:t>Code Implementation</w:t>
-      </w:r>
-      <w:r>
-        <w:rPr>
-          <w:b/>
-          <w:bCs/>
-        </w:rPr>
-        <w:t>:</w:t>
-      </w:r>
-    </w:p>
-    <w:p>
-      <w:pPr>
-        <w:pStyle w:val="NoSpacing"/>
-        <w:ind w:left="0" w:firstLine="360"/>
-        <w:rPr>
-          <w:b/>
-          <w:bCs/>
-        </w:rPr>
-      </w:pPr>
     </w:p>
     <w:p>
       <w:pPr>
@@ -1517,7 +1330,7 @@
           <w:noProof/>
         </w:rPr>
         <w:drawing>
-          <wp:anchor distT="0" distB="0" distL="114300" distR="114300" simplePos="0" relativeHeight="251683840" behindDoc="0" locked="0" layoutInCell="1" allowOverlap="1" wp14:anchorId="40F57CF9" wp14:editId="434DEE2A">
+          <wp:anchor distT="0" distB="0" distL="114300" distR="114300" simplePos="0" relativeHeight="251683840" behindDoc="0" locked="0" layoutInCell="1" allowOverlap="1" wp14:anchorId="40F57CF9" wp14:editId="38841511">
             <wp:simplePos x="0" y="0"/>
             <wp:positionH relativeFrom="margin">
               <wp:posOffset>-635</wp:posOffset>
@@ -1595,7 +1408,7 @@
         <mc:AlternateContent>
           <mc:Choice Requires="wps">
             <w:drawing>
-              <wp:anchor distT="0" distB="0" distL="114300" distR="114300" simplePos="0" relativeHeight="251665408" behindDoc="0" locked="0" layoutInCell="1" allowOverlap="1" wp14:anchorId="6F28D15C" wp14:editId="6E683B49">
+              <wp:anchor distT="0" distB="0" distL="114300" distR="114300" simplePos="0" relativeHeight="251665408" behindDoc="0" locked="0" layoutInCell="1" allowOverlap="1" wp14:anchorId="6F28D15C" wp14:editId="671E6D38">
                 <wp:simplePos x="0" y="0"/>
                 <wp:positionH relativeFrom="margin">
                   <wp:align>center</wp:align>
@@ -1644,14 +1457,27 @@
                             <w:r>
                               <w:t xml:space="preserve">Figure </w:t>
                             </w:r>
-                            <w:fldSimple w:instr=" SEQ Figure \* ARABIC ">
-                              <w:r>
-                                <w:rPr>
-                                  <w:noProof/>
-                                </w:rPr>
-                                <w:t>1</w:t>
-                              </w:r>
-                            </w:fldSimple>
+                            <w:r>
+                              <w:fldChar w:fldCharType="begin"/>
+                            </w:r>
+                            <w:r>
+                              <w:instrText xml:space="preserve"> SEQ Figure \* ARABIC </w:instrText>
+                            </w:r>
+                            <w:r>
+                              <w:fldChar w:fldCharType="separate"/>
+                            </w:r>
+                            <w:r>
+                              <w:rPr>
+                                <w:noProof/>
+                              </w:rPr>
+                              <w:t>1</w:t>
+                            </w:r>
+                            <w:r>
+                              <w:rPr>
+                                <w:noProof/>
+                              </w:rPr>
+                              <w:fldChar w:fldCharType="end"/>
+                            </w:r>
                             <w:r>
                               <w:t xml:space="preserve"> </w:t>
                             </w:r>
@@ -1676,7 +1502,7 @@
               </wp:anchor>
             </w:drawing>
           </mc:Choice>
-          <mc:Fallback xmlns:w16sdtfl="http://schemas.microsoft.com/office/word/2024/wordml/sdtformatlock">
+          <mc:Fallback>
             <w:pict>
               <v:shapetype w14:anchorId="6F28D15C" id="_x0000_t202" coordsize="21600,21600" o:spt="202" path="m,l,21600r21600,l21600,xe">
                 <v:stroke joinstyle="miter"/>
@@ -1700,14 +1526,27 @@
                       <w:r>
                         <w:t xml:space="preserve">Figure </w:t>
                       </w:r>
-                      <w:fldSimple w:instr=" SEQ Figure \* ARABIC ">
-                        <w:r>
-                          <w:rPr>
-                            <w:noProof/>
-                          </w:rPr>
-                          <w:t>1</w:t>
-                        </w:r>
-                      </w:fldSimple>
+                      <w:r>
+                        <w:fldChar w:fldCharType="begin"/>
+                      </w:r>
+                      <w:r>
+                        <w:instrText xml:space="preserve"> SEQ Figure \* ARABIC </w:instrText>
+                      </w:r>
+                      <w:r>
+                        <w:fldChar w:fldCharType="separate"/>
+                      </w:r>
+                      <w:r>
+                        <w:rPr>
+                          <w:noProof/>
+                        </w:rPr>
+                        <w:t>1</w:t>
+                      </w:r>
+                      <w:r>
+                        <w:rPr>
+                          <w:noProof/>
+                        </w:rPr>
+                        <w:fldChar w:fldCharType="end"/>
+                      </w:r>
                       <w:r>
                         <w:t xml:space="preserve"> </w:t>
                       </w:r>
@@ -1727,29 +1566,19 @@
         </mc:AlternateContent>
       </w:r>
     </w:p>
-    <w:p/>
-    <w:p/>
-    <w:p/>
-    <w:p/>
-    <w:p/>
-    <w:p/>
-    <w:p/>
-    <w:p/>
-    <w:p/>
-    <w:p/>
-    <w:p/>
-    <w:p/>
-    <w:p/>
-    <w:p/>
-    <w:p/>
-    <w:p/>
+    <w:p>
+      <w:r>
+        <w:br w:type="page"/>
+      </w:r>
+    </w:p>
     <w:p>
       <w:r>
         <w:rPr>
           <w:noProof/>
         </w:rPr>
+        <w:lastRenderedPageBreak/>
         <w:drawing>
-          <wp:anchor distT="0" distB="0" distL="114300" distR="114300" simplePos="0" relativeHeight="251681792" behindDoc="0" locked="0" layoutInCell="1" allowOverlap="1" wp14:anchorId="7928A1B9" wp14:editId="62D98445">
+          <wp:anchor distT="0" distB="0" distL="114300" distR="114300" simplePos="0" relativeHeight="251681792" behindDoc="0" locked="0" layoutInCell="1" allowOverlap="1" wp14:anchorId="7928A1B9" wp14:editId="5FF39B56">
             <wp:simplePos x="0" y="0"/>
             <wp:positionH relativeFrom="margin">
               <wp:align>center</wp:align>
@@ -1875,29 +1704,42 @@
                                 <w:szCs w:val="22"/>
                               </w:rPr>
                             </w:pPr>
-                            <w:bookmarkStart w:id="12" w:name="_Toc228756978"/>
-                            <w:bookmarkStart w:id="13" w:name="_Toc228839303"/>
-                            <w:bookmarkStart w:id="14" w:name="_Toc228917520"/>
+                            <w:bookmarkStart w:id="15" w:name="_Toc228756978"/>
+                            <w:bookmarkStart w:id="16" w:name="_Toc228839303"/>
+                            <w:bookmarkStart w:id="17" w:name="_Toc228917520"/>
                             <w:r>
                               <w:t xml:space="preserve">Figure </w:t>
                             </w:r>
-                            <w:fldSimple w:instr=" SEQ Figure \* ARABIC ">
-                              <w:r>
-                                <w:rPr>
-                                  <w:noProof/>
-                                </w:rPr>
-                                <w:t>2</w:t>
-                              </w:r>
-                            </w:fldSimple>
+                            <w:r>
+                              <w:fldChar w:fldCharType="begin"/>
+                            </w:r>
+                            <w:r>
+                              <w:instrText xml:space="preserve"> SEQ Figure \* ARABIC </w:instrText>
+                            </w:r>
+                            <w:r>
+                              <w:fldChar w:fldCharType="separate"/>
+                            </w:r>
+                            <w:r>
+                              <w:rPr>
+                                <w:noProof/>
+                              </w:rPr>
+                              <w:t>2</w:t>
+                            </w:r>
+                            <w:r>
+                              <w:rPr>
+                                <w:noProof/>
+                              </w:rPr>
+                              <w:fldChar w:fldCharType="end"/>
+                            </w:r>
                             <w:r>
                               <w:t xml:space="preserve"> </w:t>
                             </w:r>
                             <w:r>
                               <w:t>Backtracking function solve</w:t>
                             </w:r>
-                            <w:bookmarkEnd w:id="12"/>
-                            <w:bookmarkEnd w:id="13"/>
-                            <w:bookmarkEnd w:id="14"/>
+                            <w:bookmarkEnd w:id="15"/>
+                            <w:bookmarkEnd w:id="16"/>
+                            <w:bookmarkEnd w:id="17"/>
                           </w:p>
                         </w:txbxContent>
                       </wps:txbx>
@@ -1961,47 +1803,55 @@
     </w:p>
     <w:p>
       <w:pPr>
-        <w:pStyle w:val="Heading1"/>
-      </w:pPr>
-      <w:bookmarkStart w:id="15" w:name="_Toc228756866"/>
-      <w:bookmarkStart w:id="16" w:name="_Toc228839197"/>
-      <w:bookmarkStart w:id="17" w:name="_Toc228917511"/>
-      <w:bookmarkStart w:id="18" w:name="_Toc228756865"/>
+        <w:pStyle w:val="Heading2"/>
+      </w:pPr>
+      <w:bookmarkStart w:id="18" w:name="_Toc228756866"/>
+      <w:bookmarkStart w:id="19" w:name="_Toc228839197"/>
+      <w:bookmarkStart w:id="20" w:name="_Toc228917511"/>
+      <w:bookmarkStart w:id="21" w:name="_Toc228756865"/>
       <w:r>
         <w:lastRenderedPageBreak/>
-        <w:t>Correctness &amp; Case Coverage</w:t>
-      </w:r>
-      <w:bookmarkEnd w:id="15"/>
-      <w:bookmarkEnd w:id="16"/>
-      <w:bookmarkEnd w:id="17"/>
+        <w:t>10</w:t>
+      </w:r>
+      <w:r>
+        <w:t xml:space="preserve">.4 </w:t>
+      </w:r>
+      <w:r>
+        <w:t xml:space="preserve">Correctness </w:t>
+      </w:r>
+      <w:r>
+        <w:t>and</w:t>
+      </w:r>
+      <w:r>
+        <w:t xml:space="preserve"> </w:t>
+      </w:r>
+      <w:r>
+        <w:t>c</w:t>
+      </w:r>
+      <w:r>
+        <w:t xml:space="preserve">ase </w:t>
+      </w:r>
+      <w:r>
+        <w:t>c</w:t>
+      </w:r>
+      <w:r>
+        <w:t>overage</w:t>
+      </w:r>
+      <w:bookmarkEnd w:id="18"/>
+      <w:bookmarkEnd w:id="19"/>
+      <w:bookmarkEnd w:id="20"/>
     </w:p>
     <w:p>
       <w:pPr>
         <w:pStyle w:val="NoSpacing"/>
         <w:ind w:left="0" w:firstLine="0"/>
       </w:pPr>
-      <w:proofErr w:type="spellStart"/>
       <w:r>
         <w:rPr>
           <w:b/>
           <w:bCs/>
         </w:rPr>
-        <w:t>Correctnes</w:t>
-      </w:r>
-      <w:proofErr w:type="spellEnd"/>
-      <w:r>
-        <w:rPr>
-          <w:b/>
-          <w:bCs/>
-        </w:rPr>
-        <w:tab/>
-      </w:r>
-      <w:r>
-        <w:rPr>
-          <w:b/>
-          <w:bCs/>
-        </w:rPr>
-        <w:t>s</w:t>
+        <w:t>Correctness</w:t>
       </w:r>
       <w:r>
         <w:rPr>
@@ -2018,33 +1868,10 @@
       <w:pPr>
         <w:pStyle w:val="NoSpacing"/>
         <w:ind w:left="0" w:firstLine="360"/>
-      </w:pPr>
-      <w:r>
-        <w:t xml:space="preserve">Before removing coin </w:t>
-      </w:r>
-      <w:proofErr w:type="spellStart"/>
-      <w:r>
-        <w:t>i</w:t>
-      </w:r>
-      <w:proofErr w:type="spellEnd"/>
-      <w:r>
-        <w:t>, the code verifies !removed[</w:t>
-      </w:r>
-      <w:proofErr w:type="spellStart"/>
-      <w:r>
-        <w:t>i</w:t>
-      </w:r>
-      <w:proofErr w:type="spellEnd"/>
-      <w:r>
-        <w:t>] and state[</w:t>
-      </w:r>
-      <w:proofErr w:type="spellStart"/>
-      <w:r>
-        <w:t>i</w:t>
-      </w:r>
-      <w:proofErr w:type="spellEnd"/>
-      <w:r>
-        <w:t>] == 'H'. The</w:t>
+        <w:jc w:val="both"/>
+      </w:pPr>
+      <w:r>
+        <w:t>Before removing coin i, the code verifies !removed[i] and state[i] == 'H'. The</w:t>
       </w:r>
       <w:r>
         <w:t xml:space="preserve">n flips its </w:t>
@@ -2108,34 +1935,20 @@
       <w:pPr>
         <w:pStyle w:val="NoSpacing"/>
         <w:ind w:left="0" w:firstLine="360"/>
-      </w:pPr>
-      <w:r>
-        <w:t xml:space="preserve">The algorithm iterates over every index from 0 to n-1 at each recursion level and attempts a move on every coin that is present and heads-up. A branch returns false only when the inner loop completes without finding any valid move while </w:t>
-      </w:r>
-      <w:proofErr w:type="spellStart"/>
-      <w:r>
-        <w:t>coins_left</w:t>
-      </w:r>
-      <w:proofErr w:type="spellEnd"/>
-      <w:r>
-        <w:t xml:space="preserve"> &gt; 0. At that point no ‘H’ coin is present, which means no legal move exists in that state, so, no valid branch is ever skipped. If a solution exists anywhere in the search tree, the algorithm reaches it.</w:t>
+        <w:jc w:val="both"/>
+      </w:pPr>
+      <w:r>
+        <w:t>The algorithm iterates over every index from 0 to n-1 at each recursion level and attempts a move on every coin that is present and heads-up. A branch returns false only when the inner loop completes without finding any valid move while coins_left &gt; 0. At that point no ‘H’ coin is present, which means no legal move exists in that state, so, no valid branch is ever skipped. If a solution exists anywhere in the search tree, the algorithm reaches it.</w:t>
       </w:r>
     </w:p>
     <w:p>
       <w:pPr>
         <w:pStyle w:val="NoSpacing"/>
         <w:ind w:left="0" w:firstLine="360"/>
-      </w:pPr>
-      <w:r>
-        <w:t xml:space="preserve">Each recursion level decrements </w:t>
-      </w:r>
-      <w:proofErr w:type="spellStart"/>
-      <w:r>
-        <w:t>coins_left</w:t>
-      </w:r>
-      <w:proofErr w:type="spellEnd"/>
-      <w:r>
-        <w:t xml:space="preserve"> by exactly one. The depth is therefore bounded by </w:t>
+        <w:jc w:val="both"/>
+      </w:pPr>
+      <w:r>
+        <w:t xml:space="preserve">Each recursion level decrements coins_left by exactly one. The depth is therefore bounded by </w:t>
       </w:r>
       <w:r>
         <w:t>‘</w:t>
@@ -2154,12 +1967,14 @@
       <w:pPr>
         <w:pStyle w:val="NoSpacing"/>
         <w:ind w:left="360" w:firstLine="0"/>
+        <w:jc w:val="both"/>
       </w:pPr>
     </w:p>
     <w:p>
       <w:pPr>
         <w:pStyle w:val="NoSpacing"/>
         <w:ind w:left="360"/>
+        <w:jc w:val="both"/>
         <w:rPr>
           <w:b/>
           <w:bCs/>
@@ -2188,6 +2003,7 @@
           <w:numId w:val="26"/>
         </w:numPr>
         <w:ind w:left="720"/>
+        <w:jc w:val="both"/>
       </w:pPr>
       <w:r>
         <w:rPr>
@@ -2232,6 +2048,7 @@
           <w:numId w:val="26"/>
         </w:numPr>
         <w:ind w:left="720"/>
+        <w:jc w:val="both"/>
       </w:pPr>
       <w:r>
         <w:rPr>
@@ -2281,6 +2098,7 @@
           <w:numId w:val="26"/>
         </w:numPr>
         <w:ind w:left="720"/>
+        <w:jc w:val="both"/>
       </w:pPr>
       <w:r>
         <w:rPr>
@@ -2309,23 +2127,30 @@
     </w:p>
     <w:p>
       <w:pPr>
-        <w:pStyle w:val="Heading1"/>
-      </w:pPr>
-      <w:bookmarkStart w:id="19" w:name="_Toc228756867"/>
-      <w:bookmarkStart w:id="20" w:name="_Toc228839198"/>
-      <w:bookmarkStart w:id="21" w:name="_Toc228917512"/>
+        <w:pStyle w:val="Heading2"/>
+      </w:pPr>
+      <w:bookmarkStart w:id="22" w:name="_Toc228756867"/>
+      <w:bookmarkStart w:id="23" w:name="_Toc228839198"/>
+      <w:bookmarkStart w:id="24" w:name="_Toc228917512"/>
       <w:r>
         <w:lastRenderedPageBreak/>
+        <w:t>10</w:t>
+      </w:r>
+      <w:r>
+        <w:t xml:space="preserve">.5 </w:t>
+      </w:r>
+      <w:r>
         <w:t>Complexity Analysis</w:t>
       </w:r>
-      <w:bookmarkEnd w:id="19"/>
-      <w:bookmarkEnd w:id="20"/>
-      <w:bookmarkEnd w:id="21"/>
+      <w:bookmarkEnd w:id="22"/>
+      <w:bookmarkEnd w:id="23"/>
+      <w:bookmarkEnd w:id="24"/>
     </w:p>
     <w:p>
       <w:pPr>
         <w:pStyle w:val="NoSpacing"/>
         <w:ind w:left="360"/>
+        <w:jc w:val="both"/>
       </w:pPr>
       <w:r>
         <w:rPr>
@@ -2341,48 +2166,72 @@
     <w:p>
       <w:pPr>
         <w:pStyle w:val="NoSpacing"/>
-        <w:ind w:left="360"/>
+        <w:ind w:left="0" w:firstLine="360"/>
         <w:jc w:val="both"/>
       </w:pPr>
       <w:r>
-        <w:t xml:space="preserve">In the worst case when the puzzle has no solution </w:t>
-      </w:r>
-      <w:r>
-        <w:t>the</w:t>
-      </w:r>
-      <w:r>
-        <w:t xml:space="preserve"> code has to try every sequence of heads</w:t>
-      </w:r>
-      <w:r>
-        <w:noBreakHyphen/>
-        <w:t>up</w:t>
-      </w:r>
-      <w:r>
-        <w:t xml:space="preserve"> </w:t>
-      </w:r>
-      <w:r>
-        <w:t>removals. At the first call, there can be up to n heads</w:t>
-      </w:r>
-      <w:r>
-        <w:t>,</w:t>
-      </w:r>
-      <w:r>
-        <w:t xml:space="preserve"> after we remove one, up to n</w:t>
-      </w:r>
-      <w:r>
-        <w:noBreakHyphen/>
-        <w:t xml:space="preserve">1 remain, and so on. That gives a search tree of size O(n!). Fortunately, most configurations don’t stay that dense; many branches hit a dead end early because the board quickly turns all tails. In practice, </w:t>
-      </w:r>
-    </w:p>
-    <w:p>
-      <w:pPr>
-        <w:pStyle w:val="NoSpacing"/>
+        <w:t xml:space="preserve">In the worst case when the puzzle has no solution the code </w:t>
+      </w:r>
+      <w:r>
+        <w:t>must</w:t>
+      </w:r>
+      <w:r>
+        <w:t xml:space="preserve"> try every sequence of </w:t>
+      </w:r>
+      <w:r>
+        <w:t>heads-up</w:t>
+      </w:r>
+      <w:r>
+        <w:t xml:space="preserve"> removals. At the first call, there can be up to n heads, after we remove one, up to n</w:t>
+      </w:r>
+      <w:r>
+        <w:t>-</w:t>
+      </w:r>
+      <w:r>
+        <w:t xml:space="preserve">1 remain, and so on. That gives a search tree of size </w:t>
+      </w:r>
+      <m:oMath>
+        <m:r>
+          <w:rPr>
+            <w:rFonts w:ascii="Cambria Math" w:hAnsi="Cambria Math"/>
+          </w:rPr>
+          <m:t>O</m:t>
+        </m:r>
+        <m:d>
+          <m:dPr>
+            <m:ctrlPr>
+              <w:rPr>
+                <w:rFonts w:ascii="Cambria Math" w:hAnsi="Cambria Math"/>
+                <w:i/>
+              </w:rPr>
+            </m:ctrlPr>
+          </m:dPr>
+          <m:e>
+            <m:r>
+              <w:rPr>
+                <w:rFonts w:ascii="Cambria Math" w:hAnsi="Cambria Math"/>
+              </w:rPr>
+              <m:t>n!</m:t>
+            </m:r>
+          </m:e>
+        </m:d>
+      </m:oMath>
+      <w:r>
+        <w:t xml:space="preserve">. Fortunately, most configurations don’t stay that dense; many branches hit a dead end early because the board quickly turns all tails. </w:t>
+      </w:r>
+    </w:p>
+    <w:p>
+      <w:pPr>
+        <w:pStyle w:val="NoSpacing"/>
+        <w:ind w:left="0" w:firstLine="360"/>
+        <w:jc w:val="both"/>
       </w:pPr>
     </w:p>
     <w:p>
       <w:pPr>
         <w:pStyle w:val="NoSpacing"/>
         <w:ind w:left="0" w:firstLine="0"/>
+        <w:jc w:val="both"/>
       </w:pPr>
       <w:r>
         <w:rPr>
@@ -2399,6 +2248,7 @@
       <w:pPr>
         <w:pStyle w:val="NoSpacing"/>
         <w:ind w:left="0" w:firstLine="360"/>
+        <w:jc w:val="both"/>
       </w:pPr>
       <w:r>
         <w:t xml:space="preserve">The recursion depth is at most n, because </w:t>
@@ -2438,20 +2288,26 @@
     </w:p>
     <w:p>
       <w:pPr>
-        <w:pStyle w:val="Heading1"/>
-      </w:pPr>
-      <w:bookmarkStart w:id="22" w:name="_Toc228839199"/>
-      <w:bookmarkStart w:id="23" w:name="_Toc228917513"/>
-      <w:bookmarkEnd w:id="18"/>
+        <w:pStyle w:val="Heading2"/>
+      </w:pPr>
+      <w:bookmarkStart w:id="25" w:name="_Toc228839199"/>
+      <w:bookmarkStart w:id="26" w:name="_Toc228917513"/>
+      <w:bookmarkEnd w:id="21"/>
       <w:r>
         <w:lastRenderedPageBreak/>
+        <w:t>10</w:t>
+      </w:r>
+      <w:r>
+        <w:t xml:space="preserve">.6 </w:t>
+      </w:r>
+      <w:r>
         <w:t xml:space="preserve">Algorithms </w:t>
       </w:r>
       <w:r>
         <w:t>Comparative Analysis</w:t>
       </w:r>
-      <w:bookmarkEnd w:id="22"/>
-      <w:bookmarkEnd w:id="23"/>
+      <w:bookmarkEnd w:id="25"/>
+      <w:bookmarkEnd w:id="26"/>
       <w:r>
         <w:t xml:space="preserve"> </w:t>
       </w:r>
@@ -2459,7 +2315,7 @@
     <w:p>
       <w:pPr>
         <w:pStyle w:val="NoSpacing"/>
-        <w:ind w:left="0" w:firstLine="0"/>
+        <w:ind w:left="0" w:firstLine="360"/>
         <w:jc w:val="both"/>
       </w:pPr>
       <w:r>
@@ -2504,14 +2360,7 @@
     <w:p>
       <w:pPr>
         <w:pStyle w:val="NoSpacing"/>
-        <w:ind w:left="360"/>
-        <w:jc w:val="both"/>
-      </w:pPr>
-    </w:p>
-    <w:p>
-      <w:pPr>
-        <w:pStyle w:val="NoSpacing"/>
-        <w:ind w:left="0" w:firstLine="0"/>
+        <w:ind w:left="0" w:firstLine="360"/>
         <w:jc w:val="both"/>
       </w:pPr>
       <w:r>
@@ -2540,16 +2389,9 @@
     <w:p>
       <w:pPr>
         <w:pStyle w:val="NoSpacing"/>
-        <w:ind w:left="0" w:firstLine="0"/>
+        <w:ind w:left="0" w:firstLine="360"/>
         <w:jc w:val="both"/>
       </w:pPr>
-    </w:p>
-    <w:p>
-      <w:pPr>
-        <w:pStyle w:val="NoSpacing"/>
-        <w:ind w:left="0" w:firstLine="0"/>
-        <w:jc w:val="both"/>
-      </w:pPr>
       <w:r>
         <w:t xml:space="preserve">The problem is that greedy is </w:t>
       </w:r>
@@ -2569,14 +2411,7 @@
     <w:p>
       <w:pPr>
         <w:pStyle w:val="NoSpacing"/>
-        <w:ind w:left="0" w:firstLine="0"/>
-        <w:jc w:val="both"/>
-      </w:pPr>
-    </w:p>
-    <w:p>
-      <w:pPr>
-        <w:pStyle w:val="NoSpacing"/>
-        <w:ind w:left="0" w:firstLine="0"/>
+        <w:ind w:left="0" w:firstLine="360"/>
         <w:jc w:val="both"/>
       </w:pPr>
       <w:r>
@@ -2646,14 +2481,7 @@
     <w:p>
       <w:pPr>
         <w:pStyle w:val="NoSpacing"/>
-        <w:ind w:left="0" w:firstLine="0"/>
-        <w:jc w:val="both"/>
-      </w:pPr>
-    </w:p>
-    <w:p>
-      <w:pPr>
-        <w:pStyle w:val="NoSpacing"/>
-        <w:ind w:left="0" w:firstLine="0"/>
+        <w:ind w:left="0" w:firstLine="360"/>
         <w:jc w:val="both"/>
       </w:pPr>
       <w:r>
@@ -2685,14 +2513,7 @@
     <w:p>
       <w:pPr>
         <w:pStyle w:val="NoSpacing"/>
-        <w:ind w:left="360"/>
-        <w:jc w:val="both"/>
-      </w:pPr>
-    </w:p>
-    <w:p>
-      <w:pPr>
-        <w:pStyle w:val="NoSpacing"/>
-        <w:ind w:left="0" w:firstLine="0"/>
+        <w:ind w:left="0" w:firstLine="360"/>
         <w:jc w:val="both"/>
       </w:pPr>
       <w:r>
@@ -2724,20 +2545,33 @@
         <w:keepNext/>
         <w:jc w:val="center"/>
       </w:pPr>
-      <w:bookmarkStart w:id="24" w:name="_Toc228756950"/>
-      <w:bookmarkStart w:id="25" w:name="_Toc228839329"/>
-      <w:bookmarkStart w:id="26" w:name="_Toc228917523"/>
+      <w:bookmarkStart w:id="27" w:name="_Toc228756950"/>
+      <w:bookmarkStart w:id="28" w:name="_Toc228839329"/>
+      <w:bookmarkStart w:id="29" w:name="_Toc228917523"/>
       <w:r>
         <w:t xml:space="preserve">Table </w:t>
       </w:r>
-      <w:fldSimple w:instr=" SEQ Table \* ARABIC ">
-        <w:r>
-          <w:rPr>
-            <w:noProof/>
-          </w:rPr>
-          <w:t>1</w:t>
-        </w:r>
-      </w:fldSimple>
+      <w:r>
+        <w:fldChar w:fldCharType="begin"/>
+      </w:r>
+      <w:r>
+        <w:instrText xml:space="preserve"> SEQ Table \* ARABIC </w:instrText>
+      </w:r>
+      <w:r>
+        <w:fldChar w:fldCharType="separate"/>
+      </w:r>
+      <w:r>
+        <w:rPr>
+          <w:noProof/>
+        </w:rPr>
+        <w:t>1</w:t>
+      </w:r>
+      <w:r>
+        <w:rPr>
+          <w:noProof/>
+        </w:rPr>
+        <w:fldChar w:fldCharType="end"/>
+      </w:r>
       <w:r>
         <w:t xml:space="preserve"> </w:t>
       </w:r>
@@ -2747,9 +2581,9 @@
       <w:r>
         <w:t>.</w:t>
       </w:r>
-      <w:bookmarkEnd w:id="24"/>
-      <w:bookmarkEnd w:id="25"/>
-      <w:bookmarkEnd w:id="26"/>
+      <w:bookmarkEnd w:id="27"/>
+      <w:bookmarkEnd w:id="28"/>
+      <w:bookmarkEnd w:id="29"/>
     </w:p>
     <w:tbl>
       <w:tblPr>
@@ -3038,11 +2872,7 @@
               <w:ind w:left="360" w:firstLine="0"/>
             </w:pPr>
             <w:r>
-              <w:t xml:space="preserve">Independent subgames are created after each removal, </w:t>
-            </w:r>
-            <w:r>
-              <w:lastRenderedPageBreak/>
-              <w:t>but merging the resulting sequences into one valid chronological ordering is</w:t>
+              <w:t>Independent subgames are created after each removal, but merging the resulting sequences into one valid chronological ordering is</w:t>
             </w:r>
             <w:r>
               <w:t xml:space="preserve"> </w:t>
@@ -3062,7 +2892,6 @@
               <w:ind w:left="360" w:firstLine="0"/>
             </w:pPr>
             <w:r>
-              <w:lastRenderedPageBreak/>
               <w:t xml:space="preserve">Correct in theory but </w:t>
             </w:r>
             <w:r>
@@ -3091,6 +2920,7 @@
               <w:ind w:left="360" w:firstLine="0"/>
             </w:pPr>
             <w:r>
+              <w:lastRenderedPageBreak/>
               <w:t>Dynamic Programming</w:t>
             </w:r>
           </w:p>
@@ -3214,7 +3044,14 @@
         <w:jc w:val="both"/>
       </w:pPr>
       <w:r>
-        <w:t>Conclusion: Backtracking balance</w:t>
+        <w:rPr>
+          <w:b/>
+          <w:bCs/>
+        </w:rPr>
+        <w:t>Conclusion:</w:t>
+      </w:r>
+      <w:r>
+        <w:t> Backtracking balance</w:t>
       </w:r>
       <w:r>
         <w:t>s</w:t>
@@ -3276,18 +3113,30 @@
     </w:p>
     <w:p>
       <w:pPr>
-        <w:pStyle w:val="Heading1"/>
-      </w:pPr>
-      <w:bookmarkStart w:id="27" w:name="_Toc228756869"/>
-      <w:bookmarkStart w:id="28" w:name="_Toc228839200"/>
-      <w:bookmarkStart w:id="29" w:name="_Toc228917514"/>
+        <w:pStyle w:val="Heading2"/>
+      </w:pPr>
+      <w:bookmarkStart w:id="30" w:name="_Toc228756869"/>
+      <w:bookmarkStart w:id="31" w:name="_Toc228839200"/>
+      <w:bookmarkStart w:id="32" w:name="_Toc228917514"/>
       <w:r>
         <w:lastRenderedPageBreak/>
-        <w:t>Sample Outputs and Explanation</w:t>
-      </w:r>
-      <w:bookmarkEnd w:id="27"/>
-      <w:bookmarkEnd w:id="28"/>
-      <w:bookmarkEnd w:id="29"/>
+        <w:t>10</w:t>
+      </w:r>
+      <w:r>
+        <w:t xml:space="preserve">.7 </w:t>
+      </w:r>
+      <w:r>
+        <w:t xml:space="preserve">Sample </w:t>
+      </w:r>
+      <w:r>
+        <w:t>o</w:t>
+      </w:r>
+      <w:r>
+        <w:t>utputs</w:t>
+      </w:r>
+      <w:bookmarkEnd w:id="30"/>
+      <w:bookmarkEnd w:id="31"/>
+      <w:bookmarkEnd w:id="32"/>
     </w:p>
     <w:p>
       <w:r>
@@ -3404,29 +3253,42 @@
                                 <w:szCs w:val="22"/>
                               </w:rPr>
                             </w:pPr>
-                            <w:bookmarkStart w:id="30" w:name="_Toc228756979"/>
-                            <w:bookmarkStart w:id="31" w:name="_Toc228839304"/>
-                            <w:bookmarkStart w:id="32" w:name="_Toc228917521"/>
+                            <w:bookmarkStart w:id="33" w:name="_Toc228756979"/>
+                            <w:bookmarkStart w:id="34" w:name="_Toc228839304"/>
+                            <w:bookmarkStart w:id="35" w:name="_Toc228917521"/>
                             <w:r>
                               <w:t xml:space="preserve">Figure </w:t>
                             </w:r>
-                            <w:fldSimple w:instr=" SEQ Figure \* ARABIC ">
-                              <w:r>
-                                <w:rPr>
-                                  <w:noProof/>
-                                </w:rPr>
-                                <w:t>3</w:t>
-                              </w:r>
-                            </w:fldSimple>
+                            <w:r>
+                              <w:fldChar w:fldCharType="begin"/>
+                            </w:r>
+                            <w:r>
+                              <w:instrText xml:space="preserve"> SEQ Figure \* ARABIC </w:instrText>
+                            </w:r>
+                            <w:r>
+                              <w:fldChar w:fldCharType="separate"/>
+                            </w:r>
+                            <w:r>
+                              <w:rPr>
+                                <w:noProof/>
+                              </w:rPr>
+                              <w:t>3</w:t>
+                            </w:r>
+                            <w:r>
+                              <w:rPr>
+                                <w:noProof/>
+                              </w:rPr>
+                              <w:fldChar w:fldCharType="end"/>
+                            </w:r>
                             <w:r>
                               <w:t xml:space="preserve"> </w:t>
                             </w:r>
                             <w:r>
                               <w:t>Test cases</w:t>
                             </w:r>
-                            <w:bookmarkEnd w:id="30"/>
-                            <w:bookmarkEnd w:id="31"/>
-                            <w:bookmarkEnd w:id="32"/>
+                            <w:bookmarkEnd w:id="33"/>
+                            <w:bookmarkEnd w:id="34"/>
+                            <w:bookmarkEnd w:id="35"/>
                           </w:p>
                         </w:txbxContent>
                       </wps:txbx>
@@ -3661,20 +3523,33 @@
                                 <w:szCs w:val="48"/>
                               </w:rPr>
                             </w:pPr>
-                            <w:bookmarkStart w:id="33" w:name="_Toc228756980"/>
-                            <w:bookmarkStart w:id="34" w:name="_Toc228839305"/>
-                            <w:bookmarkStart w:id="35" w:name="_Toc228917522"/>
+                            <w:bookmarkStart w:id="36" w:name="_Toc228756980"/>
+                            <w:bookmarkStart w:id="37" w:name="_Toc228839305"/>
+                            <w:bookmarkStart w:id="38" w:name="_Toc228917522"/>
                             <w:r>
                               <w:t xml:space="preserve">Figure </w:t>
                             </w:r>
-                            <w:fldSimple w:instr=" SEQ Figure \* ARABIC ">
-                              <w:r>
-                                <w:rPr>
-                                  <w:noProof/>
-                                </w:rPr>
-                                <w:t>4</w:t>
-                              </w:r>
-                            </w:fldSimple>
+                            <w:r>
+                              <w:fldChar w:fldCharType="begin"/>
+                            </w:r>
+                            <w:r>
+                              <w:instrText xml:space="preserve"> SEQ Figure \* ARABIC </w:instrText>
+                            </w:r>
+                            <w:r>
+                              <w:fldChar w:fldCharType="separate"/>
+                            </w:r>
+                            <w:r>
+                              <w:rPr>
+                                <w:noProof/>
+                              </w:rPr>
+                              <w:t>4</w:t>
+                            </w:r>
+                            <w:r>
+                              <w:rPr>
+                                <w:noProof/>
+                              </w:rPr>
+                              <w:fldChar w:fldCharType="end"/>
+                            </w:r>
                             <w:r>
                               <w:t xml:space="preserve"> </w:t>
                             </w:r>
@@ -3684,9 +3559,9 @@
                             <w:r>
                               <w:t>s</w:t>
                             </w:r>
-                            <w:bookmarkEnd w:id="33"/>
-                            <w:bookmarkEnd w:id="34"/>
-                            <w:bookmarkEnd w:id="35"/>
+                            <w:bookmarkEnd w:id="36"/>
+                            <w:bookmarkEnd w:id="37"/>
+                            <w:bookmarkEnd w:id="38"/>
                           </w:p>
                         </w:txbxContent>
                       </wps:txbx>
@@ -3772,7 +3647,7 @@
           <w:b/>
           <w:bCs/>
         </w:rPr>
-        <w:t>Explanation of selected cases:</w:t>
+        <w:t>Explanation:</w:t>
       </w:r>
     </w:p>
     <w:p>
@@ -3891,11 +3766,9 @@
       <w:r>
         <w:t xml:space="preserve">T </w:t>
       </w:r>
-      <w:proofErr w:type="spellStart"/>
       <w:r>
         <w:t>T</w:t>
       </w:r>
-      <w:proofErr w:type="spellEnd"/>
       <w:r>
         <w:t xml:space="preserve">. Removing coin </w:t>
       </w:r>
@@ -3962,15 +3835,7 @@
         <w:t xml:space="preserve">- </w:t>
       </w:r>
       <w:r>
-        <w:t xml:space="preserve">T H </w:t>
-      </w:r>
-      <w:proofErr w:type="spellStart"/>
-      <w:r>
-        <w:t>H</w:t>
-      </w:r>
-      <w:proofErr w:type="spellEnd"/>
-      <w:r>
-        <w:t xml:space="preserve">. The only valid next move is coin 3, which leaves - T </w:t>
+        <w:t xml:space="preserve">T H H. The only valid next move is coin 3, which leaves - T </w:t>
       </w:r>
       <w:r>
         <w:t>-</w:t>
@@ -4031,23 +3896,7 @@
         <w:t>-</w:t>
       </w:r>
       <w:r>
-        <w:t xml:space="preserve"> H </w:t>
-      </w:r>
-      <w:proofErr w:type="spellStart"/>
-      <w:r>
-        <w:t>H</w:t>
-      </w:r>
-      <w:proofErr w:type="spellEnd"/>
-      <w:r>
-        <w:t xml:space="preserve">. Removing coin 3 leaves H </w:t>
-      </w:r>
-      <w:proofErr w:type="spellStart"/>
-      <w:r>
-        <w:t>H</w:t>
-      </w:r>
-      <w:proofErr w:type="spellEnd"/>
-      <w:r>
-        <w:t xml:space="preserve"> </w:t>
+        <w:t xml:space="preserve"> H H. Removing coin 3 leaves H H </w:t>
       </w:r>
       <w:r>
         <w:t>-</w:t>
@@ -4131,31 +3980,7 @@
         <w:t xml:space="preserve">, </w:t>
       </w:r>
       <w:r>
-        <w:t xml:space="preserve">state: H - T </w:t>
-      </w:r>
-      <w:proofErr w:type="spellStart"/>
-      <w:r>
-        <w:t>T</w:t>
-      </w:r>
-      <w:proofErr w:type="spellEnd"/>
-      <w:r>
-        <w:t xml:space="preserve"> H </w:t>
-      </w:r>
-      <w:proofErr w:type="spellStart"/>
-      <w:r>
-        <w:t>H</w:t>
-      </w:r>
-      <w:proofErr w:type="spellEnd"/>
-      <w:r>
-        <w:t xml:space="preserve"> </w:t>
-      </w:r>
-      <w:proofErr w:type="spellStart"/>
-      <w:r>
-        <w:t>H</w:t>
-      </w:r>
-      <w:proofErr w:type="spellEnd"/>
-      <w:r>
-        <w:t xml:space="preserve"> </w:t>
+        <w:t xml:space="preserve">state: H - T T H H H </w:t>
       </w:r>
     </w:p>
     <w:p>
@@ -4179,23 +4004,7 @@
         <w:t>-</w:t>
       </w:r>
       <w:r>
-        <w:t xml:space="preserve"> T H </w:t>
-      </w:r>
-      <w:proofErr w:type="spellStart"/>
-      <w:r>
-        <w:t>H</w:t>
-      </w:r>
-      <w:proofErr w:type="spellEnd"/>
-      <w:r>
-        <w:t xml:space="preserve"> </w:t>
-      </w:r>
-      <w:proofErr w:type="spellStart"/>
-      <w:r>
-        <w:t>H</w:t>
-      </w:r>
-      <w:proofErr w:type="spellEnd"/>
-      <w:r>
-        <w:t xml:space="preserve"> </w:t>
+        <w:t xml:space="preserve"> T H H H </w:t>
       </w:r>
     </w:p>
     <w:p>
@@ -4422,17 +4231,29 @@
     </w:p>
     <w:p>
       <w:pPr>
-        <w:pStyle w:val="Heading1"/>
+        <w:pStyle w:val="Heading2"/>
       </w:pPr>
       <w:bookmarkStart w:id="39" w:name="_Toc228756870"/>
       <w:bookmarkStart w:id="40" w:name="_Toc228839201"/>
       <w:bookmarkStart w:id="41" w:name="_Toc228917515"/>
       <w:r>
         <w:lastRenderedPageBreak/>
+        <w:t>10</w:t>
+      </w:r>
+      <w:r>
+        <w:t xml:space="preserve">.8 </w:t>
+      </w:r>
+      <w:r>
         <w:t>A</w:t>
       </w:r>
       <w:r>
-        <w:t>pproach Downsides</w:t>
+        <w:t xml:space="preserve">pproach </w:t>
+      </w:r>
+      <w:r>
+        <w:t>d</w:t>
+      </w:r>
+      <w:r>
+        <w:t>ownsides</w:t>
       </w:r>
       <w:bookmarkEnd w:id="39"/>
       <w:bookmarkEnd w:id="40"/>
@@ -4444,7 +4265,8 @@
     <w:p>
       <w:pPr>
         <w:pStyle w:val="NoSpacing"/>
-        <w:ind w:left="360" w:firstLine="0"/>
+        <w:ind w:left="360" w:firstLine="360"/>
+        <w:jc w:val="both"/>
       </w:pPr>
       <w:r>
         <w:t xml:space="preserve">The algorithm suffers </w:t>
@@ -4475,37 +4297,53 @@
       <w:pPr>
         <w:pStyle w:val="NoSpacing"/>
         <w:ind w:left="360" w:firstLine="0"/>
-      </w:pPr>
+        <w:jc w:val="both"/>
+      </w:pPr>
+    </w:p>
+    <w:p>
+      <w:pPr>
+        <w:pStyle w:val="NoSpacing"/>
+        <w:ind w:left="360" w:firstLine="360"/>
+        <w:jc w:val="both"/>
+      </w:pPr>
+      <w:r>
+        <w:t xml:space="preserve">As a result, a significant amount of work is repeated unnecessarily. This becomes especially problematic in cases where no solution exists, because the algorithm is forced to </w:t>
+      </w:r>
+      <w:r>
+        <w:t>go through</w:t>
+      </w:r>
+      <w:r>
+        <w:t xml:space="preserve"> every possible sequence before it can conclude failure</w:t>
+      </w:r>
+      <w:r>
+        <w:t xml:space="preserve"> and</w:t>
+      </w:r>
+      <w:r>
+        <w:t xml:space="preserve"> it ends up re-evaluating the same sub configurations many times, which is what makes it so inefficient in the worst case.</w:t>
+      </w:r>
     </w:p>
     <w:p>
       <w:pPr>
         <w:pStyle w:val="NoSpacing"/>
         <w:ind w:left="360" w:firstLine="0"/>
-      </w:pPr>
-      <w:r>
-        <w:t xml:space="preserve">As a result, a significant amount of work is repeated unnecessarily. This becomes especially problematic in cases where no solution exists, because the algorithm is forced to </w:t>
-      </w:r>
-      <w:r>
-        <w:t>go through</w:t>
-      </w:r>
-      <w:r>
-        <w:t xml:space="preserve"> every possible sequence before it can conclude failure</w:t>
-      </w:r>
-      <w:r>
-        <w:t xml:space="preserve"> and</w:t>
-      </w:r>
-      <w:r>
-        <w:t xml:space="preserve"> it ends up re-evaluating the same sub configurations many times, which is what makes it so inefficient in the worst case.</w:t>
-      </w:r>
-    </w:p>
-    <w:p>
-      <w:pPr>
-        <w:pStyle w:val="Heading1"/>
+        <w:jc w:val="both"/>
+      </w:pPr>
+    </w:p>
+    <w:p>
+      <w:pPr>
+        <w:pStyle w:val="Heading2"/>
+        <w:jc w:val="both"/>
       </w:pPr>
       <w:bookmarkStart w:id="42" w:name="_Toc228756871"/>
       <w:bookmarkStart w:id="43" w:name="_Toc228839202"/>
       <w:bookmarkStart w:id="44" w:name="_Toc228917516"/>
       <w:r>
+        <w:t>10</w:t>
+      </w:r>
+      <w:r>
+        <w:t xml:space="preserve">.9 </w:t>
+      </w:r>
+      <w:r>
         <w:t>Improvements</w:t>
       </w:r>
       <w:bookmarkEnd w:id="42"/>
@@ -4515,68 +4353,81 @@
     <w:p>
       <w:pPr>
         <w:pStyle w:val="NoSpacing"/>
+        <w:ind w:left="360" w:firstLine="360"/>
+        <w:jc w:val="both"/>
+      </w:pPr>
+      <w:r>
+        <w:t xml:space="preserve">A Dynamic Programming approach could reduce the redundant work by caching </w:t>
+      </w:r>
+      <w:r>
+        <w:t>the</w:t>
+      </w:r>
+      <w:r>
+        <w:t xml:space="preserve"> states</w:t>
+      </w:r>
+      <w:r>
+        <w:t xml:space="preserve"> </w:t>
+      </w:r>
+      <w:r>
+        <w:t xml:space="preserve">that have already been explored. Since the full state of the </w:t>
+      </w:r>
+      <w:r>
+        <w:t>coins</w:t>
+      </w:r>
+      <w:r>
+        <w:t xml:space="preserve"> at any point is just which</w:t>
+      </w:r>
+      <w:r>
+        <w:t xml:space="preserve"> </w:t>
+      </w:r>
+      <w:r>
+        <w:t>coins are still present and what face each one shows, it can be represented compactly and</w:t>
+      </w:r>
+      <w:r>
+        <w:t xml:space="preserve"> </w:t>
+      </w:r>
+      <w:r>
+        <w:t>stored. If the algorithm reaches a state, it has seen before and already determined to be</w:t>
+      </w:r>
+      <w:r>
+        <w:t xml:space="preserve"> </w:t>
+      </w:r>
+      <w:r>
+        <w:t>unsolvable, it can skip it immediately instead of re-exploring it. This would not change the</w:t>
+      </w:r>
+      <w:r>
+        <w:t xml:space="preserve"> </w:t>
+      </w:r>
+      <w:r>
+        <w:t>worst case in theory but in practice would cut out a significant amount of repeated work,</w:t>
+      </w:r>
+      <w:r>
+        <w:t xml:space="preserve"> </w:t>
+      </w:r>
+      <w:r>
+        <w:t>especially on larger inputs where the number of possible orderings explodes quickly.</w:t>
+      </w:r>
+    </w:p>
+    <w:p>
+      <w:pPr>
+        <w:pStyle w:val="NoSpacing"/>
         <w:ind w:left="360" w:firstLine="0"/>
       </w:pPr>
-      <w:r>
-        <w:t xml:space="preserve">A Dynamic Programming approach could reduce the redundant work by caching </w:t>
-      </w:r>
-      <w:r>
-        <w:t>the</w:t>
-      </w:r>
-      <w:r>
-        <w:t xml:space="preserve"> states</w:t>
-      </w:r>
-      <w:r>
-        <w:t xml:space="preserve"> </w:t>
-      </w:r>
-      <w:r>
-        <w:t xml:space="preserve">that have already been explored. Since the full state of the </w:t>
-      </w:r>
-      <w:r>
-        <w:t>coins</w:t>
-      </w:r>
-      <w:r>
-        <w:t xml:space="preserve"> at any point is just which</w:t>
-      </w:r>
-      <w:r>
-        <w:t xml:space="preserve"> </w:t>
-      </w:r>
-      <w:r>
-        <w:t>coins are still present and what face each one shows, it can be represented compactly and</w:t>
-      </w:r>
-      <w:r>
-        <w:t xml:space="preserve"> </w:t>
-      </w:r>
-      <w:r>
-        <w:t>stored. If the algorithm reaches a state, it has seen before and already determined to be</w:t>
-      </w:r>
-      <w:r>
-        <w:t xml:space="preserve"> </w:t>
-      </w:r>
-      <w:r>
-        <w:t>unsolvable, it can skip it immediately instead of re-exploring it. This would not change the</w:t>
-      </w:r>
-      <w:r>
-        <w:t xml:space="preserve"> </w:t>
-      </w:r>
-      <w:r>
-        <w:t>worst case in theory but in practice would cut out a significant amount of repeated work,</w:t>
-      </w:r>
-      <w:r>
-        <w:t xml:space="preserve"> </w:t>
-      </w:r>
-      <w:r>
-        <w:t>especially on larger inputs where the number of possible orderings explodes quickly.</w:t>
-      </w:r>
-    </w:p>
-    <w:p>
-      <w:pPr>
-        <w:pStyle w:val="Heading1"/>
+    </w:p>
+    <w:p>
+      <w:pPr>
+        <w:pStyle w:val="Heading2"/>
       </w:pPr>
       <w:bookmarkStart w:id="45" w:name="_Toc228756872"/>
       <w:bookmarkStart w:id="46" w:name="_Toc228839203"/>
       <w:bookmarkStart w:id="47" w:name="_Toc228917517"/>
       <w:r>
+        <w:t>10</w:t>
+      </w:r>
+      <w:r>
+        <w:t xml:space="preserve">.10 </w:t>
+      </w:r>
+      <w:r>
         <w:t>Conclusion</w:t>
       </w:r>
       <w:bookmarkEnd w:id="45"/>
@@ -4588,7 +4439,8 @@
     </w:p>
     <w:p>
       <w:pPr>
-        <w:ind w:left="360" w:firstLine="0"/>
+        <w:ind w:left="360" w:firstLine="360"/>
+        <w:jc w:val="both"/>
       </w:pPr>
       <w:r>
         <w:t>The backtracking implementation correctly finds a valid solution sequence when one exists. The main limitation is the factorial worst-case time, which becomes a real problem as n grows since impossible configurations force the algorithm to exhaust every possible branch before concluding. A Dynamic Programming</w:t>
@@ -5365,6 +5217,119 @@
     </w:lvl>
   </w:abstractNum>
   <w:abstractNum w:abstractNumId="6" w15:restartNumberingAfterBreak="0">
+    <w:nsid w:val="16F62352"/>
+    <w:multiLevelType w:val="multilevel"/>
+    <w:tmpl w:val="986E4996"/>
+    <w:lvl w:ilvl="0">
+      <w:start w:val="9"/>
+      <w:numFmt w:val="decimal"/>
+      <w:lvlText w:val="%1"/>
+      <w:lvlJc w:val="left"/>
+      <w:pPr>
+        <w:ind w:left="360" w:hanging="360"/>
+      </w:pPr>
+      <w:rPr>
+        <w:rFonts w:hint="default"/>
+      </w:rPr>
+    </w:lvl>
+    <w:lvl w:ilvl="1">
+      <w:start w:val="4"/>
+      <w:numFmt w:val="decimal"/>
+      <w:lvlText w:val="%1.%2"/>
+      <w:lvlJc w:val="left"/>
+      <w:pPr>
+        <w:ind w:left="720" w:hanging="360"/>
+      </w:pPr>
+      <w:rPr>
+        <w:rFonts w:hint="default"/>
+      </w:rPr>
+    </w:lvl>
+    <w:lvl w:ilvl="2">
+      <w:start w:val="1"/>
+      <w:numFmt w:val="decimal"/>
+      <w:lvlText w:val="%1.%2.%3"/>
+      <w:lvlJc w:val="left"/>
+      <w:pPr>
+        <w:ind w:left="1440" w:hanging="720"/>
+      </w:pPr>
+      <w:rPr>
+        <w:rFonts w:hint="default"/>
+      </w:rPr>
+    </w:lvl>
+    <w:lvl w:ilvl="3">
+      <w:start w:val="1"/>
+      <w:numFmt w:val="decimal"/>
+      <w:lvlText w:val="%1.%2.%3.%4"/>
+      <w:lvlJc w:val="left"/>
+      <w:pPr>
+        <w:ind w:left="2160" w:hanging="1080"/>
+      </w:pPr>
+      <w:rPr>
+        <w:rFonts w:hint="default"/>
+      </w:rPr>
+    </w:lvl>
+    <w:lvl w:ilvl="4">
+      <w:start w:val="1"/>
+      <w:numFmt w:val="decimal"/>
+      <w:lvlText w:val="%1.%2.%3.%4.%5"/>
+      <w:lvlJc w:val="left"/>
+      <w:pPr>
+        <w:ind w:left="2520" w:hanging="1080"/>
+      </w:pPr>
+      <w:rPr>
+        <w:rFonts w:hint="default"/>
+      </w:rPr>
+    </w:lvl>
+    <w:lvl w:ilvl="5">
+      <w:start w:val="1"/>
+      <w:numFmt w:val="decimal"/>
+      <w:lvlText w:val="%1.%2.%3.%4.%5.%6"/>
+      <w:lvlJc w:val="left"/>
+      <w:pPr>
+        <w:ind w:left="3240" w:hanging="1440"/>
+      </w:pPr>
+      <w:rPr>
+        <w:rFonts w:hint="default"/>
+      </w:rPr>
+    </w:lvl>
+    <w:lvl w:ilvl="6">
+      <w:start w:val="1"/>
+      <w:numFmt w:val="decimal"/>
+      <w:lvlText w:val="%1.%2.%3.%4.%5.%6.%7"/>
+      <w:lvlJc w:val="left"/>
+      <w:pPr>
+        <w:ind w:left="3600" w:hanging="1440"/>
+      </w:pPr>
+      <w:rPr>
+        <w:rFonts w:hint="default"/>
+      </w:rPr>
+    </w:lvl>
+    <w:lvl w:ilvl="7">
+      <w:start w:val="1"/>
+      <w:numFmt w:val="decimal"/>
+      <w:lvlText w:val="%1.%2.%3.%4.%5.%6.%7.%8"/>
+      <w:lvlJc w:val="left"/>
+      <w:pPr>
+        <w:ind w:left="4320" w:hanging="1800"/>
+      </w:pPr>
+      <w:rPr>
+        <w:rFonts w:hint="default"/>
+      </w:rPr>
+    </w:lvl>
+    <w:lvl w:ilvl="8">
+      <w:start w:val="1"/>
+      <w:numFmt w:val="decimal"/>
+      <w:lvlText w:val="%1.%2.%3.%4.%5.%6.%7.%8.%9"/>
+      <w:lvlJc w:val="left"/>
+      <w:pPr>
+        <w:ind w:left="4680" w:hanging="1800"/>
+      </w:pPr>
+      <w:rPr>
+        <w:rFonts w:hint="default"/>
+      </w:rPr>
+    </w:lvl>
+  </w:abstractNum>
+  <w:abstractNum w:abstractNumId="7" w15:restartNumberingAfterBreak="0">
     <w:nsid w:val="1A6F52DC"/>
     <w:multiLevelType w:val="hybridMultilevel"/>
     <w:tmpl w:val="2FFAF11A"/>
@@ -5477,7 +5442,120 @@
       </w:rPr>
     </w:lvl>
   </w:abstractNum>
-  <w:abstractNum w:abstractNumId="7" w15:restartNumberingAfterBreak="0">
+  <w:abstractNum w:abstractNumId="8" w15:restartNumberingAfterBreak="0">
+    <w:nsid w:val="204D686D"/>
+    <w:multiLevelType w:val="multilevel"/>
+    <w:tmpl w:val="CF825B14"/>
+    <w:lvl w:ilvl="0">
+      <w:start w:val="9"/>
+      <w:numFmt w:val="decimal"/>
+      <w:lvlText w:val="%1"/>
+      <w:lvlJc w:val="left"/>
+      <w:pPr>
+        <w:ind w:left="360" w:hanging="360"/>
+      </w:pPr>
+      <w:rPr>
+        <w:rFonts w:hint="default"/>
+      </w:rPr>
+    </w:lvl>
+    <w:lvl w:ilvl="1">
+      <w:start w:val="2"/>
+      <w:numFmt w:val="decimal"/>
+      <w:lvlText w:val="%1.%2"/>
+      <w:lvlJc w:val="left"/>
+      <w:pPr>
+        <w:ind w:left="720" w:hanging="360"/>
+      </w:pPr>
+      <w:rPr>
+        <w:rFonts w:hint="default"/>
+      </w:rPr>
+    </w:lvl>
+    <w:lvl w:ilvl="2">
+      <w:start w:val="1"/>
+      <w:numFmt w:val="decimal"/>
+      <w:lvlText w:val="%1.%2.%3"/>
+      <w:lvlJc w:val="left"/>
+      <w:pPr>
+        <w:ind w:left="1440" w:hanging="720"/>
+      </w:pPr>
+      <w:rPr>
+        <w:rFonts w:hint="default"/>
+      </w:rPr>
+    </w:lvl>
+    <w:lvl w:ilvl="3">
+      <w:start w:val="1"/>
+      <w:numFmt w:val="decimal"/>
+      <w:lvlText w:val="%1.%2.%3.%4"/>
+      <w:lvlJc w:val="left"/>
+      <w:pPr>
+        <w:ind w:left="1800" w:hanging="720"/>
+      </w:pPr>
+      <w:rPr>
+        <w:rFonts w:hint="default"/>
+      </w:rPr>
+    </w:lvl>
+    <w:lvl w:ilvl="4">
+      <w:start w:val="1"/>
+      <w:numFmt w:val="decimal"/>
+      <w:lvlText w:val="%1.%2.%3.%4.%5"/>
+      <w:lvlJc w:val="left"/>
+      <w:pPr>
+        <w:ind w:left="2520" w:hanging="1080"/>
+      </w:pPr>
+      <w:rPr>
+        <w:rFonts w:hint="default"/>
+      </w:rPr>
+    </w:lvl>
+    <w:lvl w:ilvl="5">
+      <w:start w:val="1"/>
+      <w:numFmt w:val="decimal"/>
+      <w:lvlText w:val="%1.%2.%3.%4.%5.%6"/>
+      <w:lvlJc w:val="left"/>
+      <w:pPr>
+        <w:ind w:left="2880" w:hanging="1080"/>
+      </w:pPr>
+      <w:rPr>
+        <w:rFonts w:hint="default"/>
+      </w:rPr>
+    </w:lvl>
+    <w:lvl w:ilvl="6">
+      <w:start w:val="1"/>
+      <w:numFmt w:val="decimal"/>
+      <w:lvlText w:val="%1.%2.%3.%4.%5.%6.%7"/>
+      <w:lvlJc w:val="left"/>
+      <w:pPr>
+        <w:ind w:left="3600" w:hanging="1440"/>
+      </w:pPr>
+      <w:rPr>
+        <w:rFonts w:hint="default"/>
+      </w:rPr>
+    </w:lvl>
+    <w:lvl w:ilvl="7">
+      <w:start w:val="1"/>
+      <w:numFmt w:val="decimal"/>
+      <w:lvlText w:val="%1.%2.%3.%4.%5.%6.%7.%8"/>
+      <w:lvlJc w:val="left"/>
+      <w:pPr>
+        <w:ind w:left="3960" w:hanging="1440"/>
+      </w:pPr>
+      <w:rPr>
+        <w:rFonts w:hint="default"/>
+      </w:rPr>
+    </w:lvl>
+    <w:lvl w:ilvl="8">
+      <w:start w:val="1"/>
+      <w:numFmt w:val="decimal"/>
+      <w:lvlText w:val="%1.%2.%3.%4.%5.%6.%7.%8.%9"/>
+      <w:lvlJc w:val="left"/>
+      <w:pPr>
+        <w:ind w:left="4680" w:hanging="1800"/>
+      </w:pPr>
+      <w:rPr>
+        <w:rFonts w:hint="default"/>
+      </w:rPr>
+    </w:lvl>
+  </w:abstractNum>
+  <w:abstractNum w:abstractNumId="9" w15:restartNumberingAfterBreak="0">
     <w:nsid w:val="251C5150"/>
     <w:multiLevelType w:val="multilevel"/>
     <w:tmpl w:val="42F288F0"/>
@@ -5594,7 +5672,7 @@
       </w:pPr>
     </w:lvl>
   </w:abstractNum>
-  <w:abstractNum w:abstractNumId="8" w15:restartNumberingAfterBreak="0">
+  <w:abstractNum w:abstractNumId="10" w15:restartNumberingAfterBreak="0">
     <w:nsid w:val="25421E4B"/>
     <w:multiLevelType w:val="hybridMultilevel"/>
     <w:tmpl w:val="CF02F4C2"/>
@@ -5707,7 +5785,7 @@
       </w:rPr>
     </w:lvl>
   </w:abstractNum>
-  <w:abstractNum w:abstractNumId="9" w15:restartNumberingAfterBreak="0">
+  <w:abstractNum w:abstractNumId="11" w15:restartNumberingAfterBreak="0">
     <w:nsid w:val="25C0614D"/>
     <w:multiLevelType w:val="hybridMultilevel"/>
     <w:tmpl w:val="1EA4022E"/>
@@ -5820,7 +5898,7 @@
       </w:rPr>
     </w:lvl>
   </w:abstractNum>
-  <w:abstractNum w:abstractNumId="10" w15:restartNumberingAfterBreak="0">
+  <w:abstractNum w:abstractNumId="12" w15:restartNumberingAfterBreak="0">
     <w:nsid w:val="26F6557C"/>
     <w:multiLevelType w:val="multilevel"/>
     <w:tmpl w:val="E7B2300A"/>
@@ -5957,7 +6035,7 @@
       </w:rPr>
     </w:lvl>
   </w:abstractNum>
-  <w:abstractNum w:abstractNumId="11" w15:restartNumberingAfterBreak="0">
+  <w:abstractNum w:abstractNumId="13" w15:restartNumberingAfterBreak="0">
     <w:nsid w:val="27F360AE"/>
     <w:multiLevelType w:val="multilevel"/>
     <w:tmpl w:val="7A8E2630"/>
@@ -6106,7 +6184,7 @@
       </w:rPr>
     </w:lvl>
   </w:abstractNum>
-  <w:abstractNum w:abstractNumId="12" w15:restartNumberingAfterBreak="0">
+  <w:abstractNum w:abstractNumId="14" w15:restartNumberingAfterBreak="0">
     <w:nsid w:val="2AFE1FC3"/>
     <w:multiLevelType w:val="hybridMultilevel"/>
     <w:tmpl w:val="7B2475FC"/>
@@ -6219,7 +6297,7 @@
       </w:rPr>
     </w:lvl>
   </w:abstractNum>
-  <w:abstractNum w:abstractNumId="13" w15:restartNumberingAfterBreak="0">
+  <w:abstractNum w:abstractNumId="15" w15:restartNumberingAfterBreak="0">
     <w:nsid w:val="2F712B9F"/>
     <w:multiLevelType w:val="hybridMultilevel"/>
     <w:tmpl w:val="8090AF7C"/>
@@ -6332,7 +6410,7 @@
       </w:rPr>
     </w:lvl>
   </w:abstractNum>
-  <w:abstractNum w:abstractNumId="14" w15:restartNumberingAfterBreak="0">
+  <w:abstractNum w:abstractNumId="16" w15:restartNumberingAfterBreak="0">
     <w:nsid w:val="31D9172B"/>
     <w:multiLevelType w:val="hybridMultilevel"/>
     <w:tmpl w:val="054EC0FE"/>
@@ -6445,7 +6523,7 @@
       </w:rPr>
     </w:lvl>
   </w:abstractNum>
-  <w:abstractNum w:abstractNumId="15" w15:restartNumberingAfterBreak="0">
+  <w:abstractNum w:abstractNumId="17" w15:restartNumberingAfterBreak="0">
     <w:nsid w:val="36410F72"/>
     <w:multiLevelType w:val="hybridMultilevel"/>
     <w:tmpl w:val="CDBA087E"/>
@@ -6558,7 +6636,7 @@
       </w:rPr>
     </w:lvl>
   </w:abstractNum>
-  <w:abstractNum w:abstractNumId="16" w15:restartNumberingAfterBreak="0">
+  <w:abstractNum w:abstractNumId="18" w15:restartNumberingAfterBreak="0">
     <w:nsid w:val="3A9F3492"/>
     <w:multiLevelType w:val="hybridMultilevel"/>
     <w:tmpl w:val="0572259E"/>
@@ -6671,7 +6749,120 @@
       </w:rPr>
     </w:lvl>
   </w:abstractNum>
-  <w:abstractNum w:abstractNumId="17" w15:restartNumberingAfterBreak="0">
+  <w:abstractNum w:abstractNumId="19" w15:restartNumberingAfterBreak="0">
+    <w:nsid w:val="3C427A4F"/>
+    <w:multiLevelType w:val="multilevel"/>
+    <w:tmpl w:val="F81C0716"/>
+    <w:lvl w:ilvl="0">
+      <w:start w:val="9"/>
+      <w:numFmt w:val="decimal"/>
+      <w:lvlText w:val="%1"/>
+      <w:lvlJc w:val="left"/>
+      <w:pPr>
+        <w:ind w:left="360" w:hanging="360"/>
+      </w:pPr>
+      <w:rPr>
+        <w:rFonts w:hint="default"/>
+      </w:rPr>
+    </w:lvl>
+    <w:lvl w:ilvl="1">
+      <w:start w:val="3"/>
+      <w:numFmt w:val="decimal"/>
+      <w:lvlText w:val="%1.%2"/>
+      <w:lvlJc w:val="left"/>
+      <w:pPr>
+        <w:ind w:left="720" w:hanging="360"/>
+      </w:pPr>
+      <w:rPr>
+        <w:rFonts w:hint="default"/>
+      </w:rPr>
+    </w:lvl>
+    <w:lvl w:ilvl="2">
+      <w:start w:val="1"/>
+      <w:numFmt w:val="decimal"/>
+      <w:lvlText w:val="%1.%2.%3"/>
+      <w:lvlJc w:val="left"/>
+      <w:pPr>
+        <w:ind w:left="1440" w:hanging="720"/>
+      </w:pPr>
+      <w:rPr>
+        <w:rFonts w:hint="default"/>
+      </w:rPr>
+    </w:lvl>
+    <w:lvl w:ilvl="3">
+      <w:start w:val="1"/>
+      <w:numFmt w:val="decimal"/>
+      <w:lvlText w:val="%1.%2.%3.%4"/>
+      <w:lvlJc w:val="left"/>
+      <w:pPr>
+        <w:ind w:left="2160" w:hanging="1080"/>
+      </w:pPr>
+      <w:rPr>
+        <w:rFonts w:hint="default"/>
+      </w:rPr>
+    </w:lvl>
+    <w:lvl w:ilvl="4">
+      <w:start w:val="1"/>
+      <w:numFmt w:val="decimal"/>
+      <w:lvlText w:val="%1.%2.%3.%4.%5"/>
+      <w:lvlJc w:val="left"/>
+      <w:pPr>
+        <w:ind w:left="2520" w:hanging="1080"/>
+      </w:pPr>
+      <w:rPr>
+        <w:rFonts w:hint="default"/>
+      </w:rPr>
+    </w:lvl>
+    <w:lvl w:ilvl="5">
+      <w:start w:val="1"/>
+      <w:numFmt w:val="decimal"/>
+      <w:lvlText w:val="%1.%2.%3.%4.%5.%6"/>
+      <w:lvlJc w:val="left"/>
+      <w:pPr>
+        <w:ind w:left="3240" w:hanging="1440"/>
+      </w:pPr>
+      <w:rPr>
+        <w:rFonts w:hint="default"/>
+      </w:rPr>
+    </w:lvl>
+    <w:lvl w:ilvl="6">
+      <w:start w:val="1"/>
+      <w:numFmt w:val="decimal"/>
+      <w:lvlText w:val="%1.%2.%3.%4.%5.%6.%7"/>
+      <w:lvlJc w:val="left"/>
+      <w:pPr>
+        <w:ind w:left="3600" w:hanging="1440"/>
+      </w:pPr>
+      <w:rPr>
+        <w:rFonts w:hint="default"/>
+      </w:rPr>
+    </w:lvl>
+    <w:lvl w:ilvl="7">
+      <w:start w:val="1"/>
+      <w:numFmt w:val="decimal"/>
+      <w:lvlText w:val="%1.%2.%3.%4.%5.%6.%7.%8"/>
+      <w:lvlJc w:val="left"/>
+      <w:pPr>
+        <w:ind w:left="4320" w:hanging="1800"/>
+      </w:pPr>
+      <w:rPr>
+        <w:rFonts w:hint="default"/>
+      </w:rPr>
+    </w:lvl>
+    <w:lvl w:ilvl="8">
+      <w:start w:val="1"/>
+      <w:numFmt w:val="decimal"/>
+      <w:lvlText w:val="%1.%2.%3.%4.%5.%6.%7.%8.%9"/>
+      <w:lvlJc w:val="left"/>
+      <w:pPr>
+        <w:ind w:left="4680" w:hanging="1800"/>
+      </w:pPr>
+      <w:rPr>
+        <w:rFonts w:hint="default"/>
+      </w:rPr>
+    </w:lvl>
+  </w:abstractNum>
+  <w:abstractNum w:abstractNumId="20" w15:restartNumberingAfterBreak="0">
     <w:nsid w:val="3F154042"/>
     <w:multiLevelType w:val="hybridMultilevel"/>
     <w:tmpl w:val="F1284464"/>
@@ -6784,7 +6975,7 @@
       </w:rPr>
     </w:lvl>
   </w:abstractNum>
-  <w:abstractNum w:abstractNumId="18" w15:restartNumberingAfterBreak="0">
+  <w:abstractNum w:abstractNumId="21" w15:restartNumberingAfterBreak="0">
     <w:nsid w:val="41A931C0"/>
     <w:multiLevelType w:val="hybridMultilevel"/>
     <w:tmpl w:val="978C5154"/>
@@ -6897,7 +7088,7 @@
       </w:rPr>
     </w:lvl>
   </w:abstractNum>
-  <w:abstractNum w:abstractNumId="19" w15:restartNumberingAfterBreak="0">
+  <w:abstractNum w:abstractNumId="22" w15:restartNumberingAfterBreak="0">
     <w:nsid w:val="423412C8"/>
     <w:multiLevelType w:val="hybridMultilevel"/>
     <w:tmpl w:val="8E361736"/>
@@ -6983,7 +7174,7 @@
       </w:pPr>
     </w:lvl>
   </w:abstractNum>
-  <w:abstractNum w:abstractNumId="20" w15:restartNumberingAfterBreak="0">
+  <w:abstractNum w:abstractNumId="23" w15:restartNumberingAfterBreak="0">
     <w:nsid w:val="446768D3"/>
     <w:multiLevelType w:val="hybridMultilevel"/>
     <w:tmpl w:val="33ACC310"/>
@@ -7096,7 +7287,7 @@
       </w:rPr>
     </w:lvl>
   </w:abstractNum>
-  <w:abstractNum w:abstractNumId="21" w15:restartNumberingAfterBreak="0">
+  <w:abstractNum w:abstractNumId="24" w15:restartNumberingAfterBreak="0">
     <w:nsid w:val="44C872B5"/>
     <w:multiLevelType w:val="hybridMultilevel"/>
     <w:tmpl w:val="D5A49A66"/>
@@ -7182,7 +7373,7 @@
       </w:pPr>
     </w:lvl>
   </w:abstractNum>
-  <w:abstractNum w:abstractNumId="22" w15:restartNumberingAfterBreak="0">
+  <w:abstractNum w:abstractNumId="25" w15:restartNumberingAfterBreak="0">
     <w:nsid w:val="4C371AA3"/>
     <w:multiLevelType w:val="hybridMultilevel"/>
     <w:tmpl w:val="27B0E0EC"/>
@@ -7268,7 +7459,7 @@
       </w:pPr>
     </w:lvl>
   </w:abstractNum>
-  <w:abstractNum w:abstractNumId="23" w15:restartNumberingAfterBreak="0">
+  <w:abstractNum w:abstractNumId="26" w15:restartNumberingAfterBreak="0">
     <w:nsid w:val="4D9463FF"/>
     <w:multiLevelType w:val="hybridMultilevel"/>
     <w:tmpl w:val="15860344"/>
@@ -7381,7 +7572,7 @@
       </w:rPr>
     </w:lvl>
   </w:abstractNum>
-  <w:abstractNum w:abstractNumId="24" w15:restartNumberingAfterBreak="0">
+  <w:abstractNum w:abstractNumId="27" w15:restartNumberingAfterBreak="0">
     <w:nsid w:val="4FD9737E"/>
     <w:multiLevelType w:val="multilevel"/>
     <w:tmpl w:val="DBEA64AA"/>
@@ -7530,7 +7721,7 @@
       </w:rPr>
     </w:lvl>
   </w:abstractNum>
-  <w:abstractNum w:abstractNumId="25" w15:restartNumberingAfterBreak="0">
+  <w:abstractNum w:abstractNumId="28" w15:restartNumberingAfterBreak="0">
     <w:nsid w:val="545B603B"/>
     <w:multiLevelType w:val="hybridMultilevel"/>
     <w:tmpl w:val="21B22EF2"/>
@@ -7643,7 +7834,7 @@
       </w:rPr>
     </w:lvl>
   </w:abstractNum>
-  <w:abstractNum w:abstractNumId="26" w15:restartNumberingAfterBreak="0">
+  <w:abstractNum w:abstractNumId="29" w15:restartNumberingAfterBreak="0">
     <w:nsid w:val="551955E5"/>
     <w:multiLevelType w:val="multilevel"/>
     <w:tmpl w:val="00D6491C"/>
@@ -7756,7 +7947,7 @@
       </w:pPr>
     </w:lvl>
   </w:abstractNum>
-  <w:abstractNum w:abstractNumId="27" w15:restartNumberingAfterBreak="0">
+  <w:abstractNum w:abstractNumId="30" w15:restartNumberingAfterBreak="0">
     <w:nsid w:val="57174C78"/>
     <w:multiLevelType w:val="hybridMultilevel"/>
     <w:tmpl w:val="D17C07F2"/>
@@ -7869,7 +8060,7 @@
       </w:rPr>
     </w:lvl>
   </w:abstractNum>
-  <w:abstractNum w:abstractNumId="28" w15:restartNumberingAfterBreak="0">
+  <w:abstractNum w:abstractNumId="31" w15:restartNumberingAfterBreak="0">
     <w:nsid w:val="59961CCE"/>
     <w:multiLevelType w:val="hybridMultilevel"/>
     <w:tmpl w:val="9426EEAA"/>
@@ -7955,7 +8146,7 @@
       </w:pPr>
     </w:lvl>
   </w:abstractNum>
-  <w:abstractNum w:abstractNumId="29" w15:restartNumberingAfterBreak="0">
+  <w:abstractNum w:abstractNumId="32" w15:restartNumberingAfterBreak="0">
     <w:nsid w:val="599E49F8"/>
     <w:multiLevelType w:val="hybridMultilevel"/>
     <w:tmpl w:val="EA02EF86"/>
@@ -8068,7 +8259,7 @@
       </w:rPr>
     </w:lvl>
   </w:abstractNum>
-  <w:abstractNum w:abstractNumId="30" w15:restartNumberingAfterBreak="0">
+  <w:abstractNum w:abstractNumId="33" w15:restartNumberingAfterBreak="0">
     <w:nsid w:val="5E0362C6"/>
     <w:multiLevelType w:val="hybridMultilevel"/>
     <w:tmpl w:val="C59ED68E"/>
@@ -8181,7 +8372,7 @@
       </w:rPr>
     </w:lvl>
   </w:abstractNum>
-  <w:abstractNum w:abstractNumId="31" w15:restartNumberingAfterBreak="0">
+  <w:abstractNum w:abstractNumId="34" w15:restartNumberingAfterBreak="0">
     <w:nsid w:val="5EBA3DB0"/>
     <w:multiLevelType w:val="hybridMultilevel"/>
     <w:tmpl w:val="49302116"/>
@@ -8268,7 +8459,7 @@
       </w:pPr>
     </w:lvl>
   </w:abstractNum>
-  <w:abstractNum w:abstractNumId="32" w15:restartNumberingAfterBreak="0">
+  <w:abstractNum w:abstractNumId="35" w15:restartNumberingAfterBreak="0">
     <w:nsid w:val="5F1574FB"/>
     <w:multiLevelType w:val="hybridMultilevel"/>
     <w:tmpl w:val="0D70C468"/>
@@ -8381,7 +8572,7 @@
       </w:rPr>
     </w:lvl>
   </w:abstractNum>
-  <w:abstractNum w:abstractNumId="33" w15:restartNumberingAfterBreak="0">
+  <w:abstractNum w:abstractNumId="36" w15:restartNumberingAfterBreak="0">
     <w:nsid w:val="61D87046"/>
     <w:multiLevelType w:val="multilevel"/>
     <w:tmpl w:val="D64481DC"/>
@@ -8530,7 +8721,128 @@
       </w:rPr>
     </w:lvl>
   </w:abstractNum>
-  <w:abstractNum w:abstractNumId="34" w15:restartNumberingAfterBreak="0">
+  <w:abstractNum w:abstractNumId="37" w15:restartNumberingAfterBreak="0">
+    <w:nsid w:val="64C80D5E"/>
+    <w:multiLevelType w:val="multilevel"/>
+    <w:tmpl w:val="E886F8DE"/>
+    <w:lvl w:ilvl="0">
+      <w:start w:val="10"/>
+      <w:numFmt w:val="decimal"/>
+      <w:lvlText w:val="%1."/>
+      <w:lvlJc w:val="left"/>
+      <w:pPr>
+        <w:ind w:left="360" w:hanging="360"/>
+      </w:pPr>
+      <w:rPr>
+        <w:rFonts w:hint="default"/>
+      </w:rPr>
+    </w:lvl>
+    <w:lvl w:ilvl="1">
+      <w:start w:val="2"/>
+      <w:numFmt w:val="decimal"/>
+      <w:isLgl/>
+      <w:lvlText w:val="%1.%2"/>
+      <w:lvlJc w:val="left"/>
+      <w:pPr>
+        <w:ind w:left="809" w:hanging="449"/>
+      </w:pPr>
+      <w:rPr>
+        <w:rFonts w:hint="default"/>
+      </w:rPr>
+    </w:lvl>
+    <w:lvl w:ilvl="2">
+      <w:start w:val="1"/>
+      <w:numFmt w:val="decimal"/>
+      <w:isLgl/>
+      <w:lvlText w:val="%1.%2.%3"/>
+      <w:lvlJc w:val="left"/>
+      <w:pPr>
+        <w:ind w:left="1440" w:hanging="720"/>
+      </w:pPr>
+      <w:rPr>
+        <w:rFonts w:hint="default"/>
+      </w:rPr>
+    </w:lvl>
+    <w:lvl w:ilvl="3">
+      <w:start w:val="1"/>
+      <w:numFmt w:val="decimal"/>
+      <w:isLgl/>
+      <w:lvlText w:val="%1.%2.%3.%4"/>
+      <w:lvlJc w:val="left"/>
+      <w:pPr>
+        <w:ind w:left="1800" w:hanging="720"/>
+      </w:pPr>
+      <w:rPr>
+        <w:rFonts w:hint="default"/>
+      </w:rPr>
+    </w:lvl>
+    <w:lvl w:ilvl="4">
+      <w:start w:val="1"/>
+      <w:numFmt w:val="decimal"/>
+      <w:isLgl/>
+      <w:lvlText w:val="%1.%2.%3.%4.%5"/>
+      <w:lvlJc w:val="left"/>
+      <w:pPr>
+        <w:ind w:left="2520" w:hanging="1080"/>
+      </w:pPr>
+      <w:rPr>
+        <w:rFonts w:hint="default"/>
+      </w:rPr>
+    </w:lvl>
+    <w:lvl w:ilvl="5">
+      <w:start w:val="1"/>
+      <w:numFmt w:val="decimal"/>
+      <w:isLgl/>
+      <w:lvlText w:val="%1.%2.%3.%4.%5.%6"/>
+      <w:lvlJc w:val="left"/>
+      <w:pPr>
+        <w:ind w:left="2880" w:hanging="1080"/>
+      </w:pPr>
+      <w:rPr>
+        <w:rFonts w:hint="default"/>
+      </w:rPr>
+    </w:lvl>
+    <w:lvl w:ilvl="6">
+      <w:start w:val="1"/>
+      <w:numFmt w:val="decimal"/>
+      <w:isLgl/>
+      <w:lvlText w:val="%1.%2.%3.%4.%5.%6.%7"/>
+      <w:lvlJc w:val="left"/>
+      <w:pPr>
+        <w:ind w:left="3600" w:hanging="1440"/>
+      </w:pPr>
+      <w:rPr>
+        <w:rFonts w:hint="default"/>
+      </w:rPr>
+    </w:lvl>
+    <w:lvl w:ilvl="7">
+      <w:start w:val="1"/>
+      <w:numFmt w:val="decimal"/>
+      <w:isLgl/>
+      <w:lvlText w:val="%1.%2.%3.%4.%5.%6.%7.%8"/>
+      <w:lvlJc w:val="left"/>
+      <w:pPr>
+        <w:ind w:left="3960" w:hanging="1440"/>
+      </w:pPr>
+      <w:rPr>
+        <w:rFonts w:hint="default"/>
+      </w:rPr>
+    </w:lvl>
+    <w:lvl w:ilvl="8">
+      <w:start w:val="1"/>
+      <w:numFmt w:val="decimal"/>
+      <w:isLgl/>
+      <w:lvlText w:val="%1.%2.%3.%4.%5.%6.%7.%8.%9"/>
+      <w:lvlJc w:val="left"/>
+      <w:pPr>
+        <w:ind w:left="4680" w:hanging="1800"/>
+      </w:pPr>
+      <w:rPr>
+        <w:rFonts w:hint="default"/>
+      </w:rPr>
+    </w:lvl>
+  </w:abstractNum>
+  <w:abstractNum w:abstractNumId="38" w15:restartNumberingAfterBreak="0">
     <w:nsid w:val="65DE4F91"/>
     <w:multiLevelType w:val="hybridMultilevel"/>
     <w:tmpl w:val="66485424"/>
@@ -8643,7 +8955,7 @@
       </w:rPr>
     </w:lvl>
   </w:abstractNum>
-  <w:abstractNum w:abstractNumId="35" w15:restartNumberingAfterBreak="0">
+  <w:abstractNum w:abstractNumId="39" w15:restartNumberingAfterBreak="0">
     <w:nsid w:val="6CB1092F"/>
     <w:multiLevelType w:val="hybridMultilevel"/>
     <w:tmpl w:val="DD9C43D0"/>
@@ -8756,7 +9068,7 @@
       </w:rPr>
     </w:lvl>
   </w:abstractNum>
-  <w:abstractNum w:abstractNumId="36" w15:restartNumberingAfterBreak="0">
+  <w:abstractNum w:abstractNumId="40" w15:restartNumberingAfterBreak="0">
     <w:nsid w:val="6E5D22C1"/>
     <w:multiLevelType w:val="multilevel"/>
     <w:tmpl w:val="0FCC65A4"/>
@@ -8905,7 +9217,7 @@
       </w:rPr>
     </w:lvl>
   </w:abstractNum>
-  <w:abstractNum w:abstractNumId="37" w15:restartNumberingAfterBreak="0">
+  <w:abstractNum w:abstractNumId="41" w15:restartNumberingAfterBreak="0">
     <w:nsid w:val="716C1E43"/>
     <w:multiLevelType w:val="multilevel"/>
     <w:tmpl w:val="6470A1E6"/>
@@ -9054,7 +9366,7 @@
       </w:rPr>
     </w:lvl>
   </w:abstractNum>
-  <w:abstractNum w:abstractNumId="38" w15:restartNumberingAfterBreak="0">
+  <w:abstractNum w:abstractNumId="42" w15:restartNumberingAfterBreak="0">
     <w:nsid w:val="71FA6326"/>
     <w:multiLevelType w:val="hybridMultilevel"/>
     <w:tmpl w:val="059689FC"/>
@@ -9167,7 +9479,7 @@
       </w:rPr>
     </w:lvl>
   </w:abstractNum>
-  <w:abstractNum w:abstractNumId="39" w15:restartNumberingAfterBreak="0">
+  <w:abstractNum w:abstractNumId="43" w15:restartNumberingAfterBreak="0">
     <w:nsid w:val="73736264"/>
     <w:multiLevelType w:val="multilevel"/>
     <w:tmpl w:val="E1EE073E"/>
@@ -9316,7 +9628,7 @@
       </w:rPr>
     </w:lvl>
   </w:abstractNum>
-  <w:abstractNum w:abstractNumId="40" w15:restartNumberingAfterBreak="0">
+  <w:abstractNum w:abstractNumId="44" w15:restartNumberingAfterBreak="0">
     <w:nsid w:val="797964F1"/>
     <w:multiLevelType w:val="hybridMultilevel"/>
     <w:tmpl w:val="910ACF3C"/>
@@ -9402,7 +9714,7 @@
       </w:pPr>
     </w:lvl>
   </w:abstractNum>
-  <w:abstractNum w:abstractNumId="41" w15:restartNumberingAfterBreak="0">
+  <w:abstractNum w:abstractNumId="45" w15:restartNumberingAfterBreak="0">
     <w:nsid w:val="79AE4E2F"/>
     <w:multiLevelType w:val="hybridMultilevel"/>
     <w:tmpl w:val="6A1ADC18"/>
@@ -9515,7 +9827,7 @@
       </w:rPr>
     </w:lvl>
   </w:abstractNum>
-  <w:abstractNum w:abstractNumId="42" w15:restartNumberingAfterBreak="0">
+  <w:abstractNum w:abstractNumId="46" w15:restartNumberingAfterBreak="0">
     <w:nsid w:val="79D7082F"/>
     <w:multiLevelType w:val="multilevel"/>
     <w:tmpl w:val="657CB9A6"/>
@@ -9664,7 +9976,7 @@
       </w:rPr>
     </w:lvl>
   </w:abstractNum>
-  <w:abstractNum w:abstractNumId="43" w15:restartNumberingAfterBreak="0">
+  <w:abstractNum w:abstractNumId="47" w15:restartNumberingAfterBreak="0">
     <w:nsid w:val="7A9D2950"/>
     <w:multiLevelType w:val="multilevel"/>
     <w:tmpl w:val="22684648"/>
@@ -9813,7 +10125,7 @@
       </w:rPr>
     </w:lvl>
   </w:abstractNum>
-  <w:abstractNum w:abstractNumId="44" w15:restartNumberingAfterBreak="0">
+  <w:abstractNum w:abstractNumId="48" w15:restartNumberingAfterBreak="0">
     <w:nsid w:val="7CC73393"/>
     <w:multiLevelType w:val="hybridMultilevel"/>
     <w:tmpl w:val="9184F174"/>
@@ -9926,7 +10238,7 @@
       </w:rPr>
     </w:lvl>
   </w:abstractNum>
-  <w:abstractNum w:abstractNumId="45" w15:restartNumberingAfterBreak="0">
+  <w:abstractNum w:abstractNumId="49" w15:restartNumberingAfterBreak="0">
     <w:nsid w:val="7D810CF6"/>
     <w:multiLevelType w:val="hybridMultilevel"/>
     <w:tmpl w:val="681699C0"/>
@@ -10039,7 +10351,7 @@
       </w:rPr>
     </w:lvl>
   </w:abstractNum>
-  <w:abstractNum w:abstractNumId="46" w15:restartNumberingAfterBreak="0">
+  <w:abstractNum w:abstractNumId="50" w15:restartNumberingAfterBreak="0">
     <w:nsid w:val="7DCE29CF"/>
     <w:multiLevelType w:val="multilevel"/>
     <w:tmpl w:val="491ABFE4"/>
@@ -10188,7 +10500,7 @@
       </w:rPr>
     </w:lvl>
   </w:abstractNum>
-  <w:abstractNum w:abstractNumId="47" w15:restartNumberingAfterBreak="0">
+  <w:abstractNum w:abstractNumId="51" w15:restartNumberingAfterBreak="0">
     <w:nsid w:val="7F860194"/>
     <w:multiLevelType w:val="multilevel"/>
     <w:tmpl w:val="57D047A2"/>
@@ -10301,7 +10613,7 @@
       </w:pPr>
     </w:lvl>
   </w:abstractNum>
-  <w:abstractNum w:abstractNumId="48" w15:restartNumberingAfterBreak="0">
+  <w:abstractNum w:abstractNumId="52" w15:restartNumberingAfterBreak="0">
     <w:nsid w:val="7FAE0F12"/>
     <w:multiLevelType w:val="multilevel"/>
     <w:tmpl w:val="B810D9E2"/>
@@ -10415,157 +10727,169 @@
     </w:lvl>
   </w:abstractNum>
   <w:num w:numId="1" w16cid:durableId="2037655226">
-    <w:abstractNumId w:val="10"/>
+    <w:abstractNumId w:val="12"/>
   </w:num>
   <w:num w:numId="2" w16cid:durableId="1991866440">
-    <w:abstractNumId w:val="10"/>
+    <w:abstractNumId w:val="12"/>
   </w:num>
   <w:num w:numId="3" w16cid:durableId="28916128">
-    <w:abstractNumId w:val="10"/>
+    <w:abstractNumId w:val="12"/>
   </w:num>
   <w:num w:numId="4" w16cid:durableId="894971008">
-    <w:abstractNumId w:val="28"/>
+    <w:abstractNumId w:val="31"/>
   </w:num>
   <w:num w:numId="5" w16cid:durableId="903954014">
+    <w:abstractNumId w:val="52"/>
+  </w:num>
+  <w:num w:numId="6" w16cid:durableId="1140616988">
+    <w:abstractNumId w:val="30"/>
+  </w:num>
+  <w:num w:numId="7" w16cid:durableId="1176306123">
+    <w:abstractNumId w:val="17"/>
+  </w:num>
+  <w:num w:numId="8" w16cid:durableId="8259999">
+    <w:abstractNumId w:val="20"/>
+  </w:num>
+  <w:num w:numId="9" w16cid:durableId="1311247293">
+    <w:abstractNumId w:val="51"/>
+  </w:num>
+  <w:num w:numId="10" w16cid:durableId="1708290977">
+    <w:abstractNumId w:val="21"/>
+  </w:num>
+  <w:num w:numId="11" w16cid:durableId="801729605">
+    <w:abstractNumId w:val="27"/>
+  </w:num>
+  <w:num w:numId="12" w16cid:durableId="1472361818">
+    <w:abstractNumId w:val="40"/>
+  </w:num>
+  <w:num w:numId="13" w16cid:durableId="450904427">
+    <w:abstractNumId w:val="32"/>
+  </w:num>
+  <w:num w:numId="14" w16cid:durableId="1459256102">
+    <w:abstractNumId w:val="14"/>
+  </w:num>
+  <w:num w:numId="15" w16cid:durableId="1700424293">
     <w:abstractNumId w:val="48"/>
   </w:num>
-  <w:num w:numId="6" w16cid:durableId="1140616988">
-    <w:abstractNumId w:val="27"/>
-  </w:num>
-  <w:num w:numId="7" w16cid:durableId="1176306123">
-    <w:abstractNumId w:val="15"/>
-  </w:num>
-  <w:num w:numId="8" w16cid:durableId="8259999">
-    <w:abstractNumId w:val="17"/>
-  </w:num>
-  <w:num w:numId="9" w16cid:durableId="1311247293">
-    <w:abstractNumId w:val="47"/>
-  </w:num>
-  <w:num w:numId="10" w16cid:durableId="1708290977">
-    <w:abstractNumId w:val="18"/>
-  </w:num>
-  <w:num w:numId="11" w16cid:durableId="801729605">
-    <w:abstractNumId w:val="24"/>
-  </w:num>
-  <w:num w:numId="12" w16cid:durableId="1472361818">
-    <w:abstractNumId w:val="36"/>
-  </w:num>
-  <w:num w:numId="13" w16cid:durableId="450904427">
-    <w:abstractNumId w:val="29"/>
-  </w:num>
-  <w:num w:numId="14" w16cid:durableId="1459256102">
-    <w:abstractNumId w:val="12"/>
-  </w:num>
-  <w:num w:numId="15" w16cid:durableId="1700424293">
-    <w:abstractNumId w:val="44"/>
-  </w:num>
   <w:num w:numId="16" w16cid:durableId="1456095649">
-    <w:abstractNumId w:val="45"/>
+    <w:abstractNumId w:val="49"/>
   </w:num>
   <w:num w:numId="17" w16cid:durableId="577325612">
     <w:abstractNumId w:val="5"/>
   </w:num>
   <w:num w:numId="18" w16cid:durableId="1496530765">
-    <w:abstractNumId w:val="13"/>
+    <w:abstractNumId w:val="15"/>
   </w:num>
   <w:num w:numId="19" w16cid:durableId="633482052">
-    <w:abstractNumId w:val="33"/>
+    <w:abstractNumId w:val="36"/>
   </w:num>
   <w:num w:numId="20" w16cid:durableId="1481463223">
     <w:abstractNumId w:val="3"/>
   </w:num>
   <w:num w:numId="21" w16cid:durableId="742020935">
-    <w:abstractNumId w:val="40"/>
+    <w:abstractNumId w:val="44"/>
   </w:num>
   <w:num w:numId="22" w16cid:durableId="1441997540">
-    <w:abstractNumId w:val="21"/>
+    <w:abstractNumId w:val="24"/>
   </w:num>
   <w:num w:numId="23" w16cid:durableId="730613803">
+    <w:abstractNumId w:val="43"/>
+  </w:num>
+  <w:num w:numId="24" w16cid:durableId="2088653530">
+    <w:abstractNumId w:val="26"/>
+  </w:num>
+  <w:num w:numId="25" w16cid:durableId="1570265303">
     <w:abstractNumId w:val="39"/>
   </w:num>
-  <w:num w:numId="24" w16cid:durableId="2088653530">
-    <w:abstractNumId w:val="23"/>
-  </w:num>
-  <w:num w:numId="25" w16cid:durableId="1570265303">
-    <w:abstractNumId w:val="35"/>
-  </w:num>
   <w:num w:numId="26" w16cid:durableId="261180882">
-    <w:abstractNumId w:val="14"/>
+    <w:abstractNumId w:val="16"/>
   </w:num>
   <w:num w:numId="27" w16cid:durableId="897861311">
-    <w:abstractNumId w:val="31"/>
+    <w:abstractNumId w:val="34"/>
   </w:num>
   <w:num w:numId="28" w16cid:durableId="129131848">
-    <w:abstractNumId w:val="26"/>
+    <w:abstractNumId w:val="29"/>
   </w:num>
   <w:num w:numId="29" w16cid:durableId="144319167">
-    <w:abstractNumId w:val="46"/>
+    <w:abstractNumId w:val="50"/>
   </w:num>
   <w:num w:numId="30" w16cid:durableId="463088738">
-    <w:abstractNumId w:val="34"/>
+    <w:abstractNumId w:val="38"/>
   </w:num>
   <w:num w:numId="31" w16cid:durableId="16200952">
-    <w:abstractNumId w:val="7"/>
+    <w:abstractNumId w:val="9"/>
   </w:num>
   <w:num w:numId="32" w16cid:durableId="1167599569">
-    <w:abstractNumId w:val="9"/>
+    <w:abstractNumId w:val="11"/>
   </w:num>
   <w:num w:numId="33" w16cid:durableId="1466238136">
-    <w:abstractNumId w:val="8"/>
+    <w:abstractNumId w:val="10"/>
   </w:num>
   <w:num w:numId="34" w16cid:durableId="1723825086">
-    <w:abstractNumId w:val="38"/>
+    <w:abstractNumId w:val="42"/>
   </w:num>
   <w:num w:numId="35" w16cid:durableId="1530289550">
-    <w:abstractNumId w:val="30"/>
+    <w:abstractNumId w:val="33"/>
   </w:num>
   <w:num w:numId="36" w16cid:durableId="1185171358">
-    <w:abstractNumId w:val="22"/>
+    <w:abstractNumId w:val="25"/>
   </w:num>
   <w:num w:numId="37" w16cid:durableId="815727071">
     <w:abstractNumId w:val="1"/>
   </w:num>
   <w:num w:numId="38" w16cid:durableId="1198159310">
-    <w:abstractNumId w:val="19"/>
+    <w:abstractNumId w:val="22"/>
   </w:num>
   <w:num w:numId="39" w16cid:durableId="1626354096">
-    <w:abstractNumId w:val="43"/>
+    <w:abstractNumId w:val="47"/>
   </w:num>
   <w:num w:numId="40" w16cid:durableId="1551378680">
-    <w:abstractNumId w:val="41"/>
+    <w:abstractNumId w:val="45"/>
   </w:num>
   <w:num w:numId="41" w16cid:durableId="585769941">
-    <w:abstractNumId w:val="11"/>
+    <w:abstractNumId w:val="13"/>
   </w:num>
   <w:num w:numId="42" w16cid:durableId="266890175">
-    <w:abstractNumId w:val="20"/>
+    <w:abstractNumId w:val="23"/>
   </w:num>
   <w:num w:numId="43" w16cid:durableId="217592166">
-    <w:abstractNumId w:val="25"/>
+    <w:abstractNumId w:val="28"/>
   </w:num>
   <w:num w:numId="44" w16cid:durableId="473372521">
-    <w:abstractNumId w:val="32"/>
+    <w:abstractNumId w:val="35"/>
   </w:num>
   <w:num w:numId="45" w16cid:durableId="879585950">
     <w:abstractNumId w:val="0"/>
   </w:num>
   <w:num w:numId="46" w16cid:durableId="2052924202">
-    <w:abstractNumId w:val="16"/>
+    <w:abstractNumId w:val="18"/>
   </w:num>
   <w:num w:numId="47" w16cid:durableId="341711553">
     <w:abstractNumId w:val="4"/>
   </w:num>
   <w:num w:numId="48" w16cid:durableId="1436443849">
-    <w:abstractNumId w:val="42"/>
+    <w:abstractNumId w:val="46"/>
   </w:num>
   <w:num w:numId="49" w16cid:durableId="21445909">
-    <w:abstractNumId w:val="6"/>
+    <w:abstractNumId w:val="7"/>
   </w:num>
   <w:num w:numId="50" w16cid:durableId="1284311830">
-    <w:abstractNumId w:val="37"/>
+    <w:abstractNumId w:val="41"/>
   </w:num>
   <w:num w:numId="51" w16cid:durableId="16733186">
     <w:abstractNumId w:val="2"/>
+  </w:num>
+  <w:num w:numId="52" w16cid:durableId="1085344044">
+    <w:abstractNumId w:val="6"/>
+  </w:num>
+  <w:num w:numId="53" w16cid:durableId="324750313">
+    <w:abstractNumId w:val="19"/>
+  </w:num>
+  <w:num w:numId="54" w16cid:durableId="920335113">
+    <w:abstractNumId w:val="8"/>
+  </w:num>
+  <w:num w:numId="55" w16cid:durableId="1215046824">
+    <w:abstractNumId w:val="37"/>
   </w:num>
 </w:numbering>
 </file>
@@ -11035,7 +11359,6 @@
     <w:next w:val="Normal"/>
     <w:link w:val="Heading3Char"/>
     <w:uiPriority w:val="9"/>
-    <w:semiHidden/>
     <w:unhideWhenUsed/>
     <w:qFormat/>
     <w:rsid w:val="006C0C9E"/>
@@ -11299,7 +11622,6 @@
     <w:basedOn w:val="DefaultParagraphFont"/>
     <w:link w:val="Heading3"/>
     <w:uiPriority w:val="9"/>
-    <w:semiHidden/>
     <w:rsid w:val="006C0C9E"/>
     <w:rPr>
       <w:rFonts w:eastAsiaTheme="majorEastAsia" w:cstheme="majorBidi"/>
